--- a/fuentes/228147_CF04_DU.docx
+++ b/fuentes/228147_CF04_DU.docx
@@ -199,7 +199,7 @@
               </wp:anchor>
             </w:drawing>
           </mc:Choice>
-          <mc:Fallback xmlns:oel="http://schemas.microsoft.com/office/2019/extlst" xmlns:w16sdtdh="http://schemas.microsoft.com/office/word/2020/wordml/sdtdatahash">
+          <mc:Fallback xmlns:w16sdtdh="http://schemas.microsoft.com/office/word/2020/wordml/sdtdatahash" xmlns:oel="http://schemas.microsoft.com/office/2019/extlst">
             <w:pict>
               <v:rect w14:anchorId="04BF2410" id="Rectángulo 3" o:spid="_x0000_s1026" alt="&quot;&quot;" style="position:absolute;margin-left:-55.7pt;margin-top:26.5pt;width:613.85pt;height:204pt;z-index:-251655168;visibility:visible;mso-wrap-style:square;mso-height-percent:0;mso-wrap-distance-left:9pt;mso-wrap-distance-top:0;mso-wrap-distance-right:9pt;mso-wrap-distance-bottom:0;mso-position-horizontal:absolute;mso-position-horizontal-relative:text;mso-position-vertical:absolute;mso-position-vertical-relative:text;mso-height-percent:0;mso-height-relative:margin;v-text-anchor:middle" o:gfxdata="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" fillcolor="#00314d" stroked="f" strokeweight="1pt"/>
             </w:pict>
@@ -294,7 +294,7 @@
               </wp:anchor>
             </w:drawing>
           </mc:Choice>
-          <mc:Fallback xmlns:w16sdtdh="http://schemas.microsoft.com/office/word/2020/wordml/sdtdatahash">
+          <mc:Fallback>
             <w:pict>
               <v:shapetype w14:anchorId="2E2DABF6" id="_x0000_t202" coordsize="21600,21600" o:spt="202" path="m,l,21600r21600,l21600,xe">
                 <v:stroke joinstyle="miter"/>
@@ -434,7 +434,25 @@
           <w:kern w:val="0"/>
           <w14:ligatures w14:val="none"/>
         </w:rPr>
-        <w:t xml:space="preserve">En este componente se aborda los conceptos de la administración del </w:t>
+        <w:t>En este componente se aborda</w:t>
+      </w:r>
+      <w:r>
+        <w:rPr>
+          <w:rFonts w:ascii="Calibri" w:hAnsi="Calibri"/>
+          <w:color w:val="000000" w:themeColor="text1"/>
+          <w:kern w:val="0"/>
+          <w14:ligatures w14:val="none"/>
+        </w:rPr>
+        <w:t>n</w:t>
+      </w:r>
+      <w:r>
+        <w:rPr>
+          <w:rFonts w:ascii="Calibri" w:hAnsi="Calibri"/>
+          <w:color w:val="000000" w:themeColor="text1"/>
+          <w:kern w:val="0"/>
+          <w14:ligatures w14:val="none"/>
+        </w:rPr>
+        <w:t xml:space="preserve"> los conceptos de la administración del </w:t>
       </w:r>
       <w:r>
         <w:rPr>
@@ -1281,7 +1299,7 @@
                 <w:noProof/>
                 <w:webHidden/>
               </w:rPr>
-              <w:t>19</w:t>
+              <w:t>20</w:t>
             </w:r>
             <w:r>
               <w:rPr>
@@ -1373,7 +1391,7 @@
                 <w:noProof/>
                 <w:webHidden/>
               </w:rPr>
-              <w:t>24</w:t>
+              <w:t>25</w:t>
             </w:r>
             <w:r>
               <w:rPr>
@@ -1465,7 +1483,7 @@
                 <w:noProof/>
                 <w:webHidden/>
               </w:rPr>
-              <w:t>25</w:t>
+              <w:t>26</w:t>
             </w:r>
             <w:r>
               <w:rPr>
@@ -1557,7 +1575,7 @@
                 <w:noProof/>
                 <w:webHidden/>
               </w:rPr>
-              <w:t>34</w:t>
+              <w:t>35</w:t>
             </w:r>
             <w:r>
               <w:rPr>
@@ -1649,7 +1667,7 @@
                 <w:noProof/>
                 <w:webHidden/>
               </w:rPr>
-              <w:t>39</w:t>
+              <w:t>40</w:t>
             </w:r>
             <w:r>
               <w:rPr>
@@ -1741,7 +1759,7 @@
                 <w:noProof/>
                 <w:webHidden/>
               </w:rPr>
-              <w:t>45</w:t>
+              <w:t>46</w:t>
             </w:r>
             <w:r>
               <w:rPr>
@@ -1833,7 +1851,7 @@
                 <w:noProof/>
                 <w:webHidden/>
               </w:rPr>
-              <w:t>46</w:t>
+              <w:t>47</w:t>
             </w:r>
             <w:r>
               <w:rPr>
@@ -1925,7 +1943,7 @@
                 <w:noProof/>
                 <w:webHidden/>
               </w:rPr>
-              <w:t>49</w:t>
+              <w:t>50</w:t>
             </w:r>
             <w:r>
               <w:rPr>
@@ -2017,7 +2035,7 @@
                 <w:noProof/>
                 <w:webHidden/>
               </w:rPr>
-              <w:t>54</w:t>
+              <w:t>55</w:t>
             </w:r>
             <w:r>
               <w:rPr>
@@ -2109,7 +2127,7 @@
                 <w:noProof/>
                 <w:webHidden/>
               </w:rPr>
-              <w:t>59</w:t>
+              <w:t>60</w:t>
             </w:r>
             <w:r>
               <w:rPr>
@@ -2201,7 +2219,7 @@
                 <w:noProof/>
                 <w:webHidden/>
               </w:rPr>
-              <w:t>62</w:t>
+              <w:t>63</w:t>
             </w:r>
             <w:r>
               <w:rPr>
@@ -2293,7 +2311,7 @@
                 <w:noProof/>
                 <w:webHidden/>
               </w:rPr>
-              <w:t>63</w:t>
+              <w:t>64</w:t>
             </w:r>
             <w:r>
               <w:rPr>
@@ -2385,7 +2403,7 @@
                 <w:noProof/>
                 <w:webHidden/>
               </w:rPr>
-              <w:t>66</w:t>
+              <w:t>67</w:t>
             </w:r>
             <w:r>
               <w:rPr>
@@ -2477,7 +2495,7 @@
                 <w:noProof/>
                 <w:webHidden/>
               </w:rPr>
-              <w:t>70</w:t>
+              <w:t>71</w:t>
             </w:r>
             <w:r>
               <w:rPr>
@@ -2569,7 +2587,7 @@
                 <w:noProof/>
                 <w:webHidden/>
               </w:rPr>
-              <w:t>76</w:t>
+              <w:t>77</w:t>
             </w:r>
             <w:r>
               <w:rPr>
@@ -2661,7 +2679,7 @@
                 <w:noProof/>
                 <w:webHidden/>
               </w:rPr>
-              <w:t>77</w:t>
+              <w:t>78</w:t>
             </w:r>
             <w:r>
               <w:rPr>
@@ -2753,7 +2771,7 @@
                 <w:noProof/>
                 <w:webHidden/>
               </w:rPr>
-              <w:t>78</w:t>
+              <w:t>79</w:t>
             </w:r>
             <w:r>
               <w:rPr>
@@ -2845,7 +2863,7 @@
                 <w:noProof/>
                 <w:webHidden/>
               </w:rPr>
-              <w:t>80</w:t>
+              <w:t>81</w:t>
             </w:r>
             <w:r>
               <w:rPr>
@@ -2937,7 +2955,7 @@
                 <w:noProof/>
                 <w:webHidden/>
               </w:rPr>
-              <w:t>82</w:t>
+              <w:t>83</w:t>
             </w:r>
             <w:r>
               <w:rPr>
@@ -3029,7 +3047,7 @@
                 <w:noProof/>
                 <w:webHidden/>
               </w:rPr>
-              <w:t>83</w:t>
+              <w:t>84</w:t>
             </w:r>
             <w:r>
               <w:rPr>
@@ -3102,7 +3120,7 @@
                 <w:noProof/>
                 <w:webHidden/>
               </w:rPr>
-              <w:t>87</w:t>
+              <w:t>88</w:t>
             </w:r>
             <w:r>
               <w:rPr>
@@ -3175,7 +3193,7 @@
                 <w:noProof/>
                 <w:webHidden/>
               </w:rPr>
-              <w:t>88</w:t>
+              <w:t>89</w:t>
             </w:r>
             <w:r>
               <w:rPr>
@@ -3248,7 +3266,7 @@
                 <w:noProof/>
                 <w:webHidden/>
               </w:rPr>
-              <w:t>89</w:t>
+              <w:t>90</w:t>
             </w:r>
             <w:r>
               <w:rPr>
@@ -3329,7 +3347,7 @@
                 <w:noProof/>
                 <w:webHidden/>
               </w:rPr>
-              <w:t>90</w:t>
+              <w:t>91</w:t>
             </w:r>
             <w:r>
               <w:rPr>
@@ -3403,7 +3421,7 @@
                 <w:noProof/>
                 <w:webHidden/>
               </w:rPr>
-              <w:t>92</w:t>
+              <w:t>93</w:t>
             </w:r>
             <w:r>
               <w:rPr>
@@ -3476,7 +3494,7 @@
                 <w:noProof/>
                 <w:webHidden/>
               </w:rPr>
-              <w:t>94</w:t>
+              <w:t>95</w:t>
             </w:r>
             <w:r>
               <w:rPr>
@@ -3874,7 +3892,39 @@
                 <w:rStyle w:val="Extranjerismo"/>
                 <w:lang w:val="es-CO"/>
               </w:rPr>
-              <w:t xml:space="preserve">Digital Equipment Corporation”. </w:t>
+              <w:t xml:space="preserve">Digital </w:t>
+            </w:r>
+            <w:proofErr w:type="spellStart"/>
+            <w:r>
+              <w:rPr>
+                <w:rStyle w:val="Extranjerismo"/>
+                <w:lang w:val="es-CO"/>
+              </w:rPr>
+              <w:t>Equipment</w:t>
+            </w:r>
+            <w:proofErr w:type="spellEnd"/>
+            <w:r>
+              <w:rPr>
+                <w:rStyle w:val="Extranjerismo"/>
+                <w:lang w:val="es-CO"/>
+              </w:rPr>
+              <w:t xml:space="preserve"> </w:t>
+            </w:r>
+            <w:proofErr w:type="spellStart"/>
+            <w:r>
+              <w:rPr>
+                <w:rStyle w:val="Extranjerismo"/>
+                <w:lang w:val="es-CO"/>
+              </w:rPr>
+              <w:t>Corporation</w:t>
+            </w:r>
+            <w:proofErr w:type="spellEnd"/>
+            <w:r>
+              <w:rPr>
+                <w:rStyle w:val="Extranjerismo"/>
+                <w:lang w:val="es-CO"/>
+              </w:rPr>
+              <w:t xml:space="preserve">”. </w:t>
             </w:r>
           </w:p>
           <w:p>
@@ -4078,8 +4128,49 @@
           <w:rStyle w:val="Extranjerismo"/>
           <w:lang w:val="es-CO"/>
         </w:rPr>
-        <w:t>Electronic Numerical Integrator and Computer</w:t>
-      </w:r>
+        <w:t xml:space="preserve">Electronic </w:t>
+      </w:r>
+      <w:proofErr w:type="spellStart"/>
+      <w:r>
+        <w:rPr>
+          <w:rStyle w:val="Extranjerismo"/>
+          <w:lang w:val="es-CO"/>
+        </w:rPr>
+        <w:t>Numerical</w:t>
+      </w:r>
+      <w:proofErr w:type="spellEnd"/>
+      <w:r>
+        <w:rPr>
+          <w:rStyle w:val="Extranjerismo"/>
+          <w:lang w:val="es-CO"/>
+        </w:rPr>
+        <w:t xml:space="preserve"> </w:t>
+      </w:r>
+      <w:proofErr w:type="spellStart"/>
+      <w:r>
+        <w:rPr>
+          <w:rStyle w:val="Extranjerismo"/>
+          <w:lang w:val="es-CO"/>
+        </w:rPr>
+        <w:t>Integrator</w:t>
+      </w:r>
+      <w:proofErr w:type="spellEnd"/>
+      <w:r>
+        <w:rPr>
+          <w:rStyle w:val="Extranjerismo"/>
+          <w:lang w:val="es-CO"/>
+        </w:rPr>
+        <w:t xml:space="preserve"> and </w:t>
+      </w:r>
+      <w:proofErr w:type="spellStart"/>
+      <w:r>
+        <w:rPr>
+          <w:rStyle w:val="Extranjerismo"/>
+          <w:lang w:val="es-CO"/>
+        </w:rPr>
+        <w:t>Computer</w:t>
+      </w:r>
+      <w:proofErr w:type="spellEnd"/>
       <w:r>
         <w:rPr>
           <w:rStyle w:val="Extranjerismo"/>
@@ -4165,7 +4256,23 @@
           <w:rStyle w:val="Extranjerismo"/>
           <w:lang w:val="es-419"/>
         </w:rPr>
-        <w:t>Walter Brattain y William Shockley</w:t>
+        <w:t xml:space="preserve">Walter </w:t>
+      </w:r>
+      <w:proofErr w:type="spellStart"/>
+      <w:r>
+        <w:rPr>
+          <w:rStyle w:val="Extranjerismo"/>
+          <w:lang w:val="es-419"/>
+        </w:rPr>
+        <w:t>Brattain</w:t>
+      </w:r>
+      <w:proofErr w:type="spellEnd"/>
+      <w:r>
+        <w:rPr>
+          <w:rStyle w:val="Extranjerismo"/>
+          <w:lang w:val="es-419"/>
+        </w:rPr>
+        <w:t xml:space="preserve"> y William Shockley</w:t>
       </w:r>
       <w:r>
         <w:t xml:space="preserve"> supuso una gran mejora con respecto a la tecnología de tubos de vacío predominante en aquella época. Los transistores eran más rápidos, más pequeños, consumen menos energía y, una vez que los procesos de producción se habían optimizado lo suficiente, eran mucho más fiables que los tubos propensos a los fallos. La comercialización de los circuitos integrados en 1958, liderada por Jack Kilby de Texas Instruments, inició el proceso de combinar un gran número de componentes antes discretos en un único chip de silicio.</w:t>
@@ -4307,7 +4414,23 @@
           <w:rStyle w:val="Extranjerismo"/>
           <w:lang w:val="es-419"/>
         </w:rPr>
-        <w:t>Apple Computer,</w:t>
+        <w:t xml:space="preserve">Apple </w:t>
+      </w:r>
+      <w:proofErr w:type="spellStart"/>
+      <w:r>
+        <w:rPr>
+          <w:rStyle w:val="Extranjerismo"/>
+          <w:lang w:val="es-419"/>
+        </w:rPr>
+        <w:t>Computer</w:t>
+      </w:r>
+      <w:proofErr w:type="spellEnd"/>
+      <w:r>
+        <w:rPr>
+          <w:rStyle w:val="Extranjerismo"/>
+          <w:lang w:val="es-419"/>
+        </w:rPr>
+        <w:t>,</w:t>
       </w:r>
       <w:r>
         <w:t xml:space="preserve"> como el computador Macintosh, lanzado en 1984, y el reproductor de música iPod de 2001. El iPhone combinaba las funciones del iPod, un teléfono móvil y un computador conectado a Internet. El iPhone eliminó el teclado físico que era habitual en los smartphones de la época y lo sustituyó por una pantalla táctil capaz de mostrar un teclado en pantalla o cualquier otro tipo de interfaz de usuario. Además de los toques para seleccionar los caracteres del teclado y pulsar los botones, la pantalla admitía gestos con varios dedos para realizar acciones como el zoom de una foto. El iPhone funcionaba con el sistema operativo OS X, el mismo que utilizaban los computadores </w:t>
@@ -4357,6 +4480,7 @@
       <w:r>
         <w:t xml:space="preserve"> fue cofundador de Fairchild Semiconductor en 1957 y posteriormente presidente y director general de Intel. En 1965, Moore publicó un artículo en la revista </w:t>
       </w:r>
+      <w:proofErr w:type="spellStart"/>
       <w:r>
         <w:rPr>
           <w:rStyle w:val="Extranjerismo"/>
@@ -4364,6 +4488,7 @@
         </w:rPr>
         <w:t>Electronics</w:t>
       </w:r>
+      <w:proofErr w:type="spellEnd"/>
       <w:r>
         <w:t xml:space="preserve"> en el que ofrecía su predicción de los cambios que se producirían en la industria de los semiconductores en los siguientes 10 años. En el artículo, observaba que el número de componentes antes discretos, como transistores, diodos y condensadores, que podían integrarse en un solo chip se había duplicado aproximadamente cada año y que era probable que la tendencia se mantuviera en los 10 años siguientes. Esta fórmula de duplicación se conoce como la ley de Moore. No era una ley científica en el sentido de la ley de la gravedad. Más bien, se basaba en una observación de tendencias históricas, y creía que esta formulación tenía cierta capacidad para predecir el futuro. La ley de Moore resultó ser impresionantemente precisa durante esos 10 años. En 1975, revisó la tasa de crecimiento prevista para los 10 años siguientes para duplicar el número de componentes por circuito integrado cada dos años, en lugar de anualmente. Este ritmo se mantuvo durante décadas, hasta aproximadamente 2010. En los últimos años, la tasa de crecimiento parece haber disminuido ligeramente. En 2015, </w:t>
       </w:r>
@@ -4372,7 +4497,39 @@
           <w:rStyle w:val="Extranjerismo"/>
           <w:lang w:val="es-419"/>
         </w:rPr>
-        <w:t>Brian Krza- nich,</w:t>
+        <w:t xml:space="preserve">Brian </w:t>
+      </w:r>
+      <w:proofErr w:type="spellStart"/>
+      <w:r>
+        <w:rPr>
+          <w:rStyle w:val="Extranjerismo"/>
+          <w:lang w:val="es-419"/>
+        </w:rPr>
+        <w:t>Krza</w:t>
+      </w:r>
+      <w:proofErr w:type="spellEnd"/>
+      <w:r>
+        <w:rPr>
+          <w:rStyle w:val="Extranjerismo"/>
+          <w:lang w:val="es-419"/>
+        </w:rPr>
+        <w:t xml:space="preserve">- </w:t>
+      </w:r>
+      <w:proofErr w:type="spellStart"/>
+      <w:r>
+        <w:rPr>
+          <w:rStyle w:val="Extranjerismo"/>
+          <w:lang w:val="es-419"/>
+        </w:rPr>
+        <w:t>nich</w:t>
+      </w:r>
+      <w:proofErr w:type="spellEnd"/>
+      <w:r>
+        <w:rPr>
+          <w:rStyle w:val="Extranjerismo"/>
+          <w:lang w:val="es-419"/>
+        </w:rPr>
+        <w:t>,</w:t>
       </w:r>
       <w:r>
         <w:t xml:space="preserve"> consejero delegado de Intel, declaró que el ritmo de crecimiento de la empresa había disminuido hasta duplicarse cada dos años y medio aproximadamente.</w:t>
@@ -4457,12 +4614,21 @@
       <w:r>
         <w:t xml:space="preserve">n puerto VGA (Video </w:t>
       </w:r>
+      <w:proofErr w:type="spellStart"/>
       <w:r>
         <w:rPr>
           <w:rStyle w:val="Extranjerismo"/>
           <w:lang w:val="es-419"/>
         </w:rPr>
-        <w:t>Graphics Array</w:t>
+        <w:t>Graphics</w:t>
+      </w:r>
+      <w:proofErr w:type="spellEnd"/>
+      <w:r>
+        <w:rPr>
+          <w:rStyle w:val="Extranjerismo"/>
+          <w:lang w:val="es-419"/>
+        </w:rPr>
+        <w:t xml:space="preserve"> Array</w:t>
       </w:r>
       <w:r>
         <w:t>), también llamado puerto DB-15, puerto DB15, puerto HD15 o puerto DE15, es un puerto hembra de 15 pines en forma de D que transmite vídeo analógico. (Analógico significa una señal continua con infinitas variaciones en comparación con la digital, que es una serie de valores binarios - 1s y 0s). Todos los monitores antiguos utilizan puertos VGA. (Por cierto, el nombre HD15 [alta definición de 15 pines] para el puerto es un nombre antiguo que lo distingue de los primeros puertos VGA de 9 pines).</w:t>
@@ -4796,7 +4962,23 @@
           <w:rStyle w:val="Extranjerismo"/>
           <w:lang w:val="es-CO"/>
         </w:rPr>
-        <w:t>High-Definition Multimedia Interface”</w:t>
+        <w:t>High-</w:t>
+      </w:r>
+      <w:proofErr w:type="spellStart"/>
+      <w:r>
+        <w:rPr>
+          <w:rStyle w:val="Extranjerismo"/>
+          <w:lang w:val="es-CO"/>
+        </w:rPr>
+        <w:t>Definition</w:t>
+      </w:r>
+      <w:proofErr w:type="spellEnd"/>
+      <w:r>
+        <w:rPr>
+          <w:rStyle w:val="Extranjerismo"/>
+          <w:lang w:val="es-CO"/>
+        </w:rPr>
+        <w:t xml:space="preserve"> Multimedia Interface”</w:t>
       </w:r>
       <w:r>
         <w:t xml:space="preserve"> transmite video y audio digital (no transmisiones analógicas) y suele utilizarse para conectar equipos de cine en casa.</w:t>
@@ -4897,53 +5079,66 @@
       <w:r>
         <w:t>“</w:t>
       </w:r>
+      <w:proofErr w:type="spellStart"/>
       <w:r>
         <w:rPr>
           <w:rStyle w:val="Extranjerismo"/>
           <w:lang w:val="es-CO"/>
         </w:rPr>
-        <w:t>router”</w:t>
-      </w:r>
-      <w:r>
-        <w:rPr>
-          <w:rStyle w:val="Extranjerismo"/>
-          <w:lang w:val="es-419"/>
-        </w:rPr>
-        <w:t>,</w:t>
-      </w:r>
-      <w:r>
-        <w:t xml:space="preserve"> donde el puerto se utiliza para conectar el </w:t>
-      </w:r>
-      <w:r>
-        <w:t>“</w:t>
-      </w:r>
+        <w:t>router</w:t>
+      </w:r>
+      <w:proofErr w:type="spellEnd"/>
       <w:r>
         <w:rPr>
           <w:rStyle w:val="Extranjerismo"/>
           <w:lang w:val="es-CO"/>
         </w:rPr>
-        <w:t>router</w:t>
-      </w:r>
+        <w:t>”</w:t>
+      </w:r>
+      <w:r>
+        <w:rPr>
+          <w:rStyle w:val="Extranjerismo"/>
+          <w:lang w:val="es-419"/>
+        </w:rPr>
+        <w:t>,</w:t>
+      </w:r>
+      <w:r>
+        <w:t xml:space="preserve"> donde el puerto se utiliza para conectar el </w:t>
+      </w:r>
+      <w:r>
+        <w:t>“</w:t>
+      </w:r>
+      <w:proofErr w:type="spellStart"/>
       <w:r>
         <w:rPr>
           <w:rStyle w:val="Extranjerismo"/>
           <w:lang w:val="es-CO"/>
         </w:rPr>
-        <w:t>”</w:t>
-      </w:r>
-      <w:r>
-        <w:t xml:space="preserve"> a un dispositivo que un técnico puede utilizar para supervisar y gestionar el </w:t>
-      </w:r>
-      <w:r>
-        <w:t>“</w:t>
-      </w:r>
+        <w:t>router</w:t>
+      </w:r>
+      <w:proofErr w:type="spellEnd"/>
       <w:r>
         <w:rPr>
           <w:rStyle w:val="Extranjerismo"/>
           <w:lang w:val="es-CO"/>
         </w:rPr>
+        <w:t>”</w:t>
+      </w:r>
+      <w:r>
+        <w:t xml:space="preserve"> a un dispositivo que un técnico puede utilizar para supervisar y gestionar el </w:t>
+      </w:r>
+      <w:r>
+        <w:t>“</w:t>
+      </w:r>
+      <w:proofErr w:type="spellStart"/>
+      <w:r>
+        <w:rPr>
+          <w:rStyle w:val="Extranjerismo"/>
+          <w:lang w:val="es-CO"/>
+        </w:rPr>
         <w:t>router</w:t>
       </w:r>
+      <w:proofErr w:type="spellEnd"/>
       <w:r>
         <w:rPr>
           <w:rStyle w:val="Extranjerismo"/>
@@ -5000,12 +5195,21 @@
       <w:r>
         <w:t xml:space="preserve">n puerto de red, también llamado puerto Ethernet o puerto RJ-45, es utilizado por un cable de red para conectarse a la red alámbrica. Los puertos </w:t>
       </w:r>
+      <w:proofErr w:type="spellStart"/>
       <w:r>
         <w:rPr>
           <w:rStyle w:val="Extranjerismo"/>
           <w:lang w:val="es-419"/>
         </w:rPr>
-        <w:t>Fast Ethernet</w:t>
+        <w:t>Fast</w:t>
+      </w:r>
+      <w:proofErr w:type="spellEnd"/>
+      <w:r>
+        <w:rPr>
+          <w:rStyle w:val="Extranjerismo"/>
+          <w:lang w:val="es-419"/>
+        </w:rPr>
+        <w:t xml:space="preserve"> Ethernet</w:t>
       </w:r>
       <w:r>
         <w:t xml:space="preserve"> funcionan a 100 Mbps (</w:t>
@@ -5121,6 +5325,7 @@
       <w:r>
         <w:t>n puerto SATA externo (</w:t>
       </w:r>
+      <w:proofErr w:type="spellStart"/>
       <w:r>
         <w:rPr>
           <w:rStyle w:val="Extranjerismo"/>
@@ -5128,9 +5333,11 @@
         </w:rPr>
         <w:t>eSATA</w:t>
       </w:r>
+      <w:proofErr w:type="spellEnd"/>
       <w:r>
         <w:t xml:space="preserve">) es utilizado por un disco duro externo u otro dispositivo que utilice la interfaz </w:t>
       </w:r>
+      <w:proofErr w:type="spellStart"/>
       <w:r>
         <w:rPr>
           <w:rStyle w:val="Extranjerismo"/>
@@ -5138,6 +5345,7 @@
         </w:rPr>
         <w:t>eSATA</w:t>
       </w:r>
+      <w:proofErr w:type="spellEnd"/>
       <w:r>
         <w:t>.</w:t>
       </w:r>
@@ -5156,6 +5364,7 @@
       <w:r>
         <w:t xml:space="preserve">La placa base, también llamada placa principal, placa del sistema o, en la jerga tecnológica, </w:t>
       </w:r>
+      <w:proofErr w:type="spellStart"/>
       <w:r>
         <w:rPr>
           <w:rStyle w:val="Extranjerismo"/>
@@ -5163,6 +5372,7 @@
         </w:rPr>
         <w:t>mobo</w:t>
       </w:r>
+      <w:proofErr w:type="spellEnd"/>
       <w:r>
         <w:t>, es la placa de circuito más grande e importante del ordenador. La placa base contiene un zócalo para alojar el procesador o la CPU. La unidad central de procesamiento (CPU), también llamada procesador o microprocesador, realiza la mayor parte del procesamiento de datos e instrucciones para todo el sistema. Dado que la CPU genera calor, es posible que se instale un ventilador y un disipador de calor en la parte superior para mantenerla refrigerada.</w:t>
       </w:r>
@@ -5260,13 +5470,31 @@
       <w:r>
         <w:t xml:space="preserve"> vacías. La memoria, también llamada RAM (</w:t>
       </w:r>
+      <w:proofErr w:type="spellStart"/>
       <w:r>
         <w:rPr>
           <w:rStyle w:val="Extranjerismo"/>
           <w:lang w:val="es-419"/>
         </w:rPr>
-        <w:t>Random Access Memory</w:t>
-      </w:r>
+        <w:t>Random</w:t>
+      </w:r>
+      <w:proofErr w:type="spellEnd"/>
+      <w:r>
+        <w:rPr>
+          <w:rStyle w:val="Extranjerismo"/>
+          <w:lang w:val="es-419"/>
+        </w:rPr>
+        <w:t xml:space="preserve"> Access </w:t>
+      </w:r>
+      <w:proofErr w:type="spellStart"/>
+      <w:r>
+        <w:rPr>
+          <w:rStyle w:val="Extranjerismo"/>
+          <w:lang w:val="es-419"/>
+        </w:rPr>
+        <w:t>Memory</w:t>
+      </w:r>
+      <w:proofErr w:type="spellEnd"/>
       <w:r>
         <w:t>) es el almacenamiento temporal de datos e instrucciones mientras son procesados por la CPU. Las tarjetas de vídeo también contienen algunos chips de RAM integrados para la memoria de vídeo</w:t>
       </w:r>
@@ -5343,7 +5571,19 @@
         <w:t>a</w:t>
       </w:r>
       <w:r>
-        <w:t xml:space="preserve"> fuente de alimentación del ordenador, también conocida como fuente de alimentación (PSU), es una caja instalada en una esquina de la caja del ordenador que recibe y convierte la corriente de la casa para que los componentes del interior de la caja puedan utilizarla. La mayoría de las fuentes de alimentación tienen un interruptor selector de voltaje Duval. en la parte posterior de la caja del ordenador donde se puede cambiar el voltaje de entrada a la fuente de alimentación si es necesario-115 V se utiliza en los Estados Unidos y 220 V se utiliza en otros países.</w:t>
+        <w:t xml:space="preserve"> fuente de alimentación del ordenador, también conocida como fuente de alimentación (PSU), es una caja instalada en una esquina de la caja del ordenador que recibe y convierte la corriente de la casa para que los componentes del interior de la caja puedan utilizarla. La mayoría de las fuentes de alimentación tienen un interruptor selector de voltaje Duval. </w:t>
+      </w:r>
+      <w:r>
+        <w:t>E</w:t>
+      </w:r>
+      <w:r>
+        <w:t>n la parte posterior de la caja del ordenador</w:t>
+      </w:r>
+      <w:r>
+        <w:t>,</w:t>
+      </w:r>
+      <w:r>
+        <w:t xml:space="preserve"> donde se puede cambiar el voltaje de entrada a la fuente de alimentación si es necesario-115 V se utiliza en los Estados Unidos y 220 V se utiliza en otros países.</w:t>
       </w:r>
     </w:p>
     <w:p>
@@ -5448,17 +5688,26 @@
           <w:lang w:val="en-US"/>
         </w:rPr>
       </w:pPr>
+      <w:proofErr w:type="spellStart"/>
       <w:r>
         <w:rPr>
           <w:lang w:val="en-US"/>
         </w:rPr>
-        <w:t>Tomado de: Andrews, J., Shelton, J., &amp; West, J. (2019)</w:t>
+        <w:t>Tomado</w:t>
+      </w:r>
+      <w:proofErr w:type="spellEnd"/>
+      <w:r>
+        <w:rPr>
+          <w:lang w:val="en-US"/>
+        </w:rPr>
+        <w:t xml:space="preserve"> de: Andrews, J., Shelton, J., &amp; West, J. (2019)</w:t>
       </w:r>
     </w:p>
     <w:p>
       <w:r>
         <w:t xml:space="preserve">En la imagen aparecen dos ranuras que se utilizan para las tarjetas de memoria flash: una ranura </w:t>
       </w:r>
+      <w:proofErr w:type="spellStart"/>
       <w:r>
         <w:rPr>
           <w:rStyle w:val="Extranjerismo"/>
@@ -5466,6 +5715,7 @@
         </w:rPr>
         <w:t>MagicGate</w:t>
       </w:r>
+      <w:proofErr w:type="spellEnd"/>
       <w:r>
         <w:t xml:space="preserve"> y una ranura para tarjetas </w:t>
       </w:r>
@@ -5647,6 +5897,7 @@
       <w:r>
         <w:t xml:space="preserve"> para poder utilizar </w:t>
       </w:r>
+      <w:proofErr w:type="spellStart"/>
       <w:r>
         <w:rPr>
           <w:rStyle w:val="Extranjerismo"/>
@@ -5654,9 +5905,11 @@
         </w:rPr>
         <w:t>CDs</w:t>
       </w:r>
+      <w:proofErr w:type="spellEnd"/>
       <w:r>
         <w:t xml:space="preserve"> y </w:t>
       </w:r>
+      <w:proofErr w:type="spellStart"/>
       <w:r>
         <w:rPr>
           <w:rStyle w:val="Extranjerismo"/>
@@ -5664,6 +5917,7 @@
         </w:rPr>
         <w:t>DVDs</w:t>
       </w:r>
+      <w:proofErr w:type="spellEnd"/>
       <w:r>
         <w:t xml:space="preserve"> con el portátil o netbook.</w:t>
       </w:r>
@@ -5852,7 +6106,13 @@
     </w:p>
     <w:p>
       <w:r>
-        <w:t>El mantenimiento preventivo es una actividad organizada para evitar el desgaste o el fallo repentino de los componentes de los equipos. Los fallos mecánicos, de proceso, de control o de cualquier otro tipo del equipo pueden tener efectos adversos tanto en términos humanos como económicos. Además del tiempo de inactividad y de los costes que supone reparar y/o sustituir las piezas o componentes del equipo, existe el riesgo de que los operarios se lesionen y de que se exponen a agentes químicos y/o físicos. Por lo tanto, el mantenimiento preventivo es muy importante y la actividad de prevención de accidentes en los lugares de trabajo debe integrarse en el proceso de operación/fabricación del producto.</w:t>
+        <w:t>El mantenimiento preventivo es una actividad organizada para evitar el desgaste o el fallo repentino de los componentes de los equipos. Los fallos mecánicos, de proceso, de control o de cualquier otro tipo del equipo pueden tener efectos adversos tanto en términos humanos como económicos. Además del tiempo de inactividad y de los costes que supone reparar y/o sustituir las piezas o componentes del equipo, existe el riesgo de que los operarios se lesionen y de que se expon</w:t>
+      </w:r>
+      <w:r>
+        <w:t>gan</w:t>
+      </w:r>
+      <w:r>
+        <w:t xml:space="preserve"> a agentes químicos y/o físicos. Por lo tanto, el mantenimiento preventivo es muy importante y la actividad de prevención de accidentes en los lugares de trabajo debe integrarse en el proceso de operación/fabricación del producto.</w:t>
       </w:r>
     </w:p>
     <w:p>
@@ -5919,7 +6179,15 @@
     </w:p>
     <w:p>
       <w:r>
-        <w:t xml:space="preserve"> En algunos casos, cuando los componentes están sometidos a un desgaste continuo, es posible hacerlo, por ejemplo, en el caso de los rodillos de un accionamiento de papel en los registradores gráficos, los servi potenciadores, los motores, las lámparas de filamento y los contactos de los relés. Si se actúa a tiempo, la fiabilidad de un sistema puede mejorar considerablemente.</w:t>
+        <w:t xml:space="preserve"> En algunos casos, cuando los componentes están sometidos a un desgaste continuo, es posible hacerlo, por ejemplo, en el caso de los rodillos de un accionamiento de papel en los registradores gráficos, los </w:t>
+      </w:r>
+      <w:proofErr w:type="spellStart"/>
+      <w:r>
+        <w:t>servi</w:t>
+      </w:r>
+      <w:proofErr w:type="spellEnd"/>
+      <w:r>
+        <w:t xml:space="preserve"> potenciadores, los motores, las lámparas de filamento y los contactos de los relés. Si se actúa a tiempo, la fiabilidad de un sistema puede mejorar considerablemente.</w:t>
       </w:r>
     </w:p>
     <w:p>
@@ -6802,12 +7070,21 @@
       <w:r>
         <w:t xml:space="preserve">Así pues, se acaban de describir los fundamentos del modelo </w:t>
       </w:r>
+      <w:proofErr w:type="spellStart"/>
       <w:r>
         <w:rPr>
           <w:rStyle w:val="Extranjerismo"/>
           <w:lang w:val="es-419"/>
         </w:rPr>
-        <w:t>Von Neumann</w:t>
+        <w:t>Von</w:t>
+      </w:r>
+      <w:proofErr w:type="spellEnd"/>
+      <w:r>
+        <w:rPr>
+          <w:rStyle w:val="Extranjerismo"/>
+          <w:lang w:val="es-419"/>
+        </w:rPr>
+        <w:t xml:space="preserve"> Neumann</w:t>
       </w:r>
       <w:r>
         <w:t xml:space="preserve"> de computación. Suena sencillo, ¿verdad? Pero, en esta temática, se aprenderá que mientras un programa se ejecuta, un montón de otras cosas salvajes están sucediendo con el objetivo principal de hacer que el sistema sea fácil de usar. Hay un cuerpo de </w:t>
@@ -6887,6 +7164,7 @@
       <w:r>
         <w:t xml:space="preserve"> también proporciona algunas interfaces (</w:t>
       </w:r>
+      <w:proofErr w:type="spellStart"/>
       <w:r>
         <w:rPr>
           <w:rStyle w:val="Extranjerismo"/>
@@ -6894,6 +7172,7 @@
         </w:rPr>
         <w:t>APIs</w:t>
       </w:r>
+      <w:proofErr w:type="spellEnd"/>
       <w:r>
         <w:t xml:space="preserve">) que se pueden llamar. Un </w:t>
       </w:r>
@@ -7144,73 +7423,124 @@
             <w:r>
               <w:t>se verifica un mensaje corriendo sobre una CPU, ¿qué es lo que hace este programa? Simplemente, hace un bucle infinito, con este “</w:t>
             </w:r>
+            <w:proofErr w:type="spellStart"/>
             <w:r>
               <w:rPr>
                 <w:rStyle w:val="Extranjerismo"/>
                 <w:lang w:val="es-CO"/>
               </w:rPr>
-              <w:t xml:space="preserve">while”, un </w:t>
-            </w:r>
+              <w:t>while</w:t>
+            </w:r>
+            <w:proofErr w:type="spellEnd"/>
             <w:r>
               <w:rPr>
                 <w:rStyle w:val="Extranjerismo"/>
                 <w:lang w:val="es-CO"/>
               </w:rPr>
-              <w:t>“</w:t>
+              <w:t xml:space="preserve">”, un </w:t>
             </w:r>
             <w:r>
               <w:rPr>
                 <w:rStyle w:val="Extranjerismo"/>
                 <w:lang w:val="es-CO"/>
               </w:rPr>
-              <w:t>p</w:t>
-            </w:r>
+              <w:t>“</w:t>
+            </w:r>
+            <w:proofErr w:type="spellStart"/>
             <w:r>
               <w:rPr>
                 <w:rStyle w:val="Extranjerismo"/>
                 <w:lang w:val="es-CO"/>
               </w:rPr>
-              <w:t>r</w:t>
+              <w:t>p</w:t>
             </w:r>
             <w:r>
               <w:rPr>
                 <w:rStyle w:val="Extranjerismo"/>
                 <w:lang w:val="es-CO"/>
               </w:rPr>
-              <w:t>i</w:t>
+              <w:t>r</w:t>
             </w:r>
             <w:r>
               <w:rPr>
                 <w:rStyle w:val="Extranjerismo"/>
                 <w:lang w:val="es-CO"/>
               </w:rPr>
-              <w:t xml:space="preserve">ntf” </w:t>
-            </w:r>
-            <w:r>
-              <w:t>por pantalla</w:t>
-            </w:r>
-            <w:r>
-              <w:t xml:space="preserve"> el “str” o la cadena que le estemos pasando, cuando se esté ejecutando y se llama cada segundo, cada segundo va imprimir infinitamente el “</w:t>
+              <w:t>i</w:t>
             </w:r>
             <w:r>
               <w:rPr>
                 <w:rStyle w:val="Extranjerismo"/>
                 <w:lang w:val="es-CO"/>
               </w:rPr>
-              <w:t>string”</w:t>
-            </w:r>
+              <w:t>ntf</w:t>
+            </w:r>
+            <w:proofErr w:type="spellEnd"/>
             <w:r>
               <w:rPr>
                 <w:rStyle w:val="Extranjerismo"/>
                 <w:lang w:val="es-CO"/>
               </w:rPr>
+              <w:t xml:space="preserve">” </w:t>
+            </w:r>
+            <w:r>
+              <w:t>por pantalla</w:t>
+            </w:r>
+            <w:r>
+              <w:t xml:space="preserve"> el “</w:t>
+            </w:r>
+            <w:proofErr w:type="spellStart"/>
+            <w:r>
+              <w:t>str</w:t>
+            </w:r>
+            <w:proofErr w:type="spellEnd"/>
+            <w:r>
+              <w:t>” o la cadena que le estemos pasando, cuando se esté ejecutando y se llama cada segundo, cada segundo va imprimir infinitamente el “</w:t>
+            </w:r>
+            <w:proofErr w:type="spellStart"/>
+            <w:r>
+              <w:rPr>
+                <w:rStyle w:val="Extranjerismo"/>
+                <w:lang w:val="es-CO"/>
+              </w:rPr>
+              <w:t>string</w:t>
+            </w:r>
+            <w:proofErr w:type="spellEnd"/>
+            <w:r>
+              <w:rPr>
+                <w:rStyle w:val="Extranjerismo"/>
+                <w:lang w:val="es-CO"/>
+              </w:rPr>
+              <w:t>”</w:t>
+            </w:r>
+            <w:r>
+              <w:rPr>
+                <w:rStyle w:val="Extranjerismo"/>
+                <w:lang w:val="es-CO"/>
+              </w:rPr>
               <w:t xml:space="preserve"> </w:t>
             </w:r>
             <w:r>
               <w:t xml:space="preserve">o el mensaje que </w:t>
             </w:r>
             <w:r>
-              <w:t>le pasemos por pantalla, lo que queremos ver es cómo trabaja el procesador, en este caso, entonces abrimos una terminal, en este caso tenemos que garantizar los archivos, entonces, aquí ya tengo los archivos se llama time.c que es el que vamos a correr, tenemos un comando gcc, que es el que y le damos una opción -0.</w:t>
+              <w:t xml:space="preserve">le pasemos por pantalla, lo que queremos ver es cómo trabaja el procesador, en este caso, entonces abrimos una terminal, en este caso tenemos que garantizar los archivos, entonces, aquí ya tengo los archivos se llama </w:t>
+            </w:r>
+            <w:proofErr w:type="spellStart"/>
+            <w:r>
+              <w:t>time.c</w:t>
+            </w:r>
+            <w:proofErr w:type="spellEnd"/>
+            <w:r>
+              <w:t xml:space="preserve"> que es el que vamos a correr, tenemos un comando </w:t>
+            </w:r>
+            <w:proofErr w:type="spellStart"/>
+            <w:r>
+              <w:t>gcc</w:t>
+            </w:r>
+            <w:proofErr w:type="spellEnd"/>
+            <w:r>
+              <w:t>, que es el que y le damos una opción -0.</w:t>
             </w:r>
           </w:p>
           <w:p>
@@ -7478,7 +7808,23 @@
                 <w:rFonts w:ascii="Calibri" w:hAnsi="Calibri" w:cs="Calibri"/>
                 <w:szCs w:val="28"/>
               </w:rPr>
-              <w:t xml:space="preserve">Hola, ¿qué tal? En este video, lo que vamos a verificar es el comportamiento de la virtualización de la CPU. Ya vimos cómo se ejecutaba este simple programa. Lo que hacíamos era llamar un String y lo colocábamos en pantalla. </w:t>
+              <w:t xml:space="preserve">Hola, ¿qué tal? En este video, lo que vamos a verificar es el comportamiento de la virtualización de la CPU. Ya vimos cómo se ejecutaba este simple programa. Lo que hacíamos era llamar un </w:t>
+            </w:r>
+            <w:proofErr w:type="spellStart"/>
+            <w:r>
+              <w:rPr>
+                <w:rFonts w:ascii="Calibri" w:hAnsi="Calibri" w:cs="Calibri"/>
+                <w:szCs w:val="28"/>
+              </w:rPr>
+              <w:t>String</w:t>
+            </w:r>
+            <w:proofErr w:type="spellEnd"/>
+            <w:r>
+              <w:rPr>
+                <w:rFonts w:ascii="Calibri" w:hAnsi="Calibri" w:cs="Calibri"/>
+                <w:szCs w:val="28"/>
+              </w:rPr>
+              <w:t xml:space="preserve"> y lo colocábamos en pantalla. </w:t>
             </w:r>
           </w:p>
           <w:p>
@@ -7523,7 +7869,39 @@
                 <w:rFonts w:ascii="Calibri" w:hAnsi="Calibri" w:cs="Calibri"/>
                 <w:szCs w:val="28"/>
               </w:rPr>
-              <w:t>Entonces, la terminal de Linux la vamos a limpiar y lo que vamos a hacer es ejecutar el comando ejecutable. Le vamos a pasar 'cpu/de' (no queda claro qué significa 'cpu de', te sugiero revisar esta parte del texto).</w:t>
+              <w:t>Entonces, la terminal de Linux la vamos a limpiar y lo que vamos a hacer es ejecutar el comando ejecutable. Le vamos a pasar '</w:t>
+            </w:r>
+            <w:proofErr w:type="spellStart"/>
+            <w:r>
+              <w:rPr>
+                <w:rFonts w:ascii="Calibri" w:hAnsi="Calibri" w:cs="Calibri"/>
+                <w:szCs w:val="28"/>
+              </w:rPr>
+              <w:t>cpu</w:t>
+            </w:r>
+            <w:proofErr w:type="spellEnd"/>
+            <w:r>
+              <w:rPr>
+                <w:rFonts w:ascii="Calibri" w:hAnsi="Calibri" w:cs="Calibri"/>
+                <w:szCs w:val="28"/>
+              </w:rPr>
+              <w:t>/de' (no queda claro qué significa '</w:t>
+            </w:r>
+            <w:proofErr w:type="spellStart"/>
+            <w:r>
+              <w:rPr>
+                <w:rFonts w:ascii="Calibri" w:hAnsi="Calibri" w:cs="Calibri"/>
+                <w:szCs w:val="28"/>
+              </w:rPr>
+              <w:t>cpu</w:t>
+            </w:r>
+            <w:proofErr w:type="spellEnd"/>
+            <w:r>
+              <w:rPr>
+                <w:rFonts w:ascii="Calibri" w:hAnsi="Calibri" w:cs="Calibri"/>
+                <w:szCs w:val="28"/>
+              </w:rPr>
+              <w:t xml:space="preserve"> de', te sugiero revisar esta parte del texto).</w:t>
             </w:r>
           </w:p>
           <w:p>
@@ -7538,7 +7916,23 @@
                 <w:rFonts w:ascii="Calibri" w:hAnsi="Calibri" w:cs="Calibri"/>
                 <w:szCs w:val="28"/>
               </w:rPr>
-              <w:t xml:space="preserve"> Lo que se hace es llamar el ejecutable cuatro veces al mismo tiempo de forma indefinida. Le damos enter y vean que aquí me está colocando los procesos, cómo se están utilizando la CPU y me va a ejecutar de manera indefinida las secuencias.</w:t>
+              <w:t xml:space="preserve"> Lo que se hace es llamar el ejecutable cuatro veces al mismo tiempo de forma indefinida. Le damos </w:t>
+            </w:r>
+            <w:proofErr w:type="spellStart"/>
+            <w:r>
+              <w:rPr>
+                <w:rFonts w:ascii="Calibri" w:hAnsi="Calibri" w:cs="Calibri"/>
+                <w:szCs w:val="28"/>
+              </w:rPr>
+              <w:t>enter</w:t>
+            </w:r>
+            <w:proofErr w:type="spellEnd"/>
+            <w:r>
+              <w:rPr>
+                <w:rFonts w:ascii="Calibri" w:hAnsi="Calibri" w:cs="Calibri"/>
+                <w:szCs w:val="28"/>
+              </w:rPr>
+              <w:t xml:space="preserve"> y vean que aquí me está colocando los procesos, cómo se están utilizando la CPU y me va a ejecutar de manera indefinida las secuencias.</w:t>
             </w:r>
           </w:p>
           <w:p>
@@ -7553,7 +7947,23 @@
                 <w:rFonts w:ascii="Calibri" w:hAnsi="Calibri" w:cs="Calibri"/>
                 <w:szCs w:val="28"/>
               </w:rPr>
-              <w:t xml:space="preserve"> En este caso, 'CD sdsd' son los últimos procesos que se lanzaron en la ejecución. Entonces, tenemos la impresión de que la CPU está trabajando, que es una opción en la aplicación que tiene un sistema operativo.</w:t>
+              <w:t xml:space="preserve"> En este caso, 'CD </w:t>
+            </w:r>
+            <w:proofErr w:type="spellStart"/>
+            <w:r>
+              <w:rPr>
+                <w:rFonts w:ascii="Calibri" w:hAnsi="Calibri" w:cs="Calibri"/>
+                <w:szCs w:val="28"/>
+              </w:rPr>
+              <w:t>sdsd</w:t>
+            </w:r>
+            <w:proofErr w:type="spellEnd"/>
+            <w:r>
+              <w:rPr>
+                <w:rFonts w:ascii="Calibri" w:hAnsi="Calibri" w:cs="Calibri"/>
+                <w:szCs w:val="28"/>
+              </w:rPr>
+              <w:t>' son los últimos procesos que se lanzaron en la ejecución. Entonces, tenemos la impresión de que la CPU está trabajando, que es una opción en la aplicación que tiene un sistema operativo.</w:t>
             </w:r>
           </w:p>
         </w:tc>
@@ -7566,7 +7976,23 @@
     </w:p>
     <w:p>
       <w:r>
-        <w:t>Para ejecutar programas, y detenerlos, y para decirle al SO qué programas ejecutar, es necesario que haya algunas interfaces (APIs) para comunicar lo que se desea al SO. Sobre estas APIs se hablará. A lo largo del componente, pues, de hecho, son la principal forma en que la mayoría de los usuarios interactúan con los sistemas operativos.</w:t>
+        <w:t>Para ejecutar programas, y detenerlos, y para decirle al SO qué programas ejecutar, es necesario que haya algunas interfaces (</w:t>
+      </w:r>
+      <w:proofErr w:type="spellStart"/>
+      <w:r>
+        <w:t>APIs</w:t>
+      </w:r>
+      <w:proofErr w:type="spellEnd"/>
+      <w:r>
+        <w:t xml:space="preserve">) para comunicar lo que se desea al SO. Sobre estas </w:t>
+      </w:r>
+      <w:proofErr w:type="spellStart"/>
+      <w:r>
+        <w:t>APIs</w:t>
+      </w:r>
+      <w:proofErr w:type="spellEnd"/>
+      <w:r>
+        <w:t xml:space="preserve"> se hablará. A lo largo del componente, pues, de hecho, son la principal forma en que la mayoría de los usuarios interactúan con los sistemas operativos.</w:t>
       </w:r>
     </w:p>
     <w:p>
@@ -7590,8 +8016,15 @@
     </w:p>
     <w:p>
       <w:r>
-        <w:t xml:space="preserve">El modelo de memoria física presentada por las máquinas modernas es muy simple. La memoria es sólo una matriz de bytes; para leer la memoria, hay que especificar una dirección para poder acceder a los datos almacenados en ella; para escribir (o actualizar) la memoria, también hay que especificar los datos que se escribirán en la dirección dada. Se accede a la memoria todo el tiempo cuando se ejecuta un programa. Un programa mantiene todas sus estructuras de datos en la memoria, y accede a ellas a través de varias instrucciones, como </w:t>
-      </w:r>
+        <w:t>El modelo de memoria física presentada por las máquinas modernas es muy simple. La memoria es s</w:t>
+      </w:r>
+      <w:r>
+        <w:t>o</w:t>
+      </w:r>
+      <w:r>
+        <w:t xml:space="preserve">lo una matriz de bytes; para leer la memoria, hay que especificar una dirección para poder acceder a los datos almacenados en ella; para escribir (o actualizar) la memoria, también hay que especificar los datos que se escribirán en la dirección dada. Se accede a la memoria todo el tiempo cuando se ejecuta un programa. Un programa mantiene todas sus estructuras de datos en la memoria, y accede a ellas a través de varias instrucciones, como </w:t>
+      </w:r>
+      <w:proofErr w:type="spellStart"/>
       <w:r>
         <w:rPr>
           <w:rStyle w:val="Extranjerismo"/>
@@ -7599,9 +8032,11 @@
         </w:rPr>
         <w:t>loads</w:t>
       </w:r>
+      <w:proofErr w:type="spellEnd"/>
       <w:r>
         <w:t xml:space="preserve"> y </w:t>
       </w:r>
+      <w:proofErr w:type="spellStart"/>
       <w:r>
         <w:rPr>
           <w:rStyle w:val="Extranjerismo"/>
@@ -7609,6 +8044,7 @@
         </w:rPr>
         <w:t>stores</w:t>
       </w:r>
+      <w:proofErr w:type="spellEnd"/>
       <w:r>
         <w:t xml:space="preserve"> u otras instrucciones explícitas que acceden a la memoria al hacer su trabajo.</w:t>
       </w:r>
@@ -7893,71 +8329,137 @@
                 <w:rFonts w:ascii="Calibri" w:hAnsi="Calibri" w:cs="Calibri"/>
                 <w:szCs w:val="28"/>
               </w:rPr>
-              <w:t xml:space="preserve">ara ese caso pues utilizamos la metodología y ejercicios anteriores una consola de unix </w:t>
-            </w:r>
+              <w:t xml:space="preserve">ara ese caso pues utilizamos la metodología y ejercicios anteriores una consola de </w:t>
+            </w:r>
+            <w:proofErr w:type="spellStart"/>
             <w:r>
               <w:rPr>
                 <w:rFonts w:ascii="Calibri" w:hAnsi="Calibri" w:cs="Calibri"/>
                 <w:szCs w:val="28"/>
               </w:rPr>
-              <w:t>previamente</w:t>
-            </w:r>
+              <w:t>unix</w:t>
+            </w:r>
+            <w:proofErr w:type="spellEnd"/>
             <w:r>
               <w:rPr>
                 <w:rFonts w:ascii="Calibri" w:hAnsi="Calibri" w:cs="Calibri"/>
                 <w:szCs w:val="28"/>
               </w:rPr>
-              <w:t xml:space="preserve"> tiene que quedar guardado en documento en este caso </w:t>
+              <w:t xml:space="preserve"> </w:t>
             </w:r>
             <w:r>
               <w:rPr>
                 <w:rFonts w:ascii="Calibri" w:hAnsi="Calibri" w:cs="Calibri"/>
                 <w:szCs w:val="28"/>
               </w:rPr>
-              <w:t>mem.c    y para ejecutarlo corremos el comando menos</w:t>
+              <w:t>previamente</w:t>
             </w:r>
             <w:r>
               <w:rPr>
                 <w:rFonts w:ascii="Calibri" w:hAnsi="Calibri" w:cs="Calibri"/>
                 <w:szCs w:val="28"/>
               </w:rPr>
-              <w:t xml:space="preserve"> o el nombre del ejecutable el nombre del archivo c que mem.c y la opción Word le damos enter se ejecuta y ya </w:t>
-            </w:r>
+              <w:t xml:space="preserve"> tiene que quedar guardado en documento en este caso </w:t>
+            </w:r>
+            <w:proofErr w:type="spellStart"/>
             <w:r>
               <w:rPr>
                 <w:rFonts w:ascii="Calibri" w:hAnsi="Calibri" w:cs="Calibri"/>
                 <w:szCs w:val="28"/>
               </w:rPr>
-              <w:t xml:space="preserve">ha </w:t>
-            </w:r>
+              <w:t>mem.c</w:t>
+            </w:r>
+            <w:proofErr w:type="spellEnd"/>
             <w:r>
               <w:rPr>
                 <w:rFonts w:ascii="Calibri" w:hAnsi="Calibri" w:cs="Calibri"/>
                 <w:szCs w:val="28"/>
               </w:rPr>
-              <w:t>queda</w:t>
+              <w:t xml:space="preserve">    y para ejecutarlo corremos el comando menos</w:t>
             </w:r>
             <w:r>
               <w:rPr>
                 <w:rFonts w:ascii="Calibri" w:hAnsi="Calibri" w:cs="Calibri"/>
                 <w:szCs w:val="28"/>
               </w:rPr>
-              <w:t xml:space="preserve">do el </w:t>
-            </w:r>
+              <w:t xml:space="preserve"> o el nombre del ejecutable el nombre del archivo c que </w:t>
+            </w:r>
+            <w:proofErr w:type="spellStart"/>
             <w:r>
               <w:rPr>
                 <w:rFonts w:ascii="Calibri" w:hAnsi="Calibri" w:cs="Calibri"/>
                 <w:szCs w:val="28"/>
               </w:rPr>
-              <w:t>ejecutable para llamar al ejecutable</w:t>
-            </w:r>
+              <w:t>mem.c</w:t>
+            </w:r>
+            <w:proofErr w:type="spellEnd"/>
             <w:r>
               <w:rPr>
                 <w:rFonts w:ascii="Calibri" w:hAnsi="Calibri" w:cs="Calibri"/>
                 <w:szCs w:val="28"/>
               </w:rPr>
-              <w:t xml:space="preserve"> mem</w:t>
-            </w:r>
+              <w:t xml:space="preserve"> y la opción Word le damos </w:t>
+            </w:r>
+            <w:proofErr w:type="spellStart"/>
+            <w:r>
+              <w:rPr>
+                <w:rFonts w:ascii="Calibri" w:hAnsi="Calibri" w:cs="Calibri"/>
+                <w:szCs w:val="28"/>
+              </w:rPr>
+              <w:t>enter</w:t>
+            </w:r>
+            <w:proofErr w:type="spellEnd"/>
+            <w:r>
+              <w:rPr>
+                <w:rFonts w:ascii="Calibri" w:hAnsi="Calibri" w:cs="Calibri"/>
+                <w:szCs w:val="28"/>
+              </w:rPr>
+              <w:t xml:space="preserve"> se ejecuta y ya </w:t>
+            </w:r>
+            <w:r>
+              <w:rPr>
+                <w:rFonts w:ascii="Calibri" w:hAnsi="Calibri" w:cs="Calibri"/>
+                <w:szCs w:val="28"/>
+              </w:rPr>
+              <w:t xml:space="preserve">ha </w:t>
+            </w:r>
+            <w:r>
+              <w:rPr>
+                <w:rFonts w:ascii="Calibri" w:hAnsi="Calibri" w:cs="Calibri"/>
+                <w:szCs w:val="28"/>
+              </w:rPr>
+              <w:t>queda</w:t>
+            </w:r>
+            <w:r>
+              <w:rPr>
+                <w:rFonts w:ascii="Calibri" w:hAnsi="Calibri" w:cs="Calibri"/>
+                <w:szCs w:val="28"/>
+              </w:rPr>
+              <w:t xml:space="preserve">do el </w:t>
+            </w:r>
+            <w:r>
+              <w:rPr>
+                <w:rFonts w:ascii="Calibri" w:hAnsi="Calibri" w:cs="Calibri"/>
+                <w:szCs w:val="28"/>
+              </w:rPr>
+              <w:t>ejecutable para llamar al ejecutable</w:t>
+            </w:r>
+            <w:r>
+              <w:rPr>
+                <w:rFonts w:ascii="Calibri" w:hAnsi="Calibri" w:cs="Calibri"/>
+                <w:szCs w:val="28"/>
+              </w:rPr>
+              <w:t xml:space="preserve"> </w:t>
+            </w:r>
+            <w:proofErr w:type="spellStart"/>
+            <w:r>
+              <w:rPr>
+                <w:rFonts w:ascii="Calibri" w:hAnsi="Calibri" w:cs="Calibri"/>
+                <w:szCs w:val="28"/>
+              </w:rPr>
+              <w:t>mem</w:t>
+            </w:r>
+            <w:proofErr w:type="spellEnd"/>
             <w:r>
               <w:rPr>
                 <w:rFonts w:ascii="Calibri" w:hAnsi="Calibri" w:cs="Calibri"/>
@@ -8109,23 +8611,91 @@
       <w:r>
         <w:t>Cuando se escribe un programa en C, se puede utilizar primero un editor (por ejemplo, Emacs) para crear y editar el archivo C (</w:t>
       </w:r>
+      <w:proofErr w:type="spellStart"/>
       <w:r>
         <w:rPr>
           <w:rStyle w:val="Extranjerismo"/>
           <w:lang w:val="es-419"/>
         </w:rPr>
-        <w:t>emacs -nw main.c</w:t>
-      </w:r>
+        <w:t>emacs</w:t>
+      </w:r>
+      <w:proofErr w:type="spellEnd"/>
+      <w:r>
+        <w:rPr>
+          <w:rStyle w:val="Extranjerismo"/>
+          <w:lang w:val="es-419"/>
+        </w:rPr>
+        <w:t xml:space="preserve"> -</w:t>
+      </w:r>
+      <w:proofErr w:type="spellStart"/>
+      <w:r>
+        <w:rPr>
+          <w:rStyle w:val="Extranjerismo"/>
+          <w:lang w:val="es-419"/>
+        </w:rPr>
+        <w:t>nw</w:t>
+      </w:r>
+      <w:proofErr w:type="spellEnd"/>
+      <w:r>
+        <w:rPr>
+          <w:rStyle w:val="Extranjerismo"/>
+          <w:lang w:val="es-419"/>
+        </w:rPr>
+        <w:t xml:space="preserve"> </w:t>
+      </w:r>
+      <w:proofErr w:type="spellStart"/>
+      <w:r>
+        <w:rPr>
+          <w:rStyle w:val="Extranjerismo"/>
+          <w:lang w:val="es-419"/>
+        </w:rPr>
+        <w:t>main.c</w:t>
+      </w:r>
+      <w:proofErr w:type="spellEnd"/>
       <w:r>
         <w:t xml:space="preserve">). Una vez hecho esto, se puede utilizar el compilador para convertir el código fuente en un ejecutable (por ejemplo, </w:t>
       </w:r>
+      <w:proofErr w:type="spellStart"/>
       <w:r>
         <w:rPr>
           <w:rStyle w:val="Extranjerismo"/>
           <w:lang w:val="es-419"/>
         </w:rPr>
-        <w:t>gcc -o main main.c</w:t>
-      </w:r>
+        <w:t>gcc</w:t>
+      </w:r>
+      <w:proofErr w:type="spellEnd"/>
+      <w:r>
+        <w:rPr>
+          <w:rStyle w:val="Extranjerismo"/>
+          <w:lang w:val="es-419"/>
+        </w:rPr>
+        <w:t xml:space="preserve"> -o </w:t>
+      </w:r>
+      <w:proofErr w:type="spellStart"/>
+      <w:r>
+        <w:rPr>
+          <w:rStyle w:val="Extranjerismo"/>
+          <w:lang w:val="es-419"/>
+        </w:rPr>
+        <w:t>main</w:t>
+      </w:r>
+      <w:proofErr w:type="spellEnd"/>
+      <w:r>
+        <w:rPr>
+          <w:rStyle w:val="Extranjerismo"/>
+          <w:lang w:val="es-419"/>
+        </w:rPr>
+        <w:t xml:space="preserve"> </w:t>
+      </w:r>
+      <w:proofErr w:type="spellStart"/>
+      <w:r>
+        <w:rPr>
+          <w:rStyle w:val="Extranjerismo"/>
+          <w:lang w:val="es-419"/>
+        </w:rPr>
+        <w:t>main.c</w:t>
+      </w:r>
+      <w:proofErr w:type="spellEnd"/>
       <w:r>
         <w:t>). Cuando se haya terminado, se puede ejecutar el nuevo ejecutable (por ejemplo,</w:t>
       </w:r>
@@ -8135,6 +8705,7 @@
       <w:r>
         <w:t>./</w:t>
       </w:r>
+      <w:proofErr w:type="spellStart"/>
       <w:r>
         <w:rPr>
           <w:rStyle w:val="Extranjerismo"/>
@@ -8142,6 +8713,7 @@
         </w:rPr>
         <w:t>main</w:t>
       </w:r>
+      <w:proofErr w:type="spellEnd"/>
       <w:r>
         <w:t xml:space="preserve">). </w:t>
       </w:r>
@@ -8170,10 +8742,18 @@
         <w:t xml:space="preserve">Ahora, una vez, estudiado las características de un SO, se hace necesario conocer los </w:t>
       </w:r>
       <w:r>
-        <w:t>“software”</w:t>
-      </w:r>
-      <w:r>
-        <w:t xml:space="preserve">s utilitarios, como herramientas de soporte y mejora en la ejecución de programas o en la realización de una función específica. Existen tanto licenciados como aquellos de código abierto. Se expone en qué consiste cada una de estas categorías. </w:t>
+        <w:t>“</w:t>
+      </w:r>
+      <w:proofErr w:type="spellStart"/>
+      <w:r>
+        <w:t>software”</w:t>
+      </w:r>
+      <w:r>
+        <w:t>s</w:t>
+      </w:r>
+      <w:proofErr w:type="spellEnd"/>
+      <w:r>
+        <w:t xml:space="preserve"> utilitarios, como herramientas de soporte y mejora en la ejecución de programas o en la realización de una función específica. Existen tanto licenciados como aquellos de código abierto. Se expone en qué consiste cada una de estas categorías. </w:t>
       </w:r>
     </w:p>
     <w:p>
@@ -8419,6 +8999,7 @@
       <w:r>
         <w:t xml:space="preserve"> puede ser ventajoso porque ofrece opciones. Se puede optar por la versión sin cuotas, a menudo conocida como "</w:t>
       </w:r>
+      <w:proofErr w:type="spellStart"/>
       <w:r>
         <w:rPr>
           <w:rStyle w:val="Extranjerismo"/>
@@ -8426,6 +9007,7 @@
         </w:rPr>
         <w:t>freemium</w:t>
       </w:r>
+      <w:proofErr w:type="spellEnd"/>
       <w:r>
         <w:t xml:space="preserve">". </w:t>
       </w:r>
@@ -8606,6 +9188,7 @@
         </w:rPr>
         <w:t xml:space="preserve">, desde teléfonos hasta supercomputadores. Todos los sistemas operativos basados en Linux incluyen el </w:t>
       </w:r>
+      <w:proofErr w:type="spellStart"/>
       <w:r>
         <w:rPr>
           <w:rStyle w:val="Extranjerismo"/>
@@ -8613,6 +9196,7 @@
         </w:rPr>
         <w:t>kernel</w:t>
       </w:r>
+      <w:proofErr w:type="spellEnd"/>
       <w:r>
         <w:rPr>
           <w:lang w:val="es-419"/>
@@ -8746,6 +9330,7 @@
           <w:lang w:val="es-419"/>
         </w:rPr>
       </w:pPr>
+      <w:proofErr w:type="spellStart"/>
       <w:r>
         <w:rPr>
           <w:rStyle w:val="Extranjerismo"/>
@@ -8755,6 +9340,7 @@
         </w:rPr>
         <w:t>Kernel</w:t>
       </w:r>
+      <w:proofErr w:type="spellEnd"/>
       <w:r>
         <w:rPr>
           <w:b/>
@@ -8821,6 +9407,7 @@
         </w:rPr>
         <w:t xml:space="preserve">. Incluye el </w:t>
       </w:r>
+      <w:proofErr w:type="spellStart"/>
       <w:r>
         <w:rPr>
           <w:rStyle w:val="Extranjerismo"/>
@@ -8828,6 +9415,7 @@
         </w:rPr>
         <w:t>shell</w:t>
       </w:r>
+      <w:proofErr w:type="spellEnd"/>
       <w:r>
         <w:rPr>
           <w:lang w:val="es-419"/>
@@ -8880,10 +9468,18 @@
         <w:t xml:space="preserve">Sumado a esto, se debe tener presente también que los </w:t>
       </w:r>
       <w:r>
-        <w:t>“software”</w:t>
-      </w:r>
-      <w:r>
-        <w:t>s licenciados y utilidades de monitoreo le ayudan a gestionar los recursos de los equipos con los que se cuenta dentro de la red de una organización.</w:t>
+        <w:t>“</w:t>
+      </w:r>
+      <w:proofErr w:type="spellStart"/>
+      <w:r>
+        <w:t>software”</w:t>
+      </w:r>
+      <w:r>
+        <w:t>s</w:t>
+      </w:r>
+      <w:proofErr w:type="spellEnd"/>
+      <w:r>
+        <w:t xml:space="preserve"> licenciados y utilidades de monitoreo le ayudan a gestionar los recursos de los equipos con los que se cuenta dentro de la red de una organización.</w:t>
       </w:r>
     </w:p>
     <w:p>
@@ -8978,12 +9574,14 @@
           <w:lang w:val="es-419"/>
         </w:rPr>
       </w:pPr>
+      <w:proofErr w:type="spellStart"/>
       <w:r>
         <w:rPr>
           <w:rStyle w:val="Ttulo5Car"/>
         </w:rPr>
         <w:t>ActiveTrak</w:t>
       </w:r>
+      <w:proofErr w:type="spellEnd"/>
       <w:r>
         <w:rPr>
           <w:rStyle w:val="Ttulo5Car"/>
@@ -9020,12 +9618,14 @@
           <w:lang w:val="es-419"/>
         </w:rPr>
       </w:pPr>
+      <w:proofErr w:type="spellStart"/>
       <w:r>
         <w:rPr>
           <w:rStyle w:val="Ttulo5Car"/>
         </w:rPr>
         <w:t>Flexispy</w:t>
       </w:r>
+      <w:proofErr w:type="spellEnd"/>
       <w:r>
         <w:rPr>
           <w:rStyle w:val="Ttulo5Car"/>
@@ -9046,6 +9646,7 @@
         </w:rPr>
         <w:t xml:space="preserve">a mayoría de las herramientas de monitorización son únicamente útiles para los sistemas informáticos, pero </w:t>
       </w:r>
+      <w:proofErr w:type="spellStart"/>
       <w:r>
         <w:rPr>
           <w:rStyle w:val="Extranjerismo"/>
@@ -9053,12 +9654,14 @@
         </w:rPr>
         <w:t>Flexispy</w:t>
       </w:r>
+      <w:proofErr w:type="spellEnd"/>
       <w:r>
         <w:rPr>
           <w:lang w:val="es-419"/>
         </w:rPr>
         <w:t xml:space="preserve"> es una de esas herramientas que soporta la monitorización de dispositivos móviles como smartphones y </w:t>
       </w:r>
+      <w:proofErr w:type="spellStart"/>
       <w:r>
         <w:rPr>
           <w:rStyle w:val="Extranjerismo"/>
@@ -9066,6 +9669,7 @@
         </w:rPr>
         <w:t>tablets</w:t>
       </w:r>
+      <w:proofErr w:type="spellEnd"/>
       <w:r>
         <w:rPr>
           <w:lang w:val="es-419"/>
@@ -9087,12 +9691,14 @@
           <w:lang w:val="es-419"/>
         </w:rPr>
       </w:pPr>
+      <w:proofErr w:type="spellStart"/>
       <w:r>
         <w:rPr>
           <w:rStyle w:val="Ttulo5Car"/>
         </w:rPr>
         <w:t>SoftActivity</w:t>
       </w:r>
+      <w:proofErr w:type="spellEnd"/>
       <w:r>
         <w:rPr>
           <w:rStyle w:val="Ttulo5Car"/>
@@ -9158,12 +9764,14 @@
           <w:lang w:val="es-419"/>
         </w:rPr>
       </w:pPr>
+      <w:proofErr w:type="spellStart"/>
       <w:r>
         <w:rPr>
           <w:rStyle w:val="Ttulo5Car"/>
         </w:rPr>
         <w:t>Kickidler</w:t>
       </w:r>
+      <w:proofErr w:type="spellEnd"/>
       <w:r>
         <w:rPr>
           <w:rStyle w:val="Ttulo5Car"/>
@@ -9434,8 +10042,17 @@
           <w:rStyle w:val="Extranjerismo"/>
           <w:lang w:val="es-419"/>
         </w:rPr>
-        <w:t>No-eXecute</w:t>
-      </w:r>
+        <w:t>No-</w:t>
+      </w:r>
+      <w:proofErr w:type="spellStart"/>
+      <w:r>
+        <w:rPr>
+          <w:rStyle w:val="Extranjerismo"/>
+          <w:lang w:val="es-419"/>
+        </w:rPr>
+        <w:t>eXecute</w:t>
+      </w:r>
+      <w:proofErr w:type="spellEnd"/>
       <w:r>
         <w:t xml:space="preserve">), introducido por </w:t>
       </w:r>
@@ -9521,6 +10138,7 @@
         </w:rPr>
         <w:t xml:space="preserve">) dentro del espacio de direcciones de cualquier programa, especialmente los programas C que se enlazan con la voluminosa biblioteca C. Por lo tanto, un atacante puede sobrescribir la pila de manera que la dirección de retorno en la función que se está ejecutando apunte a una instrucción maliciosa deseada (o una serie de instrucciones), seguida de una instrucción de retorno. Al encadenar un gran número de gadgets (es decir, asegurándose de que cada retorno salta al siguiente gadget), el atacante puede ejecutar código arbitrario. Para defenderse de ROP (incluyendo su forma anterior, el ataque </w:t>
       </w:r>
+      <w:proofErr w:type="spellStart"/>
       <w:r>
         <w:rPr>
           <w:rStyle w:val="Extranjerismo"/>
@@ -9528,6 +10146,7 @@
         </w:rPr>
         <w:t>return-to-libc</w:t>
       </w:r>
+      <w:proofErr w:type="spellEnd"/>
       <w:r>
         <w:rPr>
           <w:lang w:val="es-419"/>
@@ -9575,8 +10194,17 @@
     </w:p>
     <w:p>
       <w:r>
-        <w:t xml:space="preserve">Adicionalmente, el mundo de la seguridad de los sistemas se ha puesto patas arriba por dos nuevos ataques relacionados. El primero se llama Meltdown, y el segundo </w:t>
-      </w:r>
+        <w:t xml:space="preserve">Adicionalmente, el mundo de la seguridad de los sistemas se ha puesto patas arriba por dos nuevos ataques relacionados. El primero se llama </w:t>
+      </w:r>
+      <w:proofErr w:type="spellStart"/>
+      <w:r>
+        <w:t>Meltdown</w:t>
+      </w:r>
+      <w:proofErr w:type="spellEnd"/>
+      <w:r>
+        <w:t xml:space="preserve">, y el segundo </w:t>
+      </w:r>
+      <w:proofErr w:type="spellStart"/>
       <w:r>
         <w:rPr>
           <w:rStyle w:val="Extranjerismo"/>
@@ -9584,6 +10212,7 @@
         </w:rPr>
         <w:t>Spectre</w:t>
       </w:r>
+      <w:proofErr w:type="spellEnd"/>
       <w:r>
         <w:t xml:space="preserve">. Fueron descubiertos casi al mismo tiempo por cuatro grupos diferentes de investigadores/ingenieros, y han llevado a un profundo cuestionamiento de las protecciones fundamentales ofrecidas por el </w:t>
       </w:r>
@@ -9648,6 +10277,7 @@
         </w:rPr>
         <w:t xml:space="preserve">La debilidad general explotada en cada uno de estos ataques es que las </w:t>
       </w:r>
+      <w:proofErr w:type="spellStart"/>
       <w:r>
         <w:rPr>
           <w:rStyle w:val="Extranjerismo"/>
@@ -9655,6 +10285,7 @@
         </w:rPr>
         <w:t>CPUs</w:t>
       </w:r>
+      <w:proofErr w:type="spellEnd"/>
       <w:r>
         <w:rPr>
           <w:lang w:val="es-419"/>
@@ -9766,7 +10397,23 @@
     </w:p>
     <w:p>
       <w:r>
-        <w:t>Para entender realmente estos ataques, se hace necesario aprender sobre la arquitectura de los ordenadores modernos, como se encuentra en los libros avanzados sobre el tema, centrándose en la especulación y en todos los mecanismos necesarios para implementarla. Definitivamente, leer sobre los ataques Meltdown y Spectre, en los sitios web mencionados anteriormente; de hecho, también incluyen un manual útil sobre la especulación, por lo que quizás no sea un mal lugar para empezar.</w:t>
+        <w:t xml:space="preserve">Para entender realmente estos ataques, se hace necesario aprender sobre la arquitectura de los ordenadores modernos, como se encuentra en los libros avanzados sobre el tema, centrándose en la especulación y en todos los mecanismos necesarios para implementarla. Definitivamente, leer sobre los ataques </w:t>
+      </w:r>
+      <w:proofErr w:type="spellStart"/>
+      <w:r>
+        <w:t>Meltdown</w:t>
+      </w:r>
+      <w:proofErr w:type="spellEnd"/>
+      <w:r>
+        <w:t xml:space="preserve"> y </w:t>
+      </w:r>
+      <w:proofErr w:type="spellStart"/>
+      <w:r>
+        <w:t>Spectre</w:t>
+      </w:r>
+      <w:proofErr w:type="spellEnd"/>
+      <w:r>
+        <w:t>, en los sitios web mencionados anteriormente; de hecho, también incluyen un manual útil sobre la especulación, por lo que quizás no sea un mal lugar para empezar.</w:t>
       </w:r>
     </w:p>
     <w:p>
@@ -9978,7 +10625,19 @@
     <w:p/>
     <w:p>
       <w:r>
-        <w:t>La política de mantenimiento aplicable a una situación concreta dependerá obviamente de varios factores. Algunos de estos son:</w:t>
+        <w:t>La política de mantenimiento aplicable a una situación concreta dependerá</w:t>
+      </w:r>
+      <w:r>
+        <w:t>,</w:t>
+      </w:r>
+      <w:r>
+        <w:t xml:space="preserve"> obviamente</w:t>
+      </w:r>
+      <w:r>
+        <w:t>,</w:t>
+      </w:r>
+      <w:r>
+        <w:t xml:space="preserve"> de varios factores. Algunos de estos son:</w:t>
       </w:r>
     </w:p>
     <w:p>
@@ -11156,7 +11815,10 @@
     </w:p>
     <w:p>
       <w:r>
-        <w:t>Ventajas de la certificación ISO 20000 para los proveedores de servicios son:</w:t>
+        <w:t>Las v</w:t>
+      </w:r>
+      <w:r>
+        <w:t>entajas de la certificación ISO 20000 para los proveedores de servicios son:</w:t>
       </w:r>
     </w:p>
     <w:p>
@@ -11223,12 +11885,53 @@
       <w:r>
         <w:t>Reduce los costes de conformidad con muchas leyes y normas, como la PCI DSS (</w:t>
       </w:r>
+      <w:proofErr w:type="spellStart"/>
       <w:r>
         <w:rPr>
           <w:rStyle w:val="Extranjerismo"/>
           <w:lang w:val="es-419"/>
         </w:rPr>
-        <w:t>Payment Card Industry Data Security Standard</w:t>
+        <w:t>Payment</w:t>
+      </w:r>
+      <w:proofErr w:type="spellEnd"/>
+      <w:r>
+        <w:rPr>
+          <w:rStyle w:val="Extranjerismo"/>
+          <w:lang w:val="es-419"/>
+        </w:rPr>
+        <w:t xml:space="preserve"> </w:t>
+      </w:r>
+      <w:proofErr w:type="spellStart"/>
+      <w:r>
+        <w:rPr>
+          <w:rStyle w:val="Extranjerismo"/>
+          <w:lang w:val="es-419"/>
+        </w:rPr>
+        <w:t>Card</w:t>
+      </w:r>
+      <w:proofErr w:type="spellEnd"/>
+      <w:r>
+        <w:rPr>
+          <w:rStyle w:val="Extranjerismo"/>
+          <w:lang w:val="es-419"/>
+        </w:rPr>
+        <w:t xml:space="preserve"> </w:t>
+      </w:r>
+      <w:proofErr w:type="spellStart"/>
+      <w:r>
+        <w:rPr>
+          <w:rStyle w:val="Extranjerismo"/>
+          <w:lang w:val="es-419"/>
+        </w:rPr>
+        <w:t>Industry</w:t>
+      </w:r>
+      <w:proofErr w:type="spellEnd"/>
+      <w:r>
+        <w:rPr>
+          <w:rStyle w:val="Extranjerismo"/>
+          <w:lang w:val="es-419"/>
+        </w:rPr>
+        <w:t xml:space="preserve"> Data Security Standard</w:t>
       </w:r>
       <w:r>
         <w:t xml:space="preserve">) y la Ley </w:t>
@@ -11280,18 +11983,59 @@
         </w:rPr>
         <w:t>“</w:t>
       </w:r>
+      <w:proofErr w:type="spellStart"/>
       <w:r>
         <w:rPr>
           <w:rStyle w:val="Extranjerismo"/>
           <w:lang w:val="es-CO"/>
         </w:rPr>
-        <w:t>Information Technology Infrastructure Library</w:t>
-      </w:r>
+        <w:t>Information</w:t>
+      </w:r>
+      <w:proofErr w:type="spellEnd"/>
       <w:r>
         <w:rPr>
           <w:rStyle w:val="Extranjerismo"/>
           <w:lang w:val="es-CO"/>
         </w:rPr>
+        <w:t xml:space="preserve"> </w:t>
+      </w:r>
+      <w:proofErr w:type="spellStart"/>
+      <w:r>
+        <w:rPr>
+          <w:rStyle w:val="Extranjerismo"/>
+          <w:lang w:val="es-CO"/>
+        </w:rPr>
+        <w:t>Technology</w:t>
+      </w:r>
+      <w:proofErr w:type="spellEnd"/>
+      <w:r>
+        <w:rPr>
+          <w:rStyle w:val="Extranjerismo"/>
+          <w:lang w:val="es-CO"/>
+        </w:rPr>
+        <w:t xml:space="preserve"> </w:t>
+      </w:r>
+      <w:proofErr w:type="spellStart"/>
+      <w:r>
+        <w:rPr>
+          <w:rStyle w:val="Extranjerismo"/>
+          <w:lang w:val="es-CO"/>
+        </w:rPr>
+        <w:t>Infrastructure</w:t>
+      </w:r>
+      <w:proofErr w:type="spellEnd"/>
+      <w:r>
+        <w:rPr>
+          <w:rStyle w:val="Extranjerismo"/>
+          <w:lang w:val="es-CO"/>
+        </w:rPr>
+        <w:t xml:space="preserve"> Library</w:t>
+      </w:r>
+      <w:r>
+        <w:rPr>
+          <w:rStyle w:val="Extranjerismo"/>
+          <w:lang w:val="es-CO"/>
+        </w:rPr>
         <w:t>”</w:t>
       </w:r>
       <w:r>
@@ -11322,6 +12066,7 @@
       <w:r>
         <w:t xml:space="preserve">ITIL 4 se basa en las versiones anteriores del marco introduciendo un nuevo modelo operativo digital de extremo a extremo, que ha sido diseñado para ayudar a los equipos de TI a crear, entregar y operar productos y servicios técnicos que se ajusten a la estrategia empresarial más amplia de su organización. Este modelo se denomina "sistema de valor del servicio" o "SVS". </w:t>
       </w:r>
+      <w:proofErr w:type="spellStart"/>
       <w:r>
         <w:rPr>
           <w:rStyle w:val="Extranjerismo"/>
@@ -11329,6 +12074,7 @@
         </w:rPr>
         <w:t>Gunawan</w:t>
       </w:r>
+      <w:proofErr w:type="spellEnd"/>
       <w:r>
         <w:t xml:space="preserve">, H. (2019). </w:t>
       </w:r>
@@ -12071,7 +12817,21 @@
         <w:rPr>
           <w:sz w:val="22"/>
         </w:rPr>
-        <w:t>Nota. Tomado de: Geier, M. J. (2016)</w:t>
+        <w:t xml:space="preserve">Nota. Tomado de: </w:t>
+      </w:r>
+      <w:proofErr w:type="spellStart"/>
+      <w:r>
+        <w:rPr>
+          <w:sz w:val="22"/>
+        </w:rPr>
+        <w:t>Geier</w:t>
+      </w:r>
+      <w:proofErr w:type="spellEnd"/>
+      <w:r>
+        <w:rPr>
+          <w:sz w:val="22"/>
+        </w:rPr>
+        <w:t>, M. J. (2016)</w:t>
       </w:r>
     </w:p>
     <w:p>
@@ -12747,7 +13507,13 @@
         <w:rPr>
           <w:lang w:val="es-419"/>
         </w:rPr>
-        <w:t xml:space="preserve">0 consulte el manual. </w:t>
+        <w:t>C</w:t>
+      </w:r>
+      <w:r>
+        <w:rPr>
+          <w:lang w:val="es-419"/>
+        </w:rPr>
+        <w:t xml:space="preserve">onsulte el manual. </w:t>
       </w:r>
     </w:p>
     <w:p>
@@ -13314,7 +14080,10 @@
         <w:ind w:left="567" w:hanging="283"/>
       </w:pPr>
       <w:r>
-        <w:t>Descripción de la pieza necesaria, es decir, nombre de la pieza y número de circuito; y</w:t>
+        <w:t>Descripción de la pieza necesaria, es decir, nombre de la pieza y número de circuito</w:t>
+      </w:r>
+      <w:r>
+        <w:t>.</w:t>
       </w:r>
     </w:p>
     <w:p>
@@ -13334,12 +14103,21 @@
       <w:r>
         <w:t>A veces se realizan cambios en los equipos para adaptarlos a componentes mejorados, a medida que los fabricantes los ponen a disposición. La información sobre estas modificaciones suele ser publicada por ellos como ‘</w:t>
       </w:r>
+      <w:proofErr w:type="spellStart"/>
       <w:r>
         <w:rPr>
           <w:rStyle w:val="Extranjerismo"/>
           <w:lang w:val="es-419"/>
         </w:rPr>
-        <w:t>addenda'</w:t>
+        <w:t>addenda</w:t>
+      </w:r>
+      <w:proofErr w:type="spellEnd"/>
+      <w:r>
+        <w:rPr>
+          <w:rStyle w:val="Extranjerismo"/>
+          <w:lang w:val="es-419"/>
+        </w:rPr>
+        <w:t>'</w:t>
       </w:r>
       <w:r>
         <w:t xml:space="preserve"> al manual de servicio. Cuando se observe alguna discrepancia entre un componente mencionado en el diagrama del circuito y el realmente presente en el equipo, busque la hoja de modificaciones. En caso de duda, puede ponerse en contacto con el fabricante para que le aclare las dudas.</w:t>
@@ -14024,7 +14802,15 @@
         <w:pStyle w:val="Ttulo4"/>
       </w:pPr>
       <w:r>
-        <w:t xml:space="preserve">Ejemplo de una ficha técnica. Tomado de Yumpu (2015) </w:t>
+        <w:t xml:space="preserve">Ejemplo de una ficha técnica. Tomado de </w:t>
+      </w:r>
+      <w:proofErr w:type="spellStart"/>
+      <w:r>
+        <w:t>Yumpu</w:t>
+      </w:r>
+      <w:proofErr w:type="spellEnd"/>
+      <w:r>
+        <w:t xml:space="preserve"> (2015) </w:t>
       </w:r>
       <w:r>
         <w:tab/>
@@ -15541,8 +16327,13 @@
               </w:rPr>
               <w:t xml:space="preserve"> 98-366. </w:t>
             </w:r>
-            <w:r>
-              <w:t>Packt Publishing Ltda.</w:t>
+            <w:proofErr w:type="spellStart"/>
+            <w:r>
+              <w:t>Packt</w:t>
+            </w:r>
+            <w:proofErr w:type="spellEnd"/>
+            <w:r>
+              <w:t xml:space="preserve"> Publishing Ltda.</w:t>
             </w:r>
           </w:p>
           <w:p>
@@ -15624,7 +16415,77 @@
               <w:rPr>
                 <w:i/>
               </w:rPr>
-              <w:t>Análisis sobre la aplicación de frameworks: cobit, pmi, cmmi comparado con itil v4 en las empresas de sector privado en la gestión de servicios TI</w:t>
+              <w:t xml:space="preserve">Análisis sobre la aplicación de </w:t>
+            </w:r>
+            <w:proofErr w:type="spellStart"/>
+            <w:r>
+              <w:rPr>
+                <w:i/>
+              </w:rPr>
+              <w:t>frameworks</w:t>
+            </w:r>
+            <w:proofErr w:type="spellEnd"/>
+            <w:r>
+              <w:rPr>
+                <w:i/>
+              </w:rPr>
+              <w:t xml:space="preserve">: </w:t>
+            </w:r>
+            <w:proofErr w:type="spellStart"/>
+            <w:r>
+              <w:rPr>
+                <w:i/>
+              </w:rPr>
+              <w:t>cobit</w:t>
+            </w:r>
+            <w:proofErr w:type="spellEnd"/>
+            <w:r>
+              <w:rPr>
+                <w:i/>
+              </w:rPr>
+              <w:t xml:space="preserve">, </w:t>
+            </w:r>
+            <w:proofErr w:type="spellStart"/>
+            <w:r>
+              <w:rPr>
+                <w:i/>
+              </w:rPr>
+              <w:t>pmi</w:t>
+            </w:r>
+            <w:proofErr w:type="spellEnd"/>
+            <w:r>
+              <w:rPr>
+                <w:i/>
+              </w:rPr>
+              <w:t xml:space="preserve">, </w:t>
+            </w:r>
+            <w:proofErr w:type="spellStart"/>
+            <w:r>
+              <w:rPr>
+                <w:i/>
+              </w:rPr>
+              <w:t>cmmi</w:t>
+            </w:r>
+            <w:proofErr w:type="spellEnd"/>
+            <w:r>
+              <w:rPr>
+                <w:i/>
+              </w:rPr>
+              <w:t xml:space="preserve"> comparado con </w:t>
+            </w:r>
+            <w:proofErr w:type="spellStart"/>
+            <w:r>
+              <w:rPr>
+                <w:i/>
+              </w:rPr>
+              <w:t>itil</w:t>
+            </w:r>
+            <w:proofErr w:type="spellEnd"/>
+            <w:r>
+              <w:rPr>
+                <w:i/>
+              </w:rPr>
+              <w:t xml:space="preserve"> v4 en las empresas de sector privado en la gestión de servicios TI</w:t>
             </w:r>
             <w:r>
               <w:t>. Universidad Autónoma del Estado de México.</w:t>
@@ -15760,25 +16621,34 @@
       <w:r>
         <w:t>“</w:t>
       </w:r>
+      <w:proofErr w:type="spellStart"/>
       <w:r>
         <w:rPr>
           <w:rStyle w:val="Extranjerismo"/>
           <w:lang w:val="es-CO"/>
         </w:rPr>
-        <w:t>complementary metal-oxide-semiconductor</w:t>
-      </w:r>
+        <w:t>complementary</w:t>
+      </w:r>
+      <w:proofErr w:type="spellEnd"/>
       <w:r>
         <w:rPr>
           <w:rStyle w:val="Extranjerismo"/>
           <w:lang w:val="es-CO"/>
         </w:rPr>
-        <w:t>”</w:t>
+        <w:t xml:space="preserve"> metal-oxide-semiconductor</w:t>
       </w:r>
       <w:r>
         <w:rPr>
           <w:rStyle w:val="Extranjerismo"/>
           <w:lang w:val="es-CO"/>
         </w:rPr>
+        <w:t>”</w:t>
+      </w:r>
+      <w:r>
+        <w:rPr>
+          <w:rStyle w:val="Extranjerismo"/>
+          <w:lang w:val="es-CO"/>
+        </w:rPr>
         <w:t>.</w:t>
       </w:r>
     </w:p>
@@ -15897,7 +16767,55 @@
           <w:rStyle w:val="Extranjerismo"/>
           <w:lang w:val="es-CO"/>
         </w:rPr>
-        <w:t>Electronic Numerical Integrator And Computer”</w:t>
+        <w:t xml:space="preserve">Electronic </w:t>
+      </w:r>
+      <w:proofErr w:type="spellStart"/>
+      <w:r>
+        <w:rPr>
+          <w:rStyle w:val="Extranjerismo"/>
+          <w:lang w:val="es-CO"/>
+        </w:rPr>
+        <w:t>Numerical</w:t>
+      </w:r>
+      <w:proofErr w:type="spellEnd"/>
+      <w:r>
+        <w:rPr>
+          <w:rStyle w:val="Extranjerismo"/>
+          <w:lang w:val="es-CO"/>
+        </w:rPr>
+        <w:t xml:space="preserve"> </w:t>
+      </w:r>
+      <w:proofErr w:type="spellStart"/>
+      <w:r>
+        <w:rPr>
+          <w:rStyle w:val="Extranjerismo"/>
+          <w:lang w:val="es-CO"/>
+        </w:rPr>
+        <w:t>Integrator</w:t>
+      </w:r>
+      <w:proofErr w:type="spellEnd"/>
+      <w:r>
+        <w:rPr>
+          <w:rStyle w:val="Extranjerismo"/>
+          <w:lang w:val="es-CO"/>
+        </w:rPr>
+        <w:t xml:space="preserve"> And </w:t>
+      </w:r>
+      <w:proofErr w:type="spellStart"/>
+      <w:r>
+        <w:rPr>
+          <w:rStyle w:val="Extranjerismo"/>
+          <w:lang w:val="es-CO"/>
+        </w:rPr>
+        <w:t>Computer</w:t>
+      </w:r>
+      <w:proofErr w:type="spellEnd"/>
+      <w:r>
+        <w:rPr>
+          <w:rStyle w:val="Extranjerismo"/>
+          <w:lang w:val="es-CO"/>
+        </w:rPr>
+        <w:t>”</w:t>
       </w:r>
       <w:r>
         <w:t>: primer computador programable a gran escala</w:t>
@@ -15922,8 +16840,33 @@
           <w:rStyle w:val="Extranjerismo"/>
           <w:lang w:val="es-CO"/>
         </w:rPr>
-        <w:t>“General Public License</w:t>
-      </w:r>
+        <w:t xml:space="preserve">“General </w:t>
+      </w:r>
+      <w:proofErr w:type="spellStart"/>
+      <w:r>
+        <w:rPr>
+          <w:rStyle w:val="Extranjerismo"/>
+          <w:lang w:val="es-CO"/>
+        </w:rPr>
+        <w:t>Public</w:t>
+      </w:r>
+      <w:proofErr w:type="spellEnd"/>
+      <w:r>
+        <w:rPr>
+          <w:rStyle w:val="Extranjerismo"/>
+          <w:lang w:val="es-CO"/>
+        </w:rPr>
+        <w:t xml:space="preserve"> </w:t>
+      </w:r>
+      <w:proofErr w:type="spellStart"/>
+      <w:r>
+        <w:rPr>
+          <w:rStyle w:val="Extranjerismo"/>
+          <w:lang w:val="es-CO"/>
+        </w:rPr>
+        <w:t>License</w:t>
+      </w:r>
+      <w:proofErr w:type="spellEnd"/>
       <w:r>
         <w:t>”</w:t>
       </w:r>
@@ -15953,7 +16896,23 @@
           <w:rStyle w:val="Extranjerismo"/>
           <w:lang w:val="es-CO"/>
         </w:rPr>
-        <w:t>“High-Definition Multimedia Interface”</w:t>
+        <w:t>“High-</w:t>
+      </w:r>
+      <w:proofErr w:type="spellStart"/>
+      <w:r>
+        <w:rPr>
+          <w:rStyle w:val="Extranjerismo"/>
+          <w:lang w:val="es-CO"/>
+        </w:rPr>
+        <w:t>Definition</w:t>
+      </w:r>
+      <w:proofErr w:type="spellEnd"/>
+      <w:r>
+        <w:rPr>
+          <w:rStyle w:val="Extranjerismo"/>
+          <w:lang w:val="es-CO"/>
+        </w:rPr>
+        <w:t xml:space="preserve"> Multimedia Interface”</w:t>
       </w:r>
       <w:r>
         <w:rPr>
@@ -16204,7 +17163,15 @@
         <w:tab/>
       </w:r>
       <w:r>
-        <w:t>Video Graphics Array</w:t>
+        <w:t xml:space="preserve">Video </w:t>
+      </w:r>
+      <w:proofErr w:type="spellStart"/>
+      <w:r>
+        <w:t>Graphics</w:t>
+      </w:r>
+      <w:proofErr w:type="spellEnd"/>
+      <w:r>
+        <w:t xml:space="preserve"> Array</w:t>
       </w:r>
       <w:r>
         <w:t>, puerto de conexión de las pantallas de un computador.</w:t>
@@ -16239,13 +17206,29 @@
         </w:rPr>
       </w:pPr>
       <w:bookmarkStart w:id="33" w:name="_Toc224507747"/>
+      <w:proofErr w:type="spellStart"/>
       <w:r>
         <w:rPr>
           <w:lang w:val="en-US"/>
         </w:rPr>
-        <w:t>Referencias bibliográficas</w:t>
+        <w:t>Referencias</w:t>
+      </w:r>
+      <w:proofErr w:type="spellEnd"/>
+      <w:r>
+        <w:rPr>
+          <w:lang w:val="en-US"/>
+        </w:rPr>
+        <w:t xml:space="preserve"> </w:t>
+      </w:r>
+      <w:proofErr w:type="spellStart"/>
+      <w:r>
+        <w:rPr>
+          <w:lang w:val="en-US"/>
+        </w:rPr>
+        <w:t>bibliográficas</w:t>
       </w:r>
       <w:bookmarkEnd w:id="33"/>
+      <w:proofErr w:type="spellEnd"/>
       <w:r>
         <w:rPr>
           <w:lang w:val="en-US"/>
@@ -16322,7 +17305,49 @@
         <w:rPr>
           <w:lang w:val="en-US"/>
         </w:rPr>
-        <w:t xml:space="preserve">Barral, B. (2009) Machine Analytique de Charles Babbage, exposée au Science Museum de Londres. CC BY-SA 2.5. Wikipedia. </w:t>
+        <w:t xml:space="preserve">Barral, B. (2009) Machine </w:t>
+      </w:r>
+      <w:proofErr w:type="spellStart"/>
+      <w:r>
+        <w:rPr>
+          <w:lang w:val="en-US"/>
+        </w:rPr>
+        <w:t>Analytique</w:t>
+      </w:r>
+      <w:proofErr w:type="spellEnd"/>
+      <w:r>
+        <w:rPr>
+          <w:lang w:val="en-US"/>
+        </w:rPr>
+        <w:t xml:space="preserve"> de Charles Babbage, </w:t>
+      </w:r>
+      <w:proofErr w:type="spellStart"/>
+      <w:r>
+        <w:rPr>
+          <w:lang w:val="en-US"/>
+        </w:rPr>
+        <w:t>exposée</w:t>
+      </w:r>
+      <w:proofErr w:type="spellEnd"/>
+      <w:r>
+        <w:rPr>
+          <w:lang w:val="en-US"/>
+        </w:rPr>
+        <w:t xml:space="preserve"> au Science Museum de </w:t>
+      </w:r>
+      <w:proofErr w:type="spellStart"/>
+      <w:r>
+        <w:rPr>
+          <w:lang w:val="en-US"/>
+        </w:rPr>
+        <w:t>Londres</w:t>
+      </w:r>
+      <w:proofErr w:type="spellEnd"/>
+      <w:r>
+        <w:rPr>
+          <w:lang w:val="en-US"/>
+        </w:rPr>
+        <w:t xml:space="preserve">. CC BY-SA 2.5. Wikipedia. </w:t>
       </w:r>
       <w:hyperlink r:id="rId31" w:anchor="/media/Archivo:AnalyticalMachine_Babbage_London.jpg" w:history="1">
         <w:r>
@@ -16372,7 +17397,21 @@
         <w:rPr>
           <w:lang w:val="en-US"/>
         </w:rPr>
-        <w:t xml:space="preserve">Gunawan, H. (2019). Strategic management for its services using the information technology infrastructure library (ITIL) framework. In 2019 International Conference on Information Management and Technology (ICIMTech) (Vol. 1, pp. 362-366). </w:t>
+        <w:t>Gunawan, H. (2019). Strategic management for its services using the information technology infrastructure library (ITIL) framework. In 2019 International Conference on Information Management and Technology (</w:t>
+      </w:r>
+      <w:proofErr w:type="spellStart"/>
+      <w:r>
+        <w:rPr>
+          <w:lang w:val="en-US"/>
+        </w:rPr>
+        <w:t>ICIMTech</w:t>
+      </w:r>
+      <w:proofErr w:type="spellEnd"/>
+      <w:r>
+        <w:rPr>
+          <w:lang w:val="en-US"/>
+        </w:rPr>
+        <w:t xml:space="preserve">) (Vol. 1, pp. 362-366). </w:t>
       </w:r>
       <w:r>
         <w:t>IEEE.</w:t>
@@ -16411,8 +17450,13 @@
         </w:numPr>
         <w:ind w:left="567" w:hanging="283"/>
       </w:pPr>
-      <w:r>
-        <w:t xml:space="preserve">LucaDetomi (2005). Intel 4004. CC BY-SA 3.0. </w:t>
+      <w:proofErr w:type="spellStart"/>
+      <w:r>
+        <w:t>LucaDetomi</w:t>
+      </w:r>
+      <w:proofErr w:type="spellEnd"/>
+      <w:r>
+        <w:t xml:space="preserve"> (2005). Intel 4004. CC BY-SA 3.0. </w:t>
       </w:r>
       <w:hyperlink r:id="rId33" w:anchor="/media/Archivo:Intel_4004.jpg" w:history="1">
         <w:r>
@@ -16438,11 +17482,19 @@
           <w:lang w:val="en-US"/>
         </w:rPr>
       </w:pPr>
+      <w:proofErr w:type="spellStart"/>
       <w:r>
         <w:rPr>
           <w:lang w:val="en-US"/>
         </w:rPr>
-        <w:t xml:space="preserve">Muhlpfordt, H. (2007) Intel 80286 68 Pin 10Mhz. </w:t>
+        <w:t>Muhlpfordt</w:t>
+      </w:r>
+      <w:proofErr w:type="spellEnd"/>
+      <w:r>
+        <w:rPr>
+          <w:lang w:val="en-US"/>
+        </w:rPr>
+        <w:t xml:space="preserve">, H. (2007) Intel 80286 68 Pin 10Mhz. </w:t>
       </w:r>
       <w:r>
         <w:rPr>
@@ -16475,8 +17527,13 @@
         </w:numPr>
         <w:ind w:left="567" w:hanging="283"/>
       </w:pPr>
-      <w:r>
-        <w:t xml:space="preserve">Seofilo (2018). Ley de Moore. Wikipedia. </w:t>
+      <w:proofErr w:type="spellStart"/>
+      <w:r>
+        <w:t>Seofilo</w:t>
+      </w:r>
+      <w:proofErr w:type="spellEnd"/>
+      <w:r>
+        <w:t xml:space="preserve"> (2018). Ley de Moore. Wikipedia. </w:t>
       </w:r>
       <w:hyperlink r:id="rId35" w:anchor="/media/Archivo:Ley_de_Moore.png" w:history="1">
         <w:r>
@@ -16570,11 +17627,19 @@
           <w:lang w:eastAsia="es-CO"/>
         </w:rPr>
       </w:pPr>
+      <w:proofErr w:type="spellStart"/>
       <w:r>
         <w:rPr>
           <w:lang w:val="en-US"/>
         </w:rPr>
-        <w:t xml:space="preserve">Yumpu (2015). SST TEMPEST SDIP-27 Level A PCs - special applications. </w:t>
+        <w:t>Yumpu</w:t>
+      </w:r>
+      <w:proofErr w:type="spellEnd"/>
+      <w:r>
+        <w:rPr>
+          <w:lang w:val="en-US"/>
+        </w:rPr>
+        <w:t xml:space="preserve"> (2015). SST TEMPEST SDIP-27 Level A PCs - special applications. </w:t>
       </w:r>
       <w:hyperlink r:id="rId38" w:history="1">
         <w:r>
@@ -16777,8 +17842,19 @@
                 <w:szCs w:val="20"/>
                 <w:lang w:val="es-CO"/>
               </w:rPr>
-              <w:t>Olga Constanza Bermúdez Jaimes</w:t>
-            </w:r>
+              <w:t xml:space="preserve">Olga Constanza Bermúdez </w:t>
+            </w:r>
+            <w:proofErr w:type="spellStart"/>
+            <w:r>
+              <w:rPr>
+                <w:rFonts w:ascii="Arial" w:eastAsia="Arial" w:hAnsi="Arial" w:cs="Arial"/>
+                <w:sz w:val="20"/>
+                <w:szCs w:val="20"/>
+                <w:lang w:val="es-CO"/>
+              </w:rPr>
+              <w:t>Jaimes</w:t>
+            </w:r>
+            <w:proofErr w:type="spellEnd"/>
           </w:p>
         </w:tc>
         <w:tc>
@@ -16852,8 +17928,16 @@
               <w:rPr>
                 <w:lang w:val="es-ES"/>
               </w:rPr>
-              <w:t>Liliana Victoria Morales Gualdrón</w:t>
-            </w:r>
+              <w:t xml:space="preserve">Liliana Victoria Morales </w:t>
+            </w:r>
+            <w:proofErr w:type="spellStart"/>
+            <w:r>
+              <w:rPr>
+                <w:lang w:val="es-ES"/>
+              </w:rPr>
+              <w:t>Gualdrón</w:t>
+            </w:r>
+            <w:proofErr w:type="spellEnd"/>
           </w:p>
         </w:tc>
         <w:tc>
@@ -16905,7 +17989,15 @@
               </w:rPr>
             </w:pPr>
             <w:r>
-              <w:t>Ronald Alexander Vacca Ascanio</w:t>
+              <w:t xml:space="preserve">Ronald Alexander </w:t>
+            </w:r>
+            <w:proofErr w:type="spellStart"/>
+            <w:r>
+              <w:t>Vacca</w:t>
+            </w:r>
+            <w:proofErr w:type="spellEnd"/>
+            <w:r>
+              <w:t xml:space="preserve"> Ascanio</w:t>
             </w:r>
           </w:p>
         </w:tc>
@@ -17111,7 +18203,15 @@
               </w:rPr>
             </w:pPr>
             <w:r>
-              <w:t>Gloria Lida Alzate Suarez</w:t>
+              <w:t xml:space="preserve">Gloria Lida </w:t>
+            </w:r>
+            <w:proofErr w:type="spellStart"/>
+            <w:r>
+              <w:t>Alzate</w:t>
+            </w:r>
+            <w:proofErr w:type="spellEnd"/>
+            <w:r>
+              <w:t xml:space="preserve"> Suarez</w:t>
             </w:r>
           </w:p>
         </w:tc>
@@ -17126,8 +18226,13 @@
                 <w:lang w:val="es-ES_tradnl"/>
               </w:rPr>
             </w:pPr>
-            <w:r>
-              <w:t>Adecuador instruccional</w:t>
+            <w:proofErr w:type="spellStart"/>
+            <w:r>
+              <w:t>Adecuador</w:t>
+            </w:r>
+            <w:proofErr w:type="spellEnd"/>
+            <w:r>
+              <w:t xml:space="preserve"> instruccional</w:t>
             </w:r>
           </w:p>
         </w:tc>
@@ -17267,8 +18372,13 @@
               </w:rPr>
             </w:pPr>
             <w:r>
-              <w:t>Adriana Marcela Suarez Eljure</w:t>
-            </w:r>
+              <w:t xml:space="preserve">Adriana Marcela Suarez </w:t>
+            </w:r>
+            <w:proofErr w:type="spellStart"/>
+            <w:r>
+              <w:t>Eljure</w:t>
+            </w:r>
+            <w:proofErr w:type="spellEnd"/>
           </w:p>
         </w:tc>
         <w:tc>
@@ -17357,8 +18467,13 @@
             <w:pPr>
               <w:pStyle w:val="TextoTablas"/>
             </w:pPr>
-            <w:r>
-              <w:t>Zuleidy María Ruiz Torres</w:t>
+            <w:proofErr w:type="spellStart"/>
+            <w:r>
+              <w:t>Zuleidy</w:t>
+            </w:r>
+            <w:proofErr w:type="spellEnd"/>
+            <w:r>
+              <w:t xml:space="preserve"> María Ruiz Torres</w:t>
             </w:r>
           </w:p>
         </w:tc>
@@ -17527,8 +18642,13 @@
             <w:pPr>
               <w:pStyle w:val="TextoTablas"/>
             </w:pPr>
-            <w:r>
-              <w:t>Leyson Fabián Castaño Pérez</w:t>
+            <w:proofErr w:type="spellStart"/>
+            <w:r>
+              <w:t>Leyson</w:t>
+            </w:r>
+            <w:proofErr w:type="spellEnd"/>
+            <w:r>
+              <w:t xml:space="preserve"> Fabián Castaño Pérez</w:t>
             </w:r>
           </w:p>
         </w:tc>
@@ -17629,8 +18749,13 @@
               <w:pStyle w:val="TextoTablas"/>
             </w:pPr>
             <w:r>
-              <w:t>Desarrollador Fullstack</w:t>
-            </w:r>
+              <w:t xml:space="preserve">Desarrollador </w:t>
+            </w:r>
+            <w:proofErr w:type="spellStart"/>
+            <w:r>
+              <w:t>Fullstack</w:t>
+            </w:r>
+            <w:proofErr w:type="spellEnd"/>
           </w:p>
         </w:tc>
         <w:tc>
@@ -17785,8 +18910,21 @@
             <w:pPr>
               <w:pStyle w:val="TextoTablas"/>
             </w:pPr>
-            <w:r>
-              <w:t>Anyerson Wilfredo Pizo Ossa</w:t>
+            <w:proofErr w:type="spellStart"/>
+            <w:r>
+              <w:t>Anyerson</w:t>
+            </w:r>
+            <w:proofErr w:type="spellEnd"/>
+            <w:r>
+              <w:t xml:space="preserve"> Wilfredo </w:t>
+            </w:r>
+            <w:proofErr w:type="spellStart"/>
+            <w:r>
+              <w:t>Pizo</w:t>
+            </w:r>
+            <w:proofErr w:type="spellEnd"/>
+            <w:r>
+              <w:t xml:space="preserve"> Ossa</w:t>
             </w:r>
           </w:p>
         </w:tc>
@@ -17998,7 +19136,7 @@
                 </wp:anchor>
               </w:drawing>
             </mc:Choice>
-            <mc:Fallback xmlns:w16sdtdh="http://schemas.microsoft.com/office/word/2020/wordml/sdtdatahash">
+            <mc:Fallback>
               <w:pict>
                 <v:shapetype w14:anchorId="797C42AF" id="_x0000_t202" coordsize="21600,21600" o:spt="202" path="m,l,21600r21600,l21600,xe">
                   <v:stroke joinstyle="miter"/>
@@ -25504,34 +26642,6 @@
 </file>
 
 <file path=customXml/item2.xml><?xml version="1.0" encoding="utf-8"?>
-<?mso-contentType ?>
-<FormTemplates xmlns="http://schemas.microsoft.com/sharepoint/v3/contenttype/forms">
-  <Display>DocumentLibraryForm</Display>
-  <Edit>DocumentLibraryForm</Edit>
-  <New>DocumentLibraryForm</New>
-</FormTemplates>
-</file>
-
-<file path=customXml/item3.xml><?xml version="1.0" encoding="utf-8"?>
-<p:properties xmlns:p="http://schemas.microsoft.com/office/2006/metadata/properties" xmlns:xsi="http://www.w3.org/2001/XMLSchema-instance" xmlns:pc="http://schemas.microsoft.com/office/infopath/2007/PartnerControls">
-  <documentManagement>
-    <TaxCatchAll xmlns="13c90a0b-73bc-4dc0-be5f-28d77b615beb" xsi:nil="true"/>
-    <lcf76f155ced4ddcb4097134ff3c332f xmlns="13c93bba-48ce-428c-bfe5-88b42c19b028">
-      <Terms xmlns="http://schemas.microsoft.com/office/infopath/2007/PartnerControls"/>
-    </lcf76f155ced4ddcb4097134ff3c332f>
-    <SharedWithUsers xmlns="13c90a0b-73bc-4dc0-be5f-28d77b615beb">
-      <UserInfo>
-        <DisplayName/>
-        <AccountId xsi:nil="true"/>
-        <AccountType/>
-      </UserInfo>
-    </SharedWithUsers>
-    <MediaLengthInSeconds xmlns="13c93bba-48ce-428c-bfe5-88b42c19b028" xsi:nil="true"/>
-  </documentManagement>
-</p:properties>
-</file>
-
-<file path=customXml/item4.xml><?xml version="1.0" encoding="utf-8"?>
 <ct:contentTypeSchema xmlns:ct="http://schemas.microsoft.com/office/2006/metadata/contentType" xmlns:ma="http://schemas.microsoft.com/office/2006/metadata/properties/metaAttributes" ct:_="" ma:_="" ma:contentTypeName="Documento" ma:contentTypeID="0x0101006A81D6BD42E8DF4C91013959704817E1" ma:contentTypeVersion="15" ma:contentTypeDescription="Crear nuevo documento." ma:contentTypeScope="" ma:versionID="bf4f72ffd194f0963ff564daca6869f7">
   <xsd:schema xmlns:xsd="http://www.w3.org/2001/XMLSchema" xmlns:xs="http://www.w3.org/2001/XMLSchema" xmlns:p="http://schemas.microsoft.com/office/2006/metadata/properties" xmlns:ns2="13c90a0b-73bc-4dc0-be5f-28d77b615beb" xmlns:ns3="13c93bba-48ce-428c-bfe5-88b42c19b028" targetNamespace="http://schemas.microsoft.com/office/2006/metadata/properties" ma:root="true" ma:fieldsID="8718d6f4873a5b1392a45044efa78385" ns2:_="" ns3:_="">
     <xsd:import namespace="13c90a0b-73bc-4dc0-be5f-28d77b615beb"/>
@@ -25766,6 +26876,34 @@
 </ct:contentTypeSchema>
 </file>
 
+<file path=customXml/item3.xml><?xml version="1.0" encoding="utf-8"?>
+<p:properties xmlns:p="http://schemas.microsoft.com/office/2006/metadata/properties" xmlns:xsi="http://www.w3.org/2001/XMLSchema-instance" xmlns:pc="http://schemas.microsoft.com/office/infopath/2007/PartnerControls">
+  <documentManagement>
+    <TaxCatchAll xmlns="13c90a0b-73bc-4dc0-be5f-28d77b615beb" xsi:nil="true"/>
+    <lcf76f155ced4ddcb4097134ff3c332f xmlns="13c93bba-48ce-428c-bfe5-88b42c19b028">
+      <Terms xmlns="http://schemas.microsoft.com/office/infopath/2007/PartnerControls"/>
+    </lcf76f155ced4ddcb4097134ff3c332f>
+    <SharedWithUsers xmlns="13c90a0b-73bc-4dc0-be5f-28d77b615beb">
+      <UserInfo>
+        <DisplayName/>
+        <AccountId xsi:nil="true"/>
+        <AccountType/>
+      </UserInfo>
+    </SharedWithUsers>
+    <MediaLengthInSeconds xmlns="13c93bba-48ce-428c-bfe5-88b42c19b028" xsi:nil="true"/>
+  </documentManagement>
+</p:properties>
+</file>
+
+<file path=customXml/item4.xml><?xml version="1.0" encoding="utf-8"?>
+<?mso-contentType ?>
+<FormTemplates xmlns="http://schemas.microsoft.com/sharepoint/v3/contenttype/forms">
+  <Display>DocumentLibraryForm</Display>
+  <Edit>DocumentLibraryForm</Edit>
+  <New>DocumentLibraryForm</New>
+</FormTemplates>
+</file>
+
 <file path=customXml/itemProps1.xml><?xml version="1.0" encoding="utf-8"?>
 <ds:datastoreItem xmlns:ds="http://schemas.openxmlformats.org/officeDocument/2006/customXml" ds:itemID="{22B435AD-A660-484C-B997-F7C3F52AA3A2}">
   <ds:schemaRefs>
@@ -25775,9 +26913,20 @@
 </file>
 
 <file path=customXml/itemProps2.xml><?xml version="1.0" encoding="utf-8"?>
-<ds:datastoreItem xmlns:ds="http://schemas.openxmlformats.org/officeDocument/2006/customXml" ds:itemID="{6F5D88E3-2B20-4B6E-A615-D2629B3D08F0}">
+<ds:datastoreItem xmlns:ds="http://schemas.openxmlformats.org/officeDocument/2006/customXml" ds:itemID="{428A1BBC-8F8C-4484-AFA9-406F856787C9}">
   <ds:schemaRefs>
-    <ds:schemaRef ds:uri="http://schemas.microsoft.com/sharepoint/v3/contenttype/forms"/>
+    <ds:schemaRef ds:uri="http://schemas.microsoft.com/office/2006/metadata/contentType"/>
+    <ds:schemaRef ds:uri="http://schemas.microsoft.com/office/2006/metadata/properties/metaAttributes"/>
+    <ds:schemaRef ds:uri="http://www.w3.org/2001/XMLSchema"/>
+    <ds:schemaRef ds:uri="http://schemas.microsoft.com/office/2006/metadata/properties"/>
+    <ds:schemaRef ds:uri="13c90a0b-73bc-4dc0-be5f-28d77b615beb"/>
+    <ds:schemaRef ds:uri="13c93bba-48ce-428c-bfe5-88b42c19b028"/>
+    <ds:schemaRef ds:uri="http://schemas.microsoft.com/office/2006/documentManagement/types"/>
+    <ds:schemaRef ds:uri="http://schemas.microsoft.com/office/infopath/2007/PartnerControls"/>
+    <ds:schemaRef ds:uri="http://schemas.openxmlformats.org/package/2006/metadata/core-properties"/>
+    <ds:schemaRef ds:uri="http://purl.org/dc/elements/1.1/"/>
+    <ds:schemaRef ds:uri="http://purl.org/dc/terms/"/>
+    <ds:schemaRef ds:uri="http://schemas.microsoft.com/internal/obd"/>
   </ds:schemaRefs>
 </ds:datastoreItem>
 </file>
@@ -25794,20 +26943,9 @@
 </file>
 
 <file path=customXml/itemProps4.xml><?xml version="1.0" encoding="utf-8"?>
-<ds:datastoreItem xmlns:ds="http://schemas.openxmlformats.org/officeDocument/2006/customXml" ds:itemID="{428A1BBC-8F8C-4484-AFA9-406F856787C9}">
+<ds:datastoreItem xmlns:ds="http://schemas.openxmlformats.org/officeDocument/2006/customXml" ds:itemID="{6F5D88E3-2B20-4B6E-A615-D2629B3D08F0}">
   <ds:schemaRefs>
-    <ds:schemaRef ds:uri="http://schemas.microsoft.com/office/2006/metadata/contentType"/>
-    <ds:schemaRef ds:uri="http://schemas.microsoft.com/office/2006/metadata/properties/metaAttributes"/>
-    <ds:schemaRef ds:uri="http://www.w3.org/2001/XMLSchema"/>
-    <ds:schemaRef ds:uri="http://schemas.microsoft.com/office/2006/metadata/properties"/>
-    <ds:schemaRef ds:uri="13c90a0b-73bc-4dc0-be5f-28d77b615beb"/>
-    <ds:schemaRef ds:uri="13c93bba-48ce-428c-bfe5-88b42c19b028"/>
-    <ds:schemaRef ds:uri="http://schemas.microsoft.com/office/2006/documentManagement/types"/>
-    <ds:schemaRef ds:uri="http://schemas.microsoft.com/office/infopath/2007/PartnerControls"/>
-    <ds:schemaRef ds:uri="http://schemas.openxmlformats.org/package/2006/metadata/core-properties"/>
-    <ds:schemaRef ds:uri="http://purl.org/dc/elements/1.1/"/>
-    <ds:schemaRef ds:uri="http://purl.org/dc/terms/"/>
-    <ds:schemaRef ds:uri="http://schemas.microsoft.com/internal/obd"/>
+    <ds:schemaRef ds:uri="http://schemas.microsoft.com/sharepoint/v3/contenttype/forms"/>
   </ds:schemaRefs>
 </ds:datastoreItem>
 </file>
--- a/fuentes/228147_CF04_DU.docx
+++ b/fuentes/228147_CF04_DU.docx
@@ -1,6 +1,6 @@
 
 <file path=word/document.xml><?xml version="1.0" encoding="utf-8"?>
-<w:document xmlns:wpc="http://schemas.microsoft.com/office/word/2010/wordprocessingCanvas" xmlns:cx="http://schemas.microsoft.com/office/drawing/2014/chartex" xmlns:cx1="http://schemas.microsoft.com/office/drawing/2015/9/8/chartex" xmlns:cx2="http://schemas.microsoft.com/office/drawing/2015/10/21/chartex" xmlns:cx3="http://schemas.microsoft.com/office/drawing/2016/5/9/chartex" xmlns:cx4="http://schemas.microsoft.com/office/drawing/2016/5/10/chartex" xmlns:cx5="http://schemas.microsoft.com/office/drawing/2016/5/11/chartex" xmlns:cx6="http://schemas.microsoft.com/office/drawing/2016/5/12/chartex" xmlns:cx7="http://schemas.microsoft.com/office/drawing/2016/5/13/chartex" xmlns:cx8="http://schemas.microsoft.com/office/drawing/2016/5/14/chartex" xmlns:mc="http://schemas.openxmlformats.org/markup-compatibility/2006" xmlns:aink="http://schemas.microsoft.com/office/drawing/2016/ink" xmlns:am3d="http://schemas.microsoft.com/office/drawing/2017/model3d" xmlns:o="urn:schemas-microsoft-com:office:office" xmlns:oel="http://schemas.microsoft.com/office/2019/extlst" xmlns:r="http://schemas.openxmlformats.org/officeDocument/2006/relationships" xmlns:m="http://schemas.openxmlformats.org/officeDocument/2006/math" xmlns:v="urn:schemas-microsoft-com:vml" xmlns:wp14="http://schemas.microsoft.com/office/word/2010/wordprocessingDrawing" xmlns:wp="http://schemas.openxmlformats.org/drawingml/2006/wordprocessingDrawing" xmlns:w10="urn:schemas-microsoft-com:office:word" xmlns:w="http://schemas.openxmlformats.org/wordprocessingml/2006/main" xmlns:w14="http://schemas.microsoft.com/office/word/2010/wordml" xmlns:w15="http://schemas.microsoft.com/office/word/2012/wordml" xmlns:w16cex="http://schemas.microsoft.com/office/word/2018/wordml/cex" xmlns:w16cid="http://schemas.microsoft.com/office/word/2016/wordml/cid" xmlns:w16="http://schemas.microsoft.com/office/word/2018/wordml" xmlns:w16sdtdh="http://schemas.microsoft.com/office/word/2020/wordml/sdtdatahash" xmlns:w16se="http://schemas.microsoft.com/office/word/2015/wordml/symex" xmlns:wpg="http://schemas.microsoft.com/office/word/2010/wordprocessingGroup" xmlns:wpi="http://schemas.microsoft.com/office/word/2010/wordprocessingInk" xmlns:wne="http://schemas.microsoft.com/office/word/2006/wordml" xmlns:wps="http://schemas.microsoft.com/office/word/2010/wordprocessingShape" mc:Ignorable="w14 w15 w16se w16cid w16 w16cex w16sdtdh wp14">
+<w:document xmlns:wpc="http://schemas.microsoft.com/office/word/2010/wordprocessingCanvas" xmlns:cx="http://schemas.microsoft.com/office/drawing/2014/chartex" xmlns:cx1="http://schemas.microsoft.com/office/drawing/2015/9/8/chartex" xmlns:cx2="http://schemas.microsoft.com/office/drawing/2015/10/21/chartex" xmlns:cx3="http://schemas.microsoft.com/office/drawing/2016/5/9/chartex" xmlns:cx4="http://schemas.microsoft.com/office/drawing/2016/5/10/chartex" xmlns:cx5="http://schemas.microsoft.com/office/drawing/2016/5/11/chartex" xmlns:cx6="http://schemas.microsoft.com/office/drawing/2016/5/12/chartex" xmlns:cx7="http://schemas.microsoft.com/office/drawing/2016/5/13/chartex" xmlns:cx8="http://schemas.microsoft.com/office/drawing/2016/5/14/chartex" xmlns:mc="http://schemas.openxmlformats.org/markup-compatibility/2006" xmlns:aink="http://schemas.microsoft.com/office/drawing/2016/ink" xmlns:am3d="http://schemas.microsoft.com/office/drawing/2017/model3d" xmlns:o="urn:schemas-microsoft-com:office:office" xmlns:r="http://schemas.openxmlformats.org/officeDocument/2006/relationships" xmlns:m="http://schemas.openxmlformats.org/officeDocument/2006/math" xmlns:v="urn:schemas-microsoft-com:vml" xmlns:wp14="http://schemas.microsoft.com/office/word/2010/wordprocessingDrawing" xmlns:wp="http://schemas.openxmlformats.org/drawingml/2006/wordprocessingDrawing" xmlns:w10="urn:schemas-microsoft-com:office:word" xmlns:w="http://schemas.openxmlformats.org/wordprocessingml/2006/main" xmlns:w14="http://schemas.microsoft.com/office/word/2010/wordml" xmlns:w15="http://schemas.microsoft.com/office/word/2012/wordml" xmlns:w16cex="http://schemas.microsoft.com/office/word/2018/wordml/cex" xmlns:w16cid="http://schemas.microsoft.com/office/word/2016/wordml/cid" xmlns:w16="http://schemas.microsoft.com/office/word/2018/wordml" xmlns:w16sdtdh="http://schemas.microsoft.com/office/word/2020/wordml/sdtdatahash" xmlns:w16se="http://schemas.microsoft.com/office/word/2015/wordml/symex" xmlns:wpg="http://schemas.microsoft.com/office/word/2010/wordprocessingGroup" xmlns:wpi="http://schemas.microsoft.com/office/word/2010/wordprocessingInk" xmlns:wne="http://schemas.microsoft.com/office/word/2006/wordml" xmlns:wps="http://schemas.microsoft.com/office/word/2010/wordprocessingShape" mc:Ignorable="w14 w15 w16se w16cid w16 w16cex w16sdtdh wp14">
   <w:body>
     <w:p>
       <w:pPr>
@@ -205,7 +205,7 @@
               </wp:anchor>
             </w:drawing>
           </mc:Choice>
-          <mc:Fallback>
+          <mc:Fallback xmlns:oel="http://schemas.microsoft.com/office/2019/extlst">
             <w:pict>
               <v:rect w14:anchorId="235B3918" id="Rectángulo 3" o:spid="_x0000_s1026" alt="&quot;&quot;" style="position:absolute;margin-left:-55.95pt;margin-top:26.4pt;width:613.85pt;height:164.25pt;z-index:-251655168;visibility:visible;mso-wrap-style:square;mso-height-percent:0;mso-wrap-distance-left:9pt;mso-wrap-distance-top:0;mso-wrap-distance-right:9pt;mso-wrap-distance-bottom:0;mso-position-horizontal:absolute;mso-position-horizontal-relative:text;mso-position-vertical:absolute;mso-position-vertical-relative:text;mso-height-percent:0;mso-height-relative:margin;v-text-anchor:middle" o:gfxdata="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" fillcolor="#00314d" stroked="f" strokeweight="1pt"/>
             </w:pict>
@@ -353,7 +353,7 @@
                 <v:stroke joinstyle="miter"/>
                 <v:path gradientshapeok="t" o:connecttype="rect"/>
               </v:shapetype>
-              <v:shape id="Cuadro de texto 2" o:spid="_x0000_s1026" type="#_x0000_t202" alt="&quot;&quot;" style="position:absolute;left:0;text-align:left;margin-left:-25.2pt;margin-top:9.4pt;width:549pt;height:104.25pt;z-index:251663360;visibility:visible;mso-wrap-style:square;mso-width-percent:0;mso-height-percent:0;mso-wrap-distance-left:9pt;mso-wrap-distance-top:3.6pt;mso-wrap-distance-right:9pt;mso-wrap-distance-bottom:3.6pt;mso-position-horizontal:absolute;mso-position-horizontal-relative:margin;mso-position-vertical:absolute;mso-position-vertical-relative:text;mso-width-percent:0;mso-height-percent:0;mso-width-relative:margin;mso-height-relative:margin;v-text-anchor:top" o:gfxdata="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" filled="f" stroked="f">
+              <v:shape id="Cuadro de texto 2" o:spid="_x0000_s1026" type="#_x0000_t202" alt="&quot;&quot;" style="position:absolute;left:0;text-align:left;margin-left:-25.2pt;margin-top:9.4pt;width:549pt;height:104.25pt;z-index:251663360;visibility:visible;mso-wrap-style:square;mso-width-percent:0;mso-height-percent:0;mso-wrap-distance-left:9pt;mso-wrap-distance-top:3.6pt;mso-wrap-distance-right:9pt;mso-wrap-distance-bottom:3.6pt;mso-position-horizontal:absolute;mso-position-horizontal-relative:margin;mso-position-vertical:absolute;mso-position-vertical-relative:text;mso-width-percent:0;mso-height-percent:0;mso-width-relative:margin;mso-height-relative:margin;v-text-anchor:top" o:gfxdata="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" filled="f" stroked="f">
                 <v:textbox>
                   <w:txbxContent>
                     <w:p>
@@ -612,6 +612,7 @@
           <w:docPartUnique/>
         </w:docPartObj>
       </w:sdtPr>
+      <w:sdtEndPr/>
       <w:sdtContent>
         <w:p>
           <w:pPr>
@@ -1502,7 +1503,7 @@
                 <w:noProof/>
                 <w:webHidden/>
               </w:rPr>
-              <w:t>43</w:t>
+              <w:t>42</w:t>
             </w:r>
             <w:r>
               <w:rPr>
@@ -2973,7 +2974,13 @@
     </w:p>
     <w:p>
       <w:r>
-        <w:t>Al igual que muchos otros usuarios de computadores, es probable que haya utilizado el computador personal para jugar, actualizar el perfil de Facebook, escribir trabajos o crear hojas de cálculo de Excel. Esta suposición que se hace aquí indica que se es un usuario de computadores, es decir, que puede encender su máquina, cargar un paquete de software y utilizarlo para realizar una tarea. Este componente le llevará de ser un usuario final del computador a convertirse en un técnico de soporte de tecnologías de la información (TI). Es por ello que antes de profundizar en cada temática se reflexione sobre la importancia de este rol en la actualidad, a través de este video.</w:t>
+        <w:t>Al igual que muchos otros usuarios de computadores, es probable que haya utilizado el computador personal para jugar, actualizar el perfil de Facebook, escribir trabajos o crear hojas de cálculo de Excel. Esta suposición que se hace aquí indica que se es un usuario de computadores, es decir, que puede encender su máquina, cargar un paquete de software y utilizarlo para realizar una tarea. Este componente le llevará de ser un usuario final del computador a convertirse en un técnico de soporte de tecnologías de la información (TI). Es por ello que antes de profundizar en cada temática</w:t>
+      </w:r>
+      <w:r>
+        <w:t>,</w:t>
+      </w:r>
+      <w:r>
+        <w:t xml:space="preserve"> se reflexione sobre la importancia de este rol en la actualidad, a través de este video.</w:t>
       </w:r>
     </w:p>
     <w:p>
@@ -3317,7 +3324,13 @@
         <w:t>Shockley</w:t>
       </w:r>
       <w:r>
-        <w:t xml:space="preserve"> supuso una gran mejora con respecto a la tecnología de tubos de vacío predominante en aquella época. Los transistores eran más rápidos, más pequeños, consumen menos energía y, una vez que los procesos de producción se habían optimizado lo suficiente, eran mucho más fiables que los tubos propensos a los fallos.</w:t>
+        <w:t xml:space="preserve"> supuso una gran mejora con respecto a la tecnología de tubos de vacío predominante en aquella época. Los transistores eran más rápidos, más pequeños, consum</w:t>
+      </w:r>
+      <w:r>
+        <w:t>ía</w:t>
+      </w:r>
+      <w:r>
+        <w:t>n menos energía y, una vez que los procesos de producción se habían optimizado lo suficiente, eran mucho más fiables que los tubos propensos a los fallos.</w:t>
       </w:r>
     </w:p>
     <w:p>
@@ -3376,15 +3389,7 @@
     </w:p>
     <w:p>
       <w:r>
-        <w:t xml:space="preserve">Tomado de </w:t>
-      </w:r>
-      <w:proofErr w:type="spellStart"/>
-      <w:r>
-        <w:t>LucaDetomi</w:t>
-      </w:r>
-      <w:proofErr w:type="spellEnd"/>
-      <w:r>
-        <w:t xml:space="preserve"> (2005).</w:t>
+        <w:t>Tomado de LucaDetomi (2005).</w:t>
       </w:r>
     </w:p>
     <w:p>
@@ -3764,19 +3769,12 @@
       <w:r>
         <w:t xml:space="preserve"> </w:t>
       </w:r>
-      <w:proofErr w:type="spellStart"/>
-      <w:r>
-        <w:t>Krza</w:t>
-      </w:r>
-      <w:proofErr w:type="spellEnd"/>
-      <w:r>
-        <w:t xml:space="preserve">- </w:t>
-      </w:r>
-      <w:proofErr w:type="spellStart"/>
-      <w:r>
-        <w:t>nich</w:t>
-      </w:r>
-      <w:proofErr w:type="spellEnd"/>
+      <w:r>
+        <w:rPr>
+          <w:rStyle w:val="Extranjerismo"/>
+        </w:rPr>
+        <w:t>Krzanich</w:t>
+      </w:r>
       <w:r>
         <w:t xml:space="preserve">, consejero delegado de </w:t>
       </w:r>
@@ -3992,6 +3990,9 @@
       <w:r>
         <w:t>Un sistema suele tener tres o más puertos de audio redondos, también llamados puertos de sonido, para un micrófono, una entrada de audio, una salida de audio y una salida de audio estéreo. Estos tipos de puertos de audio pueden transmitir datos analógicos o digitales. Si tienes un cable de audio para conectarlo a un altavoz o a unos auriculares, conéctalo al puerto de sonido verde lima, situado en el centro de los tres puertos. El micrófono utiliza el puerto rosa</w:t>
       </w:r>
+      <w:r>
+        <w:t>.</w:t>
+      </w:r>
     </w:p>
     <w:p>
       <w:pPr>
@@ -4296,23 +4297,7 @@
         <w:t xml:space="preserve">Puerto SATA. </w:t>
       </w:r>
       <w:r>
-        <w:t>Un puerto SATA externo (</w:t>
-      </w:r>
-      <w:proofErr w:type="spellStart"/>
-      <w:r>
-        <w:t>eSATA</w:t>
-      </w:r>
-      <w:proofErr w:type="spellEnd"/>
-      <w:r>
-        <w:t xml:space="preserve">) es utilizado por un disco duro externo u otro dispositivo que utilice la interfaz </w:t>
-      </w:r>
-      <w:proofErr w:type="spellStart"/>
-      <w:r>
-        <w:t>eSATA</w:t>
-      </w:r>
-      <w:proofErr w:type="spellEnd"/>
-      <w:r>
-        <w:t>.</w:t>
+        <w:t>Un puerto SATA externo (eSATA) es utilizado por un disco duro externo u otro dispositivo que utilice la interfaz eSATA.</w:t>
       </w:r>
     </w:p>
     <w:p>
@@ -4327,15 +4312,7 @@
     </w:p>
     <w:p>
       <w:r>
-        <w:t xml:space="preserve">La placa base, también llamada placa principal, placa del sistema o, en la jerga tecnológica, </w:t>
-      </w:r>
-      <w:proofErr w:type="spellStart"/>
-      <w:r>
-        <w:t>mobo</w:t>
-      </w:r>
-      <w:proofErr w:type="spellEnd"/>
-      <w:r>
-        <w:t>, es la placa de circuito más grande e importante del ordenador. La placa base contiene un zócalo para alojar el procesador o la CPU. La unidad central de procesamiento (CPU), también llamada procesador o microprocesador, realiza la mayor parte del procesamiento de datos e instrucciones para todo el sistema. Dado que la CPU genera calor, es posible que se instale un ventilador y un disipador de calor en la parte superior para mantenerla refrigerada.</w:t>
+        <w:t>La placa base, también llamada placa principal, placa del sistema o, en la jerga tecnológica, mobo, es la placa de circuito más grande e importante del ordenador. La placa base contiene un zócalo para alojar el procesador o la CPU. La unidad central de procesamiento (CPU), también llamada procesador o microprocesador, realiza la mayor parte del procesamiento de datos e instrucciones para todo el sistema. Dado que la CPU genera calor, es posible que se instale un ventilador y un disipador de calor en la parte superior para mantenerla refrigerada.</w:t>
       </w:r>
     </w:p>
     <w:p>
@@ -4463,7 +4440,13 @@
         <w:t xml:space="preserve">Fuente de alimentación. </w:t>
       </w:r>
       <w:r>
-        <w:t>La fuente de alimentación del ordenador, también conocida como fuente de alimentación (PSU), es una caja instalada en una esquina de la caja del ordenador que recibe y convierte la corriente de la casa para que los componentes del interior de la caja puedan utilizarla. La mayoría de las fuentes de alimentación tienen un interruptor selector de voltaje Duval. En la parte posterior de la caja del ordenador, donde se puede cambiar el voltaje de entrada a la fuente de alimentación si es necesario-115 V se utiliza en los Estados Unidos y 220 V se utiliza en otros países.</w:t>
+        <w:t>La fuente de alimentación del ordenador, también conocida como fuente de alimentación (PSU), es una caja instalada en una esquina de la caja del ordenador que recibe y convierte la corriente de la casa para que los componentes del interior de la caja puedan utilizarla. La mayoría de las fuentes de alimentación tienen un interruptor selector de voltaje Duval. En la parte posterior de la caja del ordenador, donde se puede cambiar el voltaje de entrada a la fuente de alimentación si es necesario</w:t>
+      </w:r>
+      <w:r>
+        <w:t xml:space="preserve"> </w:t>
+      </w:r>
+      <w:r>
+        <w:t>115 V se utiliza en los Estados Unidos y 220 V se utiliza en otros países.</w:t>
       </w:r>
     </w:p>
     <w:p>
@@ -4541,15 +4524,7 @@
     </w:p>
     <w:p>
       <w:r>
-        <w:t xml:space="preserve">En la imagen aparecen dos ranuras que se utilizan para las tarjetas de memoria flash: una ranura </w:t>
-      </w:r>
-      <w:proofErr w:type="spellStart"/>
-      <w:r>
-        <w:t>MagicGate</w:t>
-      </w:r>
-      <w:proofErr w:type="spellEnd"/>
-      <w:r>
-        <w:t xml:space="preserve"> y una ranura para tarjetas SD. Cada una de ellas puede admitir varios tipos de tarjetas de memoria flash. Cuando a un portátil le falta un puerto o una ranura que necesita, normalmente puede encontrar un </w:t>
+        <w:t xml:space="preserve">En la imagen aparecen dos ranuras que se utilizan para las tarjetas de memoria flash: una ranura MagicGate y una ranura para tarjetas SD. Cada una de ellas puede admitir varios tipos de tarjetas de memoria flash. Cuando a un portátil le falta un puerto o una ranura que necesita, normalmente puede encontrar un </w:t>
       </w:r>
       <w:r>
         <w:rPr>
@@ -4997,15 +4972,7 @@
     </w:p>
     <w:p>
       <w:r>
-        <w:t xml:space="preserve">En algunos casos, cuando los componentes están sometidos a un desgaste continuo, es posible hacerlo, por ejemplo, en el caso de los rodillos de un accionamiento de papel en los registradores gráficos, los </w:t>
-      </w:r>
-      <w:proofErr w:type="spellStart"/>
-      <w:r>
-        <w:t>servi</w:t>
-      </w:r>
-      <w:proofErr w:type="spellEnd"/>
-      <w:r>
-        <w:t xml:space="preserve"> potenciadores, los motores, las lámparas de filamento y los contactos de los relés. Si se actúa a tiempo, la fiabilidad de un sistema puede mejorar considerablemente.</w:t>
+        <w:t>En algunos casos, cuando los componentes están sometidos a un desgaste continuo, es posible hacerlo, por ejemplo, en el caso de los rodillos de un accionamiento de papel en los registradores gráficos, los servi potenciadores, los motores, las lámparas de filamento y los contactos de los relés. Si se actúa a tiempo, la fiabilidad de un sistema puede mejorar considerablemente.</w:t>
       </w:r>
     </w:p>
     <w:p>
@@ -5117,7 +5084,7 @@
         <w:t xml:space="preserve">Registro de servicio. </w:t>
       </w:r>
       <w:r>
-        <w:t xml:space="preserve"> Mantener los registros de servicio del equipo, de esta forma se puede programar la sustitución de los componentes al final de su vida útil. Por otro lado, adquirir y mantener inventarios de los componentes menos fiables, así como los componentes críticos y componentes programados para su sustitución. Por últimos, realizar la sustitución de los equipos propensos al servicio por otros más fiables.</w:t>
+        <w:t xml:space="preserve"> Mantener los registros de servicio del equipo, de esta forma se puede programar la sustitución de los componentes al final de su vida útil. Por otro lado, adquirir y mantener inventarios de los componentes menos fiables, así como los componentes críticos y componentes programados para su sustitución. Por último, realizar la sustitución de los equipos propensos al servicio por otros más fiables.</w:t>
       </w:r>
     </w:p>
     <w:p>
@@ -5487,7 +5454,13 @@
     </w:p>
     <w:p>
       <w:r>
-        <w:t>La protección contra las descargas electrostáticas (ESD) forma parte de los requisitos de Inmunidad CEM (Compatibilidad Electromagnética) Se trata de la capacidad de los equipos de funcionar correctamente en su entorno electromagnético limitando la recepción de energía electromagnética que pueda causar daños físicos. La ESD puede ser conducida bajo la forma de un voltaje transitorio o puede ser radiada debido a su rápido tiempo de subida: los armónicos potentes generarán un comportamiento errático por parte de la aplicación al acoplarse con otras señales. Las placas de circuito impreso deben estar protegidas contra los efectos de las descargas electrostáticas.</w:t>
+        <w:t xml:space="preserve">La protección contra las descargas electrostáticas (ESD) forma parte de los requisitos de </w:t>
+      </w:r>
+      <w:r>
+        <w:t>i</w:t>
+      </w:r>
+      <w:r>
+        <w:t>nmunidad CEM (Compatibilidad Electromagnética) Se trata de la capacidad de los equipos de funcionar correctamente en su entorno electromagnético limitando la recepción de energía electromagnética que pueda causar daños físicos. La ESD puede ser conducida bajo la forma de un voltaje transitorio o puede ser radiada debido a su rápido tiempo de subida: los armónicos potentes generarán un comportamiento errático por parte de la aplicación al acoplarse con otras señales. Las placas de circuito impreso deben estar protegidas contra los efectos de las descargas electrostáticas.</w:t>
       </w:r>
     </w:p>
     <w:p>
@@ -5501,7 +5474,13 @@
     </w:p>
     <w:p>
       <w:r>
-        <w:t>Para proteger las piezas eléctricas o electrónicas, los conjuntos y los equipos susceptibles de sufrir daños por ESD, los dispositivos de protección externa contra ESD deben respetar dos puntos principales para cumplir con las normativas y los estándares de seguridad nacionales e internacionales:</w:t>
+        <w:t xml:space="preserve">Para proteger las piezas eléctricas o electrónicas, los conjuntos y los equipos susceptibles de sufrir daños por ESD, los dispositivos de protección externa contra ESD deben respetar </w:t>
+      </w:r>
+      <w:r>
+        <w:t>cinco</w:t>
+      </w:r>
+      <w:r>
+        <w:t xml:space="preserve"> puntos principales para cumplir con las normativas y los estándares de seguridad nacionales e internacionales:</w:t>
       </w:r>
     </w:p>
     <w:p>
@@ -5594,6 +5573,20 @@
           <w:b/>
           <w:bCs/>
         </w:rPr>
+        <w:t xml:space="preserve"> </w:t>
+      </w:r>
+      <w:r>
+        <w:rPr>
+          <w:b/>
+          <w:bCs/>
+        </w:rPr>
+        <w:t>del sistema</w:t>
+      </w:r>
+      <w:r>
+        <w:rPr>
+          <w:b/>
+          <w:bCs/>
+        </w:rPr>
         <w:t xml:space="preserve">. </w:t>
       </w:r>
       <w:r>
@@ -5647,15 +5640,7 @@
     </w:p>
     <w:p>
       <w:r>
-        <w:t xml:space="preserve">Así pues, se acaban de describir los fundamentos del modelo </w:t>
-      </w:r>
-      <w:proofErr w:type="spellStart"/>
-      <w:r>
-        <w:t>Von</w:t>
-      </w:r>
-      <w:proofErr w:type="spellEnd"/>
-      <w:r>
-        <w:t xml:space="preserve"> Neumann de computación. Suena sencillo, ¿verdad? Pero, en esta temática, se aprenderá que mientras un programa se ejecuta, un montón de otras cosas salvajes están sucediendo con el objetivo principal de hacer que el sistema sea fácil de usar. Hay un cuerpo de </w:t>
+        <w:t xml:space="preserve">Así pues, se acaban de describir los fundamentos del modelo Von Neumann de computación. Suena sencillo, ¿verdad? Pero, en esta temática, se aprenderá que mientras un programa se ejecuta, un montón de otras cosas salvajes están sucediendo con el objetivo principal de hacer que el sistema sea fácil de usar. Hay un cuerpo de </w:t>
       </w:r>
       <w:r>
         <w:rPr>
@@ -5689,11 +5674,6 @@
     </w:p>
     <w:p>
       <w:r>
-        <w:t>Dado que el SO proporciona estas llamadas para ejecutar programas, acceder a la memoria y a los dispositivos, y otras acciones relacionadas, a veces, se dice que el SO proporciona una biblioteca estándar a las aplicaciones.</w:t>
-      </w:r>
-    </w:p>
-    <w:p>
-      <w:r>
         <w:t xml:space="preserve">Dado que la virtualización permite que muchos programas se ejecuten (compartiendo así la CPU), y que muchos programas accedan simultáneamente a sus propias estructuras y datos (compartiendo así la memoria), y que muchos programas accedan a los dispositivos (compartiendo así los discos, etc.), el sistema operativo se conoce a veces como un gestor de recursos. </w:t>
       </w:r>
     </w:p>
@@ -5720,6 +5700,8 @@
         <w:t>Para entender un poco mejor el papel del sistema operativo, se exponen algunos ejemplos.</w:t>
       </w:r>
     </w:p>
+    <w:p/>
+    <w:p/>
     <w:p>
       <w:pPr>
         <w:pStyle w:val="Ttulo3"/>
@@ -5852,15 +5834,7 @@
           </w:p>
           <w:p>
             <w:r>
-              <w:t>Se explica un código que ejecuta un bucle infinito (</w:t>
-            </w:r>
-            <w:proofErr w:type="spellStart"/>
-            <w:r>
-              <w:t>while</w:t>
-            </w:r>
-            <w:proofErr w:type="spellEnd"/>
-            <w:r>
-              <w:t>), el cual imprime repetidamente un mensaje o carácter recibido como parámetro, una vez por segundo. El propósito es observar cómo un proceso utiliza recursos del procesador mientras se ejecuta.</w:t>
+              <w:t>Se explica un código que ejecuta un bucle infinito (while), el cual imprime repetidamente un mensaje o carácter recibido como parámetro, una vez por segundo. El propósito es observar cómo un proceso utiliza recursos del procesador mientras se ejecuta.</w:t>
             </w:r>
           </w:p>
           <w:p>
@@ -5877,15 +5851,7 @@
               </w:numPr>
             </w:pPr>
             <w:r>
-              <w:t>Verificar el archivo fuente del programa (</w:t>
-            </w:r>
-            <w:proofErr w:type="spellStart"/>
-            <w:r>
-              <w:t>time.c</w:t>
-            </w:r>
-            <w:proofErr w:type="spellEnd"/>
-            <w:r>
-              <w:t>).</w:t>
+              <w:t>Verificar el archivo fuente del programa (time.c).</w:t>
             </w:r>
           </w:p>
           <w:p>
@@ -5934,15 +5900,7 @@
               </w:numPr>
             </w:pPr>
             <w:r>
-              <w:t xml:space="preserve">Detener la ejecución manualmente con </w:t>
-            </w:r>
-            <w:proofErr w:type="spellStart"/>
-            <w:r>
-              <w:t>Ctrl</w:t>
-            </w:r>
-            <w:proofErr w:type="spellEnd"/>
-            <w:r>
-              <w:t xml:space="preserve"> + C.</w:t>
+              <w:t>Detener la ejecución manualmente con Ctrl + C.</w:t>
             </w:r>
           </w:p>
           <w:p>
@@ -5959,7 +5917,13 @@
       </w:pPr>
       <w:r>
         <w:lastRenderedPageBreak/>
-        <w:t>Comportamiento CPU</w:t>
+        <w:t>Comportamiento</w:t>
+      </w:r>
+      <w:r>
+        <w:t xml:space="preserve"> de la</w:t>
+      </w:r>
+      <w:r>
+        <w:t xml:space="preserve"> CPU</w:t>
       </w:r>
     </w:p>
     <w:p>
@@ -5978,15 +5942,7 @@
     </w:p>
     <w:p>
       <w:r>
-        <w:t xml:space="preserve">Para ejecutar programas, y detenerlos, y para decirle al SO qué programas ejecutar, es necesario que haya algunas interfaces (API) para comunicar lo que se desea al SO. Sobre estas </w:t>
-      </w:r>
-      <w:proofErr w:type="spellStart"/>
-      <w:r>
-        <w:t>APIs</w:t>
-      </w:r>
-      <w:proofErr w:type="spellEnd"/>
-      <w:r>
-        <w:t xml:space="preserve"> se hablará. A lo largo del componente, pues, de hecho, son la principal forma en que la mayoría de los usuarios interactúan con los sistemas operativos.</w:t>
+        <w:t>Para ejecutar programas, y detenerlos, y para decirle al SO qué programas ejecutar, es necesario que haya algunas interfaces (API) para comunicar lo que se desea al SO. Sobre estas APIs se hablará. A lo largo del componente, pues, de hecho, son la principal forma en que la mayoría de los usuarios interactúan con los sistemas operativos.</w:t>
       </w:r>
     </w:p>
     <w:p>
@@ -6170,15 +6126,7 @@
               </w:numPr>
             </w:pPr>
             <w:r>
-              <w:t xml:space="preserve">Se utiliza una terminal Unix para trabajar con el archivo fuente </w:t>
-            </w:r>
-            <w:proofErr w:type="spellStart"/>
-            <w:r>
-              <w:t>mem.c</w:t>
-            </w:r>
-            <w:proofErr w:type="spellEnd"/>
-            <w:r>
-              <w:t>.</w:t>
+              <w:t>Se utiliza una terminal Unix para trabajar con el archivo fuente mem.c.</w:t>
             </w:r>
           </w:p>
           <w:p>
@@ -6325,21 +6273,28 @@
         <w:t>Emacs</w:t>
       </w:r>
       <w:r>
-        <w:t>) para crear y editar el archivo C (</w:t>
-      </w:r>
-      <w:proofErr w:type="spellStart"/>
-      <w:r>
-        <w:t>emacs</w:t>
-      </w:r>
-      <w:proofErr w:type="spellEnd"/>
-      <w:r>
-        <w:t xml:space="preserve"> -</w:t>
-      </w:r>
-      <w:proofErr w:type="spellStart"/>
-      <w:r>
-        <w:t>nw</w:t>
-      </w:r>
-      <w:proofErr w:type="spellEnd"/>
+        <w:t xml:space="preserve">) para crear y editar el archivo C (emacs -nw </w:t>
+      </w:r>
+      <w:r>
+        <w:rPr>
+          <w:rStyle w:val="Extranjerismo"/>
+        </w:rPr>
+        <w:t>main</w:t>
+      </w:r>
+      <w:r>
+        <w:t>.c).</w:t>
+      </w:r>
+    </w:p>
+    <w:p>
+      <w:r>
+        <w:t xml:space="preserve">Una vez hecho esto, se puede utilizar el compilador para convertir el código fuente en un ejecutable (por ejemplo, gcc -o </w:t>
+      </w:r>
+      <w:r>
+        <w:rPr>
+          <w:rStyle w:val="Extranjerismo"/>
+        </w:rPr>
+        <w:t>main</w:t>
+      </w:r>
       <w:r>
         <w:t xml:space="preserve"> </w:t>
       </w:r>
@@ -6355,15 +6310,7 @@
     </w:p>
     <w:p>
       <w:r>
-        <w:t xml:space="preserve">Una vez hecho esto, se puede utilizar el compilador para convertir el código fuente en un ejecutable (por ejemplo, </w:t>
-      </w:r>
-      <w:proofErr w:type="spellStart"/>
-      <w:r>
-        <w:t>gcc</w:t>
-      </w:r>
-      <w:proofErr w:type="spellEnd"/>
-      <w:r>
-        <w:t xml:space="preserve"> -o </w:t>
+        <w:t>Cuando se haya terminado, se puede ejecutar el nuevo ejecutable (por ejemplo, ./</w:t>
       </w:r>
       <w:r>
         <w:rPr>
@@ -6372,65 +6319,32 @@
         <w:t>main</w:t>
       </w:r>
       <w:r>
-        <w:t xml:space="preserve"> </w:t>
-      </w:r>
-      <w:proofErr w:type="spellStart"/>
+        <w:t>).</w:t>
+      </w:r>
+    </w:p>
+    <w:p>
+      <w:r>
+        <w:t xml:space="preserve">De este modo, se comparten los archivos entre diferentes procesos. Primero, </w:t>
+      </w:r>
       <w:r>
         <w:rPr>
           <w:rStyle w:val="Extranjerismo"/>
         </w:rPr>
-        <w:t>main</w:t>
-      </w:r>
-      <w:proofErr w:type="spellEnd"/>
-      <w:r>
-        <w:t>.c).</w:t>
-      </w:r>
-    </w:p>
-    <w:p>
-      <w:r>
-        <w:t>Cuando se haya terminado, se puede ejecutar el nuevo ejecutable (por ejemplo</w:t>
-      </w:r>
-      <w:proofErr w:type="gramStart"/>
-      <w:r>
-        <w:t>, .</w:t>
-      </w:r>
-      <w:proofErr w:type="gramEnd"/>
-      <w:r>
-        <w:t>/</w:t>
-      </w:r>
+        <w:t>Emacs</w:t>
+      </w:r>
+      <w:r>
+        <w:t xml:space="preserve"> crea un archivo que sirve de entrada al compilador; el compilador utiliza ese archivo de entrada para crear un nuevo archivo ejecutable (en muchos pasos - toma un curso de compiladores para conocer los detalles); finalmente, el nuevo ejecutable se ejecuta. Y así nace un nuevo programa.</w:t>
+      </w:r>
+    </w:p>
+    <w:p>
+      <w:pPr>
+        <w:pStyle w:val="Ttulo2"/>
+      </w:pPr>
+      <w:bookmarkStart w:id="11" w:name="_Toc228166995"/>
       <w:r>
         <w:rPr>
           <w:rStyle w:val="Extranjerismo"/>
         </w:rPr>
-        <w:t>main</w:t>
-      </w:r>
-      <w:r>
-        <w:t>).</w:t>
-      </w:r>
-    </w:p>
-    <w:p>
-      <w:r>
-        <w:t xml:space="preserve">De este modo, se comparten los archivos entre diferentes procesos. Primero, </w:t>
-      </w:r>
-      <w:r>
-        <w:rPr>
-          <w:rStyle w:val="Extranjerismo"/>
-        </w:rPr>
-        <w:t>Emacs</w:t>
-      </w:r>
-      <w:r>
-        <w:t xml:space="preserve"> crea un archivo que sirve de entrada al compilador; el compilador utiliza ese archivo de entrada para crear un nuevo archivo ejecutable (en muchos pasos - toma un curso de compiladores para conocer los detalles); finalmente, el nuevo ejecutable se ejecuta. Y así nace un nuevo programa.</w:t>
-      </w:r>
-    </w:p>
-    <w:p>
-      <w:pPr>
-        <w:pStyle w:val="Ttulo2"/>
-      </w:pPr>
-      <w:bookmarkStart w:id="11" w:name="_Toc228166995"/>
-      <w:r>
-        <w:rPr>
-          <w:rStyle w:val="Extranjerismo"/>
-        </w:rPr>
         <w:t>Software</w:t>
       </w:r>
       <w:r>
@@ -6440,7 +6354,7 @@
     </w:p>
     <w:p>
       <w:r>
-        <w:t xml:space="preserve">Ahora, una vez, estudiado las características de un SO, se hace necesario conocer los </w:t>
+        <w:t xml:space="preserve">Ahora, una vez estudiado las características de un SO, se hace necesario conocer los </w:t>
       </w:r>
       <w:r>
         <w:rPr>
@@ -6731,16 +6645,11 @@
     </w:p>
     <w:p>
       <w:r>
-        <w:lastRenderedPageBreak/>
-        <w:t>En el panorama competitivo actual, atender las necesidades de TI de sus clientes significa no sólo satisfacer y superar sus expectativas, sino también mejorar en todo momento y anticiparse a sus necesidades de TI antes de que sean conscientes de ellas. Es por ello que conocer los SO también de código abierto, como Linux, debe ser parte del trabajo.</w:t>
-      </w:r>
-    </w:p>
-    <w:p>
-      <w:r>
         <w:rPr>
           <w:b/>
           <w:bCs/>
         </w:rPr>
+        <w:lastRenderedPageBreak/>
         <w:t xml:space="preserve">¿Qué es? </w:t>
       </w:r>
       <w:r>
@@ -6797,7 +6706,13 @@
         <w:t>kernel</w:t>
       </w:r>
       <w:r>
-        <w:t xml:space="preserve"> de Linux -que gestiona los recursos de </w:t>
+        <w:t xml:space="preserve"> de Linux</w:t>
+      </w:r>
+      <w:r>
+        <w:t>,</w:t>
+      </w:r>
+      <w:r>
+        <w:t xml:space="preserve"> que gestiona los recursos de </w:t>
       </w:r>
       <w:r>
         <w:rPr>
@@ -6806,7 +6721,7 @@
         <w:t>hardware</w:t>
       </w:r>
       <w:r>
-        <w:t xml:space="preserve">- y un conjunto de paquetes de </w:t>
+        <w:t xml:space="preserve"> y un conjunto de paquetes de </w:t>
       </w:r>
       <w:r>
         <w:rPr>
@@ -6819,35 +6734,45 @@
       </w:r>
     </w:p>
     <w:p>
+      <w:r>
+        <w:rPr>
+          <w:b/>
+          <w:bCs/>
+        </w:rPr>
+        <w:t>Componentes básicos comunes.</w:t>
+      </w:r>
+      <w:r>
+        <w:t xml:space="preserve"> </w:t>
+      </w:r>
+      <w:r>
+        <w:t xml:space="preserve">El SO incluye algunos componentes básicos comunes, como las herramientas GNU, entre otros. Estas herramientas ofrecen al usuario una forma de gestionar los recursos proporcionados por el núcleo, instalar </w:t>
+      </w:r>
+      <w:r>
+        <w:rPr>
+          <w:rStyle w:val="Extranjerismo"/>
+        </w:rPr>
+        <w:t>software</w:t>
+      </w:r>
+      <w:r>
+        <w:t xml:space="preserve"> adicional, configurar el rendimiento y la seguridad, etc. Todas estas herramientas juntas conforman el sistema operativo funcional. Como Linux es un sistema operativo de código abierto, las combinaciones de </w:t>
+      </w:r>
+      <w:r>
+        <w:rPr>
+          <w:rStyle w:val="Extranjerismo"/>
+        </w:rPr>
+        <w:t>software</w:t>
+      </w:r>
+      <w:r>
+        <w:t xml:space="preserve"> pueden variar entre las distribuciones de Linux.</w:t>
+      </w:r>
+    </w:p>
+    <w:p/>
+    <w:p>
       <w:pPr>
         <w:pStyle w:val="Ttulo4"/>
       </w:pPr>
       <w:r>
-        <w:lastRenderedPageBreak/>
         <w:t xml:space="preserve">¿Qué incluye Linux? </w:t>
-      </w:r>
-    </w:p>
-    <w:p>
-      <w:r>
-        <w:t xml:space="preserve">El SO incluye algunos componentes básicos comunes, como las herramientas GNU, entre otros. Estas herramientas ofrecen al usuario una forma de gestionar los recursos proporcionados por el núcleo, instalar </w:t>
-      </w:r>
-      <w:r>
-        <w:rPr>
-          <w:rStyle w:val="Extranjerismo"/>
-        </w:rPr>
-        <w:t>software</w:t>
-      </w:r>
-      <w:r>
-        <w:t xml:space="preserve"> adicional, configurar el rendimiento y la seguridad, etc. Todas estas herramientas juntas conforman el sistema operativo funcional. Como Linux es un sistema operativo de código abierto, las combinaciones de </w:t>
-      </w:r>
-      <w:r>
-        <w:rPr>
-          <w:rStyle w:val="Extranjerismo"/>
-        </w:rPr>
-        <w:t>software</w:t>
-      </w:r>
-      <w:r>
-        <w:t xml:space="preserve"> pueden variar entre las distribuciones de Linux.</w:t>
       </w:r>
     </w:p>
     <w:p>
@@ -6962,9 +6887,42 @@
       <w:r>
         <w:t xml:space="preserve"> de monitorización está diseñado para hacer un seguimiento de las operaciones y actividades de los usuarios que trabajan en los sistemas de la empresa. </w:t>
       </w:r>
+    </w:p>
+    <w:p>
+      <w:r>
+        <w:t xml:space="preserve">Básicamente, supervisa las operaciones que realizan los usuarios en su sistema y proporciona servicios de información al administrador del sistema o de la red. Este </w:t>
+      </w:r>
+      <w:r>
+        <w:rPr>
+          <w:rStyle w:val="Extranjerismo"/>
+        </w:rPr>
+        <w:t>software</w:t>
+      </w:r>
+      <w:r>
+        <w:t xml:space="preserve"> de supervisión también se conoce como </w:t>
+      </w:r>
+      <w:r>
+        <w:rPr>
+          <w:rStyle w:val="Extranjerismo"/>
+        </w:rPr>
+        <w:t>software</w:t>
+      </w:r>
+      <w:r>
+        <w:t xml:space="preserve"> de vigilancia informática. Entre estos se encuentran:</w:t>
+      </w:r>
+    </w:p>
+    <w:p>
+      <w:pPr>
+        <w:pStyle w:val="Ttulo4"/>
+      </w:pPr>
       <w:r>
         <w:lastRenderedPageBreak/>
-        <w:t xml:space="preserve">Básicamente, supervisa las operaciones que realizan los usuarios en su sistema y proporciona servicios de información al administrador del sistema o de la red. Este </w:t>
+        <w:t>Visor de escritorio de empleados</w:t>
+      </w:r>
+    </w:p>
+    <w:p>
+      <w:r>
+        <w:t xml:space="preserve">El </w:t>
       </w:r>
       <w:r>
         <w:rPr>
@@ -6973,21 +6931,138 @@
         <w:t>software</w:t>
       </w:r>
       <w:r>
-        <w:t xml:space="preserve"> de supervisión también se conoce como </w:t>
+        <w:t xml:space="preserve"> de monitorización de computadores es una herramienta de monitorización ligera, pero potente, que registra todas las actividades del escritorio de los empleados y presenta una transmisión en directo. Funciona como una cámara de vigilancia que se fija sobre la pantalla de los empleados. Instala un agente de vigilancia en el computador del empleado de forma remota o manual. A partir de entonces, el equipo estará bajo vigilancia completa en cualquier momento.</w:t>
+      </w:r>
+    </w:p>
+    <w:p>
+      <w:pPr>
+        <w:pStyle w:val="Ttulo4"/>
+      </w:pPr>
+      <w:r>
+        <w:t>ActiveTrak</w:t>
+      </w:r>
+    </w:p>
+    <w:p>
+      <w:r>
+        <w:t xml:space="preserve">Es una herramienta de monitorización de aspecto elegante que instala el </w:t>
+      </w:r>
+      <w:r>
+        <w:t>a</w:t>
+      </w:r>
+      <w:r>
+        <w:t>gente en cada computador remoto y le presenta el estado en vivo de cada computador. Proporciona horas productivas e improductivas, capturas de pantalla de las actividades y tiene la capacidad de monitorizar en tiempo real. Con la ayuda de la pantalla de productividad, puede evaluar el rendimiento de los empleados sobre una base diaria, semanal, mensual o anual. También proporciona una lista del empleado más productivo y la lista de los sitios web más visitados por los usuarios.</w:t>
+      </w:r>
+    </w:p>
+    <w:p>
+      <w:pPr>
+        <w:pStyle w:val="Ttulo4"/>
+      </w:pPr>
+      <w:r>
+        <w:t>Flexispy</w:t>
+      </w:r>
+    </w:p>
+    <w:p>
+      <w:r>
+        <w:t xml:space="preserve">La mayoría de las herramientas de monitorización son únicamente útiles para los sistemas informáticos, pero Flexispy es una de esas herramientas que soporta la monitorización de dispositivos móviles como </w:t>
       </w:r>
       <w:r>
         <w:rPr>
           <w:rStyle w:val="Extranjerismo"/>
         </w:rPr>
+        <w:t>smartphones</w:t>
+      </w:r>
+      <w:r>
+        <w:t xml:space="preserve"> y </w:t>
+      </w:r>
+      <w:r>
+        <w:rPr>
+          <w:rStyle w:val="Extranjerismo"/>
+        </w:rPr>
+        <w:t>tablets</w:t>
+      </w:r>
+      <w:r>
+        <w:t xml:space="preserve"> también. Usted puede optar por monitorear sus teléfonos inteligentes basados en </w:t>
+      </w:r>
+      <w:r>
+        <w:rPr>
+          <w:rStyle w:val="Extranjerismo"/>
+        </w:rPr>
+        <w:t>Android</w:t>
+      </w:r>
+      <w:r>
+        <w:t xml:space="preserve"> </w:t>
+      </w:r>
+      <w:r>
+        <w:t>e</w:t>
+      </w:r>
+      <w:r>
+        <w:t xml:space="preserve"> </w:t>
+      </w:r>
+      <w:r>
+        <w:rPr>
+          <w:rStyle w:val="Extranjerismo"/>
+        </w:rPr>
+        <w:t>iPhone</w:t>
+      </w:r>
+      <w:r>
+        <w:t xml:space="preserve"> y grabar la comunicación de audio.</w:t>
+      </w:r>
+    </w:p>
+    <w:p>
+      <w:pPr>
+        <w:pStyle w:val="Ttulo4"/>
+      </w:pPr>
+      <w:r>
+        <w:t>SoftActivity</w:t>
+      </w:r>
+    </w:p>
+    <w:p>
+      <w:r>
+        <w:t xml:space="preserve">Es una herramienta de monitorización que graba la pantalla de tu computador, la comunicación en </w:t>
+      </w:r>
+      <w:r>
+        <w:rPr>
+          <w:rStyle w:val="Extranjerismo"/>
+        </w:rPr>
+        <w:t>Skype</w:t>
+      </w:r>
+      <w:r>
+        <w:t xml:space="preserve">, Gmail, </w:t>
+      </w:r>
+      <w:r>
+        <w:rPr>
+          <w:rStyle w:val="Extranjerismo"/>
+        </w:rPr>
+        <w:t>Messenger</w:t>
+      </w:r>
+      <w:r>
+        <w:t xml:space="preserve">, etc. Realiza capturas de pantalla </w:t>
+      </w:r>
+      <w:r>
+        <w:lastRenderedPageBreak/>
+        <w:t xml:space="preserve">constantes y genera un vídeo. Guarda el vídeo y lo puedes ver más tarde. También puedes ver la grabación en directo desde cualquier computador. La interfaz del </w:t>
+      </w:r>
+      <w:r>
+        <w:rPr>
+          <w:rStyle w:val="Extranjerismo"/>
+        </w:rPr>
         <w:t>software</w:t>
       </w:r>
       <w:r>
-        <w:t xml:space="preserve"> de vigilancia informática. Entre estos se encuentran:</w:t>
-      </w:r>
-    </w:p>
-    <w:p>
-      <w:r>
-        <w:t xml:space="preserve">Básicamente, supervisa las operaciones que realizan los usuarios en su sistema y proporciona servicios de información al administrador del sistema o de la red. Este </w:t>
+        <w:t xml:space="preserve"> es bastante directa y permite al usuario instalar el agente directamente en los computadores de los empleados. Puede grabar las pantallas, las pulsaciones de teclas, los sitios web visitados y las conversaciones de chat. Cuando se alista el computador del empleado, se muestra en una lista en la que se puede elegir enviar una notificación cuando se requiera.</w:t>
+      </w:r>
+    </w:p>
+    <w:p>
+      <w:pPr>
+        <w:pStyle w:val="Ttulo4"/>
+      </w:pPr>
+      <w:r>
+        <w:t>Kickidler</w:t>
+      </w:r>
+    </w:p>
+    <w:p>
+      <w:r>
+        <w:t xml:space="preserve">Es otra herramienta de monitorización que graba las pantallas en directo del empleado. Puede obtener la información sobre lo que sus empleados están haciendo, qué sitios web están visitando o qué aplicación están utilizando. El </w:t>
       </w:r>
       <w:r>
         <w:rPr>
@@ -6996,7 +7071,12 @@
         <w:t>software</w:t>
       </w:r>
       <w:r>
-        <w:t xml:space="preserve"> de supervisión también se conoce como </w:t>
+        <w:t xml:space="preserve"> muestra el período exacto en que su empleado fue productivo y cuántos descansos se tomó.</w:t>
+      </w:r>
+    </w:p>
+    <w:p>
+      <w:r>
+        <w:t xml:space="preserve">Después de conocer los beneficios del </w:t>
       </w:r>
       <w:r>
         <w:rPr>
@@ -7005,7 +7085,31 @@
         <w:t>software</w:t>
       </w:r>
       <w:r>
-        <w:t xml:space="preserve"> de vigilancia informática. Entre estos se encuentran:</w:t>
+        <w:t xml:space="preserve"> de monitorización de computadores y las breves reseñas presentadas anteriormente, se puede elegir fácilmente el </w:t>
+      </w:r>
+      <w:r>
+        <w:rPr>
+          <w:rStyle w:val="Extranjerismo"/>
+        </w:rPr>
+        <w:t>software</w:t>
+      </w:r>
+      <w:r>
+        <w:t xml:space="preserve"> que sea eficiente, beneficioso y adecuado para la organización. </w:t>
+      </w:r>
+    </w:p>
+    <w:p>
+      <w:pPr>
+        <w:pStyle w:val="Ttulo2"/>
+      </w:pPr>
+      <w:bookmarkStart w:id="12" w:name="_Toc228166996"/>
+      <w:r>
+        <w:t>Seguridad</w:t>
+      </w:r>
+      <w:bookmarkEnd w:id="12"/>
+    </w:p>
+    <w:p>
+      <w:r>
+        <w:t>Ahora que ya se tiene una idea de lo que hace un sistema operativo, (toma recursos físicos, como la CPU, la memoria o el disco, y los virtualiza). Maneja cuestiones difíciles y complicadas relacionadas con la concurrencia y almacena los archivos de forma persistente, haciéndolos seguros a largo plazo. Dado que se quiere construir un sistema de este tipo, se deben tener algunos objetivos en mente que ayuden a enfocar el diseño e implementación y a hacer las compensaciones necesarias (encontrar el conjunto correcto de compensaciones es una clave para construir sistemas).</w:t>
       </w:r>
     </w:p>
     <w:p>
@@ -7013,208 +7117,7 @@
         <w:pStyle w:val="Ttulo4"/>
       </w:pPr>
       <w:r>
-        <w:t>Visor de escritorio de empleados</w:t>
-      </w:r>
-    </w:p>
-    <w:p>
-      <w:r>
-        <w:t xml:space="preserve">El </w:t>
-      </w:r>
-      <w:r>
-        <w:rPr>
-          <w:rStyle w:val="Extranjerismo"/>
-        </w:rPr>
-        <w:t>software</w:t>
-      </w:r>
-      <w:r>
-        <w:t xml:space="preserve"> de monitorización de computadores es una herramienta de monitorización ligera, pero potente, que registra todas las actividades del escritorio de los empleados y presenta una transmisión en directo. Funciona como una cámara de vigilancia que se fija sobre la pantalla de los empleados. Instala un agente de vigilancia en el computador del empleado de forma remota o manual. A partir de entonces, el equipo estará bajo vigilancia completa en cualquier momento.</w:t>
-      </w:r>
-    </w:p>
-    <w:p>
-      <w:pPr>
-        <w:pStyle w:val="Ttulo4"/>
-      </w:pPr>
-      <w:proofErr w:type="spellStart"/>
-      <w:r>
-        <w:t>ActiveTrak</w:t>
-      </w:r>
-      <w:proofErr w:type="spellEnd"/>
-    </w:p>
-    <w:p>
-      <w:r>
-        <w:t>Es una herramienta de monitorización de aspecto elegante que instala el Agente en cada computador remoto y le presenta el estado en vivo de cada computador. Proporciona horas productivas e improductivas, capturas de pantalla de las actividades y tiene la capacidad de monitorizar en tiempo real. Con la ayuda de la pantalla de productividad, puede evaluar el rendimiento de los empleados sobre una base diaria, semanal, mensual o anual. También proporciona una lista del empleado más productivo y la lista de los sitios web más visitados por los usuarios.</w:t>
-      </w:r>
-    </w:p>
-    <w:p>
-      <w:pPr>
-        <w:pStyle w:val="Ttulo4"/>
-      </w:pPr>
-      <w:proofErr w:type="spellStart"/>
-      <w:r>
         <w:lastRenderedPageBreak/>
-        <w:t>Flexispy</w:t>
-      </w:r>
-      <w:proofErr w:type="spellEnd"/>
-    </w:p>
-    <w:p>
-      <w:r>
-        <w:t xml:space="preserve">La mayoría de las herramientas de monitorización son únicamente útiles para los sistemas informáticos, pero </w:t>
-      </w:r>
-      <w:proofErr w:type="spellStart"/>
-      <w:r>
-        <w:t>Flexispy</w:t>
-      </w:r>
-      <w:proofErr w:type="spellEnd"/>
-      <w:r>
-        <w:t xml:space="preserve"> es una de esas herramientas que soporta la monitorización de dispositivos móviles como </w:t>
-      </w:r>
-      <w:r>
-        <w:rPr>
-          <w:rStyle w:val="Extranjerismo"/>
-        </w:rPr>
-        <w:t>smartphones</w:t>
-      </w:r>
-      <w:r>
-        <w:t xml:space="preserve"> y </w:t>
-      </w:r>
-      <w:r>
-        <w:rPr>
-          <w:rStyle w:val="Extranjerismo"/>
-        </w:rPr>
-        <w:t>tablets</w:t>
-      </w:r>
-      <w:r>
-        <w:t xml:space="preserve"> también. Usted puede optar por monitorear sus teléfonos inteligentes basados en </w:t>
-      </w:r>
-      <w:r>
-        <w:rPr>
-          <w:rStyle w:val="Extranjerismo"/>
-        </w:rPr>
-        <w:t>Android</w:t>
-      </w:r>
-      <w:r>
-        <w:t xml:space="preserve"> y </w:t>
-      </w:r>
-      <w:r>
-        <w:rPr>
-          <w:rStyle w:val="Extranjerismo"/>
-        </w:rPr>
-        <w:t>iPhone</w:t>
-      </w:r>
-      <w:r>
-        <w:t xml:space="preserve"> y grabar la comunicación de audio.</w:t>
-      </w:r>
-    </w:p>
-    <w:p>
-      <w:pPr>
-        <w:pStyle w:val="Ttulo4"/>
-      </w:pPr>
-      <w:proofErr w:type="spellStart"/>
-      <w:r>
-        <w:t>SoftActivity</w:t>
-      </w:r>
-      <w:proofErr w:type="spellEnd"/>
-    </w:p>
-    <w:p>
-      <w:r>
-        <w:t xml:space="preserve">Es una herramienta de monitorización que graba la pantalla de tu computador, la comunicación en </w:t>
-      </w:r>
-      <w:r>
-        <w:rPr>
-          <w:rStyle w:val="Extranjerismo"/>
-        </w:rPr>
-        <w:t>Skype</w:t>
-      </w:r>
-      <w:r>
-        <w:t xml:space="preserve">, Gmail, </w:t>
-      </w:r>
-      <w:r>
-        <w:rPr>
-          <w:rStyle w:val="Extranjerismo"/>
-        </w:rPr>
-        <w:t>Messenger</w:t>
-      </w:r>
-      <w:r>
-        <w:t xml:space="preserve">, etc. Realiza capturas de pantalla constantes y genera un vídeo. Guarda el vídeo y lo puedes ver más tarde. También puedes ver la grabación en directo desde cualquier computador. La interfaz del </w:t>
-      </w:r>
-      <w:r>
-        <w:rPr>
-          <w:rStyle w:val="Extranjerismo"/>
-        </w:rPr>
-        <w:t>software</w:t>
-      </w:r>
-      <w:r>
-        <w:t xml:space="preserve"> es bastante directa y permite al usuario instalar el agente directamente en los computadores de los empleados. Puede grabar las pantallas, las pulsaciones de teclas, los sitios web visitados y las conversaciones de chat. Cuando se alista el computador del empleado, se muestra en una lista en la que se puede elegir enviar una notificación cuando se requiera.</w:t>
-      </w:r>
-    </w:p>
-    <w:p>
-      <w:pPr>
-        <w:pStyle w:val="Ttulo4"/>
-      </w:pPr>
-      <w:proofErr w:type="spellStart"/>
-      <w:r>
-        <w:t>Kickidler</w:t>
-      </w:r>
-      <w:proofErr w:type="spellEnd"/>
-    </w:p>
-    <w:p>
-      <w:r>
-        <w:t xml:space="preserve">Es otra herramienta de monitorización que graba las pantallas en directo del empleado. Puede obtener la información sobre lo que sus empleados están haciendo, qué sitios web están visitando o qué aplicación están utilizando. El </w:t>
-      </w:r>
-      <w:r>
-        <w:rPr>
-          <w:rStyle w:val="Extranjerismo"/>
-        </w:rPr>
-        <w:t>software</w:t>
-      </w:r>
-      <w:r>
-        <w:t xml:space="preserve"> muestra el período exacto en que su empleado fue productivo y cuántos descansos se tomó.</w:t>
-      </w:r>
-    </w:p>
-    <w:p>
-      <w:r>
-        <w:t xml:space="preserve">Después de conocer los beneficios del </w:t>
-      </w:r>
-      <w:r>
-        <w:rPr>
-          <w:rStyle w:val="Extranjerismo"/>
-        </w:rPr>
-        <w:t>software</w:t>
-      </w:r>
-      <w:r>
-        <w:t xml:space="preserve"> de monitorización de computadores y las breves reseñas presentadas anteriormente, se puede elegir fácilmente el </w:t>
-      </w:r>
-      <w:r>
-        <w:rPr>
-          <w:rStyle w:val="Extranjerismo"/>
-        </w:rPr>
-        <w:t>software</w:t>
-      </w:r>
-      <w:r>
-        <w:t xml:space="preserve"> que sea eficiente, beneficioso y adecuado para la organización. </w:t>
-      </w:r>
-    </w:p>
-    <w:p>
-      <w:pPr>
-        <w:pStyle w:val="Ttulo2"/>
-      </w:pPr>
-      <w:bookmarkStart w:id="12" w:name="_Toc228166996"/>
-      <w:r>
-        <w:lastRenderedPageBreak/>
-        <w:t>Seguridad</w:t>
-      </w:r>
-      <w:bookmarkEnd w:id="12"/>
-    </w:p>
-    <w:p>
-      <w:r>
-        <w:t>Ahora que ya se tiene una idea de lo que hace un sistema operativo, (toma recursos físicos, como la CPU, la memoria o el disco, y los virtualiza). Maneja cuestiones difíciles y complicadas relacionadas con la concurrencia y almacena los archivos de forma persistente, haciéndolos seguros a largo plazo. Dado que se quiere construir un sistema de este tipo, se deben tener algunos objetivos en mente que ayuden a enfocar el diseño e implementación y a hacer las compensaciones necesarias (encontrar el conjunto correcto de compensaciones es una clave para construir sistemas).</w:t>
-      </w:r>
-    </w:p>
-    <w:p>
-      <w:pPr>
-        <w:pStyle w:val="Ttulo4"/>
-      </w:pPr>
-      <w:r>
         <w:t>Enfocar diseño e implementación</w:t>
       </w:r>
     </w:p>
@@ -7268,11 +7171,7 @@
         <w:t xml:space="preserve"> </w:t>
       </w:r>
       <w:r>
-        <w:t xml:space="preserve">Uno de los objetivos al diseñar e implementar un sistema operativo es proporcionar un alto rendimiento; otra forma de decir esto es que nuestro objetivo es minimizar los gastos generales </w:t>
-      </w:r>
-      <w:r>
-        <w:lastRenderedPageBreak/>
-        <w:t>del SO. La virtualización y la facilidad de uso del sistema merecen la pena, pero no a cualquier precio. Estas sobrecargas surgen de varias formas: tiempo extra (más instrucciones) y espacio extra (en memoria o en disco). Buscaremos soluciones que reduzcan al mínimo uno u otro, o ambos, si es posible. La perfección, sin embargo, no siempre es alcanzable, algo que aprenderemos a notar y (en su caso) a tolerar.</w:t>
+        <w:t>Uno de los objetivos al diseñar e implementar un sistema operativo es proporcionar un alto rendimiento; otra forma de decir esto es que nuestro objetivo es minimizar los gastos generales del SO. La virtualización y la facilidad de uso del sistema merecen la pena, pero no a cualquier precio. Estas sobrecargas surgen de varias formas: tiempo extra (más instrucciones) y espacio extra (en memoria o en disco). Buscaremos soluciones que reduzcan al mínimo uno u otro, o ambos, si es posible. La perfección, sin embargo, no siempre es alcanzable, algo que aprenderemos a notar y (en su caso) a tolerar.</w:t>
       </w:r>
     </w:p>
     <w:p>
@@ -7299,7 +7198,11 @@
         <w:t xml:space="preserve">. </w:t>
       </w:r>
       <w:r>
-        <w:t>Otro objetivo será establecer protección entre aplicaciones, así como entre el SO y las aplicaciones. Dado que se quiere permitir que se ejecuten muchos programas al mismo tiempo, se debe asegurar de que el mal comportamiento malicioso o accidental de uno no perjudique a los demás; desde luego, no se quiere que una aplicación pueda perjudicar al propio SO (ya que eso afectaría a todos los programas que se ejecutan en el sistema). La protección está en el corazón de uno de los principales principios subyacentes a un sistema operativo, que es el del aislamiento; aislar los procesos entre sí es la clave de la protección y, por tanto, subyace a gran parte de lo que debe hacer un SO.</w:t>
+        <w:t xml:space="preserve">Otro objetivo será establecer protección entre aplicaciones, así como entre el SO y las aplicaciones. Dado que se quiere permitir que se ejecuten muchos programas al mismo tiempo, se </w:t>
+      </w:r>
+      <w:r>
+        <w:lastRenderedPageBreak/>
+        <w:t>debe asegurar que el mal comportamiento malicioso o accidental de uno no perjudique a los demás; desde luego, no se quiere que una aplicación pueda perjudicar al propio SO (ya que eso afectaría a todos los programas que se ejecutan en el sistema). La protección está en el corazón de uno de los principales principios subyacentes a un sistema operativo, que es el del aislamiento; aislar los procesos entre sí es la clave de la protección y, por tanto, subyace a gran parte de lo que debe hacer un SO.</w:t>
       </w:r>
     </w:p>
     <w:p>
@@ -7322,20 +7225,17 @@
         <w:t xml:space="preserve">. </w:t>
       </w:r>
       <w:r>
-        <w:t xml:space="preserve">La eficiencia energética es importante en nuestro mundo cada vez más ecológico; la seguridad (una extensión de la protección, en realidad) contra las aplicaciones maliciosas es fundamental, especialmente en estos tiempos de alta conexión en red; la movilidad es cada vez más importante a medida que los SO se ejecutan en dispositivos cada vez más pequeños. Dependiendo de cómo se utilice el sistema, el SO tendrá diferentes objetivos y, por lo tanto, es probable que se implemente de maneras al menos ligeramente diferentes. Sin embargo, como veremos, muchos de los principios </w:t>
-      </w:r>
+        <w:t>La eficiencia energética es importante en nuestro mundo cada vez más ecológico; la seguridad (una extensión de la protección, en realidad) contra las aplicaciones maliciosas es fundamental, especialmente en estos tiempos de alta conexión en red; la movilidad es cada vez más importante a medida que los SO se ejecutan en dispositivos cada vez más pequeños. Dependiendo de cómo se utilice el sistema, el SO tendrá diferentes objetivos y, por lo tanto, es probable que se implemente de maneras al menos ligeramente diferentes. Sin embargo, como veremos, muchos de los principios que presentaremos sobre cómo construir un SO son útiles en una serie de dispositivos diferentes.</w:t>
+      </w:r>
+    </w:p>
+    <w:p>
+      <w:r>
+        <w:t>El sistema operativo también debe funcionar sin parar; cuando falla, todas las aplicaciones que se ejecutan en el sistema también fallan. Debido a esta dependencia, los sistemas operativos suelen esforzarse por ofrecer un alto grado de fiabilidad. Como los sistemas operativos son cada vez más complejos (a veces contienen millones de líneas de código), construir un sistema operativo fiable es todo un reto y, de hecho, gran parte de la investigación en curso en este campo (incluyendo algunos de nuestros propios trabajos [BS+09, SS+10]) se centra precisamente en este problema.</w:t>
+      </w:r>
+    </w:p>
+    <w:p>
       <w:r>
         <w:lastRenderedPageBreak/>
-        <w:t>que presentaremos sobre cómo construir un SO son útiles en una serie de dispositivos diferentes.</w:t>
-      </w:r>
-    </w:p>
-    <w:p>
-      <w:r>
-        <w:t>El sistema operativo también debe funcionar sin parar; cuando falla, todas las aplicaciones que se ejecutan en el sistema también fallan. Debido a esta dependencia, los sistemas operativos suelen esforzarse por ofrecer un alto grado de fiabilidad. Como los sistemas operativos son cada vez más complejos (a veces contienen millones de líneas de código), construir un sistema operativo fiable es todo un reto y, de hecho, gran parte de la investigación en curso en este campo (incluyendo algunos de nuestros propios trabajos [BS+09, SS+10]) se centra precisamente en este problema.</w:t>
-      </w:r>
-    </w:p>
-    <w:p>
-      <w:r>
         <w:t>No obstante, existen otras cuestiones a considerar, por ejemplo, una entrada incorrecta dada inocentemente a un programa de usuario o incluso al sistema operativo probablemente hará que se bloquee, pero no es peor. Sin embargo, los programadores malintencionados pueden elaborar cuidadosamente la entrada que desborda el búfer para inyectar su propio código en el sistema objetivo, permitiéndoles esencialmente tomar el control y hacer su propia voluntad. Si tiene éxito en un programa de usuario conectado a la red, los atacantes pueden ejecutar cálculos arbitrarios o incluso alquilar ciclos en el sistema comprometido; si tiene éxito en el propio sistema operativo, el ataque puede acceder incluso a más recursos, y es una forma de lo que se llama escalada de privilegios (es decir, código de usuario que obtiene derechos de acceso al núcleo). Si no se adivina, todas estas cosas son malas.</w:t>
       </w:r>
     </w:p>
@@ -7343,34 +7243,129 @@
       <w:r>
         <w:t>La primera y más sencilla defensa contra el desbordamiento de búfer, es impedir la ejecución de cualquier código que se encuentre dentro de ciertas regiones de un espacio de direcciones (por ejemplo, dentro de la pila). El bit NX (para No-</w:t>
       </w:r>
-      <w:proofErr w:type="spellStart"/>
       <w:r>
         <w:rPr>
           <w:rStyle w:val="Extranjerismo"/>
         </w:rPr>
         <w:t>eXecute</w:t>
       </w:r>
-      <w:proofErr w:type="spellEnd"/>
-      <w:r>
-        <w:t xml:space="preserve">), introducido por AMD en su versión de x86 (un bit XD similar está ahora disponible en la </w:t>
-      </w:r>
+      <w:r>
+        <w:t xml:space="preserve">), introducido por AMD en su versión de x86 (un bit XD similar está ahora disponible en la de </w:t>
+      </w:r>
+      <w:r>
+        <w:rPr>
+          <w:rStyle w:val="Extranjerismo"/>
+        </w:rPr>
+        <w:t>Intel</w:t>
+      </w:r>
+      <w:r>
+        <w:t>), es una de estas defensas; simplemente impide la ejecución de cualquier página que tenga este bit establecido en su correspondiente entrada de la tabla de páginas. El enfoque evita que se ejecute el código inyectado por un atacante en la pila del objetivo, y por lo tanto mitiga el problema.</w:t>
+      </w:r>
+    </w:p>
+    <w:p>
+      <w:r>
+        <w:t xml:space="preserve">Sin embargo, los atacantes inteligentes son… inteligentes… e incluso cuando el código inyectado no puede ser añadido explícitamente por el atacante, secuencias de código arbitrarias pueden ser ejecutadas por el código malicioso. La idea se conoce, en su forma más general, como programación orientada al retorno (ROP), y realmente es bastante brillante. </w:t>
+      </w:r>
+    </w:p>
+    <w:p>
+      <w:pPr>
+        <w:pStyle w:val="Ttulo4"/>
+      </w:pPr>
       <w:r>
         <w:lastRenderedPageBreak/>
-        <w:t xml:space="preserve">de </w:t>
+        <w:t>Programación orientada al retorno</w:t>
+      </w:r>
+    </w:p>
+    <w:p>
+      <w:r>
+        <w:t>La observación detrás de ROP es que hay muchos bits de código (</w:t>
       </w:r>
       <w:r>
         <w:rPr>
           <w:rStyle w:val="Extranjerismo"/>
         </w:rPr>
-        <w:t>Intel</w:t>
-      </w:r>
-      <w:r>
-        <w:t>), es una de estas defensas; simplemente impide la ejecución de cualquier página que tenga este bit establecido en su correspondiente entrada de la tabla de páginas. El enfoque evita que se ejecute el código inyectado por un atacante en la pila del objetivo, y por lo tanto mitiga el problema.</w:t>
-      </w:r>
-    </w:p>
-    <w:p>
-      <w:r>
-        <w:t xml:space="preserve">Sin embargo, los atacantes inteligentes son … inteligentes…, e incluso cuando el código inyectado no puede ser añadido explícitamente por el atacante, secuencias de código arbitrarias pueden ser ejecutadas por el código malicioso. La idea se conoce, en su forma más general, como programación orientada al retorno (ROP), y realmente es bastante brillante. </w:t>
+        <w:t>gadgets</w:t>
+      </w:r>
+      <w:r>
+        <w:t>, en la terminología de ROP) dentro del espacio de direcciones de cualquier programa, especialmente los programas C que se enlazan con la voluminosa biblioteca C. Por lo tanto, un atacante puede sobrescribir la pila de manera que la dirección de retorno en la función que se está ejecutando apunte a una instrucción maliciosa deseada (o una serie de instrucciones), seguida de una instrucción de retorno.</w:t>
+      </w:r>
+    </w:p>
+    <w:p>
+      <w:r>
+        <w:t xml:space="preserve">Al encadenar un gran número de </w:t>
+      </w:r>
+      <w:r>
+        <w:rPr>
+          <w:rStyle w:val="Extranjerismo"/>
+        </w:rPr>
+        <w:t>gadgets</w:t>
+      </w:r>
+      <w:r>
+        <w:t xml:space="preserve"> (es decir, asegurándose de que cada retorno salta al siguiente </w:t>
+      </w:r>
+      <w:r>
+        <w:rPr>
+          <w:rStyle w:val="Extranjerismo"/>
+        </w:rPr>
+        <w:t>gadget</w:t>
+      </w:r>
+      <w:r>
+        <w:t>), el atacante puede ejecutar código arbitrario.</w:t>
+      </w:r>
+    </w:p>
+    <w:p>
+      <w:r>
+        <w:t xml:space="preserve">Para defenderse de ROP (incluyendo su forma anterior, el ataque </w:t>
+      </w:r>
+      <w:r>
+        <w:rPr>
+          <w:rStyle w:val="Extranjerismo"/>
+        </w:rPr>
+        <w:t>return</w:t>
+      </w:r>
+      <w:r>
+        <w:t>-to-libc), Linux (y otros sistemas) añaden otra defensa, conocida como distribución aleatoria del espacio de direcciones (ASLR). En lugar de colocar el código, la pila y la pila en ubicaciones fijas dentro del espacio de direcciones virtual, el sistema operativo aleatoriza su colocación, lo que hace bastante difícil elaborar la intrincada secuencia de código necesaria para implementar esta clase de ataques. La mayoría de los ataques a programas de usuario vulnerables causarán, por tanto, caídas, pero no podrán obtener el control del programa en ejecución.</w:t>
+      </w:r>
+    </w:p>
+    <w:p>
+      <w:r>
+        <w:t xml:space="preserve">Adicionalmente, el mundo de la seguridad de los sistemas se ha puesto patas arriba por dos nuevos ataques relacionados. El primero se llama </w:t>
+      </w:r>
+      <w:r>
+        <w:rPr>
+          <w:rStyle w:val="Extranjerismo"/>
+        </w:rPr>
+        <w:t>Meltdown</w:t>
+      </w:r>
+      <w:r>
+        <w:t xml:space="preserve">, y el segundo </w:t>
+      </w:r>
+      <w:r>
+        <w:rPr>
+          <w:rStyle w:val="Extranjerismo"/>
+        </w:rPr>
+        <w:t>Spectre</w:t>
+      </w:r>
+      <w:r>
+        <w:t xml:space="preserve">. Fueron descubiertos casi al mismo tiempo por cuatro grupos diferentes de investigadores/ingenieros, y han llevado a un profundo cuestionamiento de las protecciones fundamentales ofrecidas por el </w:t>
+      </w:r>
+      <w:r>
+        <w:rPr>
+          <w:rStyle w:val="Extranjerismo"/>
+        </w:rPr>
+        <w:t>hardware</w:t>
+      </w:r>
+      <w:r>
+        <w:t xml:space="preserve"> de los ordenadores y el SO anterior.</w:t>
+      </w:r>
+    </w:p>
+    <w:p>
+      <w:pPr>
+        <w:pStyle w:val="Ttulo3"/>
+      </w:pPr>
+      <w:r>
+        <w:lastRenderedPageBreak/>
+        <w:t>Ejecución especulativa</w:t>
       </w:r>
     </w:p>
     <w:p>
@@ -7378,183 +7373,74 @@
         <w:pStyle w:val="Ttulo4"/>
       </w:pPr>
       <w:r>
-        <w:t>Programación orientada al retorno</w:t>
-      </w:r>
-    </w:p>
-    <w:p>
-      <w:r>
-        <w:t>La observación detrás de ROP es que hay muchos bits de código (</w:t>
+        <w:t>¿Qué es?</w:t>
+      </w:r>
+    </w:p>
+    <w:p>
+      <w:r>
+        <w:t>La debilidad general explotada en cada uno de estos ataques es que las CPU que se encuentran en los sistemas modernos realizan todo tipo de trucos locos entre bastidores para mejorar el rendimiento. Una clase de técnica que se encuentra en el centro del problema es la llamada ejecución especulativa, en la que la CPU adivina qué instrucciones se ejecutarán pronto en el futuro, y comienza a ejecutarlas antes de tiempo. Si las conjeturas son correctas, el programa se ejecuta más rápido; si no, la CPU deshace sus efectos en el estado de la arquitectura (por ejemplo, los registros) y lo intenta de nuevo, esta vez siguiendo el camino correcto.</w:t>
+      </w:r>
+    </w:p>
+    <w:p>
+      <w:pPr>
+        <w:pStyle w:val="Ttulo4"/>
+      </w:pPr>
+      <w:r>
+        <w:t>¿Cuál es el problema?</w:t>
+      </w:r>
+    </w:p>
+    <w:p>
+      <w:r>
+        <w:t>El problema de la especulación es que tiende a dejar rastros de su ejecución en varias partes del sistema, como las cachés del procesador, los predictores de bifurcación, etc.</w:t>
+      </w:r>
+      <w:r>
+        <w:t>,</w:t>
+      </w:r>
+      <w:r>
+        <w:t xml:space="preserve"> y de ahí el problema: como demuestran los autores de los ataques, ese estado puede hacer vulnerable el contenido de la memoria, incluso la que creíamos protegida por la MMU.</w:t>
+      </w:r>
+    </w:p>
+    <w:p>
+      <w:pPr>
+        <w:pStyle w:val="Ttulo4"/>
+      </w:pPr>
+      <w:r>
+        <w:t>¿Cómo actuar?</w:t>
+      </w:r>
+    </w:p>
+    <w:p>
+      <w:r>
+        <w:t xml:space="preserve">Una vía para aumentar la protección del núcleo fue, por tanto, eliminar la mayor parte del espacio de direcciones del núcleo de cada proceso de usuario y, en su lugar, tener una tabla de páginas del núcleo separada para la mayoría de los datos del núcleo (denominada aislamiento de la tabla de páginas del núcleo, o KPTI). Así, en lugar de mapear el código y las estructuras de datos del núcleo en cada proceso, sólo se mantiene lo mínimo en él; cuando se cambia al núcleo, entonces, se necesita un cambio a la tabla de páginas del núcleo. Esto mejora la seguridad y evita algunos </w:t>
+      </w:r>
+      <w:r>
+        <w:lastRenderedPageBreak/>
+        <w:t xml:space="preserve">vectores de ataque, pero tiene un coste: el rendimiento. Cambiar de tabla de páginas es costoso. Ah, los costes de la seguridad: la comodidad y el rendimiento. </w:t>
+      </w:r>
+    </w:p>
+    <w:p>
+      <w:r>
+        <w:t>Lamentablemente, KPTI no resuelve todos los problemas de seguridad expuestos anteriormente, sólo algunos de ellos. Y las soluciones simples, como desactivar la especulación, no tendrían mucho sentido, porque los sistemas funcionarían miles de veces más lento. Por lo tanto, es un momento interesante para estar vivo, si la seguridad de los sistemas es lo tuyo.</w:t>
+      </w:r>
+    </w:p>
+    <w:p>
+      <w:r>
+        <w:t xml:space="preserve">Para entender realmente estos ataques, se hace necesario aprender sobre la arquitectura de los ordenadores modernos, como se encuentra en los libros avanzados sobre el tema, centrándose en la especulación y en todos los mecanismos necesarios para implementarla. Definitivamente, leer sobre los ataques </w:t>
       </w:r>
       <w:r>
         <w:rPr>
           <w:rStyle w:val="Extranjerismo"/>
         </w:rPr>
-        <w:t>gadgets</w:t>
-      </w:r>
-      <w:r>
-        <w:t>, en la terminología de ROP) dentro del espacio de direcciones de cualquier programa, especialmente los programas C que se enlazan con la voluminosa biblioteca C. Por lo tanto, un atacante puede sobrescribir la pila de manera que la dirección de retorno en la función que se está ejecutando apunte a una instrucción maliciosa deseada (o una serie de instrucciones), seguida de una instrucción de retorno.</w:t>
-      </w:r>
-    </w:p>
-    <w:p>
-      <w:r>
-        <w:t xml:space="preserve">Al encadenar un gran número de </w:t>
+        <w:t>Meltdown</w:t>
+      </w:r>
+      <w:r>
+        <w:t xml:space="preserve"> y </w:t>
       </w:r>
       <w:r>
         <w:rPr>
           <w:rStyle w:val="Extranjerismo"/>
         </w:rPr>
-        <w:t>gadgets</w:t>
-      </w:r>
-      <w:r>
-        <w:t xml:space="preserve"> (es decir, asegurándose de que cada retorno salta al siguiente </w:t>
-      </w:r>
-      <w:r>
-        <w:rPr>
-          <w:rStyle w:val="Extranjerismo"/>
-        </w:rPr>
-        <w:t>gadget</w:t>
-      </w:r>
-      <w:r>
-        <w:t>), el atacante puede ejecutar código arbitrario.</w:t>
-      </w:r>
-    </w:p>
-    <w:p>
-      <w:r>
-        <w:t xml:space="preserve">Para defenderse de ROP (incluyendo su forma anterior, el ataque </w:t>
-      </w:r>
-      <w:r>
-        <w:rPr>
-          <w:rStyle w:val="Extranjerismo"/>
-        </w:rPr>
-        <w:t>return</w:t>
-      </w:r>
-      <w:r>
-        <w:t>-</w:t>
-      </w:r>
-      <w:proofErr w:type="spellStart"/>
-      <w:r>
-        <w:t>to-libc</w:t>
-      </w:r>
-      <w:proofErr w:type="spellEnd"/>
-      <w:r>
-        <w:t xml:space="preserve">), Linux (y otros sistemas) añaden otra defensa, conocida como distribución aleatoria del espacio de direcciones (ASLR). En lugar de colocar el código, la pila y la pila en ubicaciones fijas dentro del espacio de direcciones virtual, el sistema operativo aleatoriza su colocación, lo que hace bastante difícil elaborar la intrincada secuencia de </w:t>
-      </w:r>
-      <w:r>
-        <w:lastRenderedPageBreak/>
-        <w:t>código necesaria para implementar esta clase de ataques. La mayoría de los ataques a programas de usuario vulnerables causarán, por tanto, caídas, pero no podrán obtener el control del programa en ejecución.</w:t>
-      </w:r>
-    </w:p>
-    <w:p>
-      <w:r>
-        <w:t xml:space="preserve">Adicionalmente, el mundo de la seguridad de los sistemas se ha puesto patas arriba por dos nuevos ataques relacionados. El primero se llama </w:t>
-      </w:r>
-      <w:r>
-        <w:rPr>
-          <w:rStyle w:val="Extranjerismo"/>
-        </w:rPr>
-        <w:t>Meltdown</w:t>
-      </w:r>
-      <w:r>
-        <w:t xml:space="preserve">, y el segundo </w:t>
-      </w:r>
-      <w:proofErr w:type="spellStart"/>
-      <w:r>
-        <w:rPr>
-          <w:rStyle w:val="Extranjerismo"/>
-        </w:rPr>
         <w:t>Spectre</w:t>
       </w:r>
-      <w:proofErr w:type="spellEnd"/>
-      <w:r>
-        <w:t xml:space="preserve">. Fueron descubiertos casi al mismo tiempo por cuatro grupos diferentes de investigadores/ingenieros, y han llevado a un profundo cuestionamiento de las protecciones fundamentales ofrecidas por el </w:t>
-      </w:r>
-      <w:r>
-        <w:rPr>
-          <w:rStyle w:val="Extranjerismo"/>
-        </w:rPr>
-        <w:t>hardware</w:t>
-      </w:r>
-      <w:r>
-        <w:t xml:space="preserve"> de los ordenadores y el SO anterior.</w:t>
-      </w:r>
-    </w:p>
-    <w:p>
-      <w:pPr>
-        <w:pStyle w:val="Ttulo3"/>
-      </w:pPr>
-      <w:r>
-        <w:t>Ejecución especulativa</w:t>
-      </w:r>
-    </w:p>
-    <w:p>
-      <w:pPr>
-        <w:pStyle w:val="Ttulo4"/>
-      </w:pPr>
-      <w:r>
-        <w:t>¿Qué es?</w:t>
-      </w:r>
-    </w:p>
-    <w:p>
-      <w:r>
-        <w:t>La debilidad general explotada en cada uno de estos ataques es que las CPU que se encuentran en los sistemas modernos realizan todo tipo de trucos locos entre bastidores para mejorar el rendimiento. Una clase de técnica que se encuentra en el centro del problema es la llamada ejecución especulativa, en la que la CPU adivina qué instrucciones se ejecutarán pronto en el futuro, y comienza a ejecutarlas antes de tiempo. Si las conjeturas son correctas, el programa se ejecuta más rápido; si no, la CPU deshace sus efectos en el estado de la arquitectura (por ejemplo, los registros) y lo intenta de nuevo, esta vez siguiendo el camino correcto.</w:t>
-      </w:r>
-    </w:p>
-    <w:p>
-      <w:pPr>
-        <w:pStyle w:val="Ttulo4"/>
-      </w:pPr>
-      <w:r>
-        <w:t>¿Cuál es el problema?</w:t>
-      </w:r>
-    </w:p>
-    <w:p>
-      <w:r>
-        <w:t xml:space="preserve">El problema de la especulación es que tiende a dejar rastros de su ejecución en varias partes del sistema, como las cachés del procesador, los predictores de bifurcación, etc. y de ahí el problema: como demuestran los autores de los ataques, ese </w:t>
-      </w:r>
-      <w:r>
-        <w:lastRenderedPageBreak/>
-        <w:t>estado puede hacer vulnerable el contenido de la memoria, incluso la que creíamos protegida por la MMU.</w:t>
-      </w:r>
-    </w:p>
-    <w:p>
-      <w:pPr>
-        <w:pStyle w:val="Ttulo4"/>
-      </w:pPr>
-      <w:r>
-        <w:t>¿Cómo actuar?</w:t>
-      </w:r>
-    </w:p>
-    <w:p>
-      <w:r>
-        <w:t xml:space="preserve">Una vía para aumentar la protección del núcleo fue, por tanto, eliminar la mayor parte del espacio de direcciones del núcleo de cada proceso de usuario y, en su lugar, tener una tabla de páginas del núcleo separada para la mayoría de los datos del núcleo (denominada aislamiento de la tabla de páginas del núcleo, o KPTI). Así, en lugar de mapear el código y las estructuras de datos del núcleo en cada proceso, sólo se mantiene lo mínimo en él; cuando se cambia al núcleo, entonces, se necesita un cambio a la tabla de páginas del núcleo. Esto mejora la seguridad y evita algunos vectores de ataque, pero tiene un coste: el rendimiento. Cambiar de tabla de páginas es costoso. Ah, los costes de la seguridad: la comodidad y el rendimiento. </w:t>
-      </w:r>
-    </w:p>
-    <w:p>
-      <w:r>
-        <w:t>Lamentablemente, KPTI no resuelve todos los problemas de seguridad expuestos anteriormente, sólo algunos de ellos. Y las soluciones simples, como desactivar la especulación, no tendrían mucho sentido, porque los sistemas funcionarían miles de veces más lento. Por lo tanto, es un momento interesante para estar vivo, si la seguridad de los sistemas es lo tuyo.</w:t>
-      </w:r>
-    </w:p>
-    <w:p>
-      <w:r>
-        <w:t xml:space="preserve">Para entender realmente estos ataques, se hace necesario aprender sobre la arquitectura de los ordenadores modernos, como se encuentra en los libros avanzados sobre el tema, centrándose en la especulación y en todos los mecanismos necesarios para implementarla. Definitivamente, leer sobre los ataques </w:t>
-      </w:r>
-      <w:r>
-        <w:rPr>
-          <w:rStyle w:val="Extranjerismo"/>
-        </w:rPr>
-        <w:t>Meltdown</w:t>
-      </w:r>
-      <w:r>
-        <w:t xml:space="preserve"> y </w:t>
-      </w:r>
-      <w:proofErr w:type="spellStart"/>
-      <w:r>
-        <w:rPr>
-          <w:rStyle w:val="Extranjerismo"/>
-        </w:rPr>
-        <w:t>Spectre</w:t>
-      </w:r>
-      <w:proofErr w:type="spellEnd"/>
       <w:r>
         <w:t>, en los sitios web mencionados anteriormente; de hecho, también incluyen un manual útil sobre la especulación, por lo que quizás no sea un mal lugar para empezar.</w:t>
       </w:r>
@@ -7581,7 +7467,13 @@
     </w:p>
     <w:p>
       <w:r>
-        <w:t>El desgaste físico con el paso del tiempo y la acción de los elementos ambientales es inevitable, tanto en el caso de las instalaciones como de los equipos. El objetivo del mantenimiento es prolongar la vida de los equipos/sistemas y aumentar el tiempo medio entre fallos (MTBF) Algunos de los objetivos generales de un programa de gestión del mantenimiento son:</w:t>
+        <w:t>El desgaste físico con el paso del tiempo y la acción de los elementos ambientales es inevitable, tanto en el caso de las instalaciones como de los equipos. El objetivo del mantenimiento es prolongar la vida de los equipos/sistemas y aumentar el tiempo medio entre fallos (MTBF)</w:t>
+      </w:r>
+      <w:r>
+        <w:t>.</w:t>
+      </w:r>
+      <w:r>
+        <w:t xml:space="preserve"> Algunos de los objetivos generales de un programa de gestión del mantenimiento son:</w:t>
       </w:r>
     </w:p>
     <w:p>
@@ -8303,7 +8195,10 @@
     </w:p>
     <w:p>
       <w:r>
-        <w:t>Luego, de comprender las opciones de servicio, se hace necesario también entender los elementos de protección personal, ya que unas condiciones de trabajo seguras ayudan a evitar lesiones a las personas y daños a los equipos informáticos. Un espacio de trabajo seguro está limpio, organizado y adecuadamente iluminado. Por tanto, todo el mundo debe entender y seguir los procedimientos de seguridad. El siguiente recurso expone algunas precauciones básicas, pautas de seguridad y herramientas esenciales que suelen usarse cuando se trabaja con un computador son:</w:t>
+        <w:t>Luego, de comprender las opciones de servicio, se hace necesario también entender los elementos de protección personal, ya que unas condiciones de trabajo seguras ayudan a evitar lesiones a las personas y daños a los equipos informáticos. Un espacio de trabajo seguro está limpio, organizado y adecuadamente iluminado. Por tanto, todo el mundo debe entender y seguir los procedimientos de seguridad. El siguiente recurso expone algunas precauciones básicas, pautas de seguridad y herramientas esenciales que suelen usarse cuando se trabaja con un computador</w:t>
+      </w:r>
+      <w:r>
+        <w:t>.</w:t>
       </w:r>
     </w:p>
     <w:p>
@@ -8339,6 +8234,9 @@
       <w:r>
         <w:t>Apague el equipo y desenchúfelo antes de realizar el mantenimiento</w:t>
       </w:r>
+      <w:r>
+        <w:t>.</w:t>
+      </w:r>
     </w:p>
     <w:p>
       <w:pPr>
@@ -8738,15 +8636,7 @@
     </w:p>
     <w:p>
       <w:r>
-        <w:t xml:space="preserve">ITIL 4 se basa en las versiones anteriores del marco, introduciendo un nuevo modelo operativo digital de extremo a extremo, que ha sido diseñado para ayudar a los equipos de TI a crear, entregar y operar productos y servicios técnicos que se ajusten a la estrategia empresarial más amplia de su organización. Este modelo se denomina “sistema de valor del servicio” o “SVS”. </w:t>
-      </w:r>
-      <w:proofErr w:type="spellStart"/>
-      <w:r>
-        <w:t>Gunawan</w:t>
-      </w:r>
-      <w:proofErr w:type="spellEnd"/>
-      <w:r>
-        <w:t>, H. (2019). En el siguiente recurso se puede apreciar el paso a paso de esta operación.</w:t>
+        <w:t>ITIL 4 se basa en las versiones anteriores del marco, introduciendo un nuevo modelo operativo digital de extremo a extremo, que ha sido diseñado para ayudar a los equipos de TI a crear, entregar y operar productos y servicios técnicos que se ajusten a la estrategia empresarial más amplia de su organización. Este modelo se denomina “sistema de valor del servicio” o “SVS”. Gunawan, H. (2019). En el siguiente recurso se puede apreciar el paso a paso de esta operación.</w:t>
       </w:r>
     </w:p>
     <w:p>
@@ -9749,7 +9639,13 @@
     </w:p>
     <w:p>
       <w:r>
-        <w:t>Manipule todas las placas de circuito por los bordes. Los circuitos CMOS operan con corrientes en el rango de los nano amperios y las vías de fuga causadas por los aceites de la piel, el polvo de la suciedad, etc. pueden causar un rendimiento inexacto del circuito en algunos equipos.</w:t>
+        <w:t>Manipule todas las placas de circuito por los bordes. Los circuitos CMOS operan con corrientes en el rango de los nanoamperios y las vías de fuga causadas por los aceites de la piel, el polvo de la suciedad, etc.</w:t>
+      </w:r>
+      <w:r>
+        <w:t>,</w:t>
+      </w:r>
+      <w:r>
+        <w:t xml:space="preserve"> pueden causar un rendimiento inexacto del circuito en algunos equipos.</w:t>
       </w:r>
     </w:p>
     <w:p>
@@ -10079,15 +9975,7 @@
     </w:p>
     <w:p>
       <w:r>
-        <w:t xml:space="preserve">Normalmente, el manual de servicio/instrucciones que acompaña al equipo contiene información suficiente para guiar a un técnico electrónico experimentado y hábil en el análisis de averías y la reparación de algunos circuitos del equipo. Si una avería se localiza en una placa (o más), que no es fácilmente reparable, debe devolverse al fabricante para su reparación. Muchos fabricantes recomiendan </w:t>
-      </w:r>
-      <w:proofErr w:type="gramStart"/>
-      <w:r>
-        <w:t>que</w:t>
-      </w:r>
-      <w:proofErr w:type="gramEnd"/>
-      <w:r>
-        <w:t xml:space="preserve"> para la sustitución económica y rápida de cualquier placa de circuito, se pida la placa de intercambio. Por lo general, su precio es considerablemente menor que el de una placa nueva.</w:t>
+        <w:t>Normalmente, el manual de servicio/instrucciones que acompaña al equipo contiene información suficiente para guiar a un técnico electrónico experimentado y hábil en el análisis de averías y la reparación de algunos circuitos del equipo. Si una avería se localiza en una placa (o más), que no es fácilmente reparable, debe devolverse al fabricante para su reparación. Muchos fabricantes recomiendan que para la sustitución económica y rápida de cualquier placa de circuito, se pida la placa de intercambio. Por lo general, su precio es considerablemente menor que el de una placa nueva.</w:t>
       </w:r>
     </w:p>
     <w:p>
@@ -10390,15 +10278,7 @@
         <w:t xml:space="preserve">Nota. </w:t>
       </w:r>
       <w:r>
-        <w:t xml:space="preserve">Tomado de </w:t>
-      </w:r>
-      <w:proofErr w:type="spellStart"/>
-      <w:r>
-        <w:t>Yumpu</w:t>
-      </w:r>
-      <w:proofErr w:type="spellEnd"/>
-      <w:r>
-        <w:t xml:space="preserve"> (2015)</w:t>
+        <w:t>Tomado de Yumpu (2015)</w:t>
       </w:r>
     </w:p>
     <w:p>
@@ -10519,7 +10399,13 @@
     </w:p>
     <w:p>
       <w:r>
-        <w:t xml:space="preserve">Lo ideal sería que una medida de este tipo captará no sólo el </w:t>
+        <w:t>Lo ideal sería que una medida de este tipo captar</w:t>
+      </w:r>
+      <w:r>
+        <w:t>a</w:t>
+      </w:r>
+      <w:r>
+        <w:t xml:space="preserve"> no sólo el </w:t>
       </w:r>
       <w:r>
         <w:rPr>
@@ -10587,7 +10473,13 @@
         <w:t xml:space="preserve">Definir las actividades del proyecto. </w:t>
       </w:r>
       <w:r>
-        <w:t>Esto puede ser tan sencillo como crear una lista de tareas que deben completarse para entregar el proyecto. En el caso de proyectos complejos, puede ser útil organizar estas tareas en forma de at, un gráfico que visualiza las tareas del proyecto y sus subtareas y que permita mantenerse organizado en el trabajo.</w:t>
+        <w:t>Esto puede ser tan sencillo como crear una lista de tareas que deben completarse para entregar el proyecto. En el caso de proyectos complejos, puede ser útil organizar estas tareas en forma de at, un gráfico que visualiza las tareas del proyecto y sus subtareas y que permit</w:t>
+      </w:r>
+      <w:r>
+        <w:t>e</w:t>
+      </w:r>
+      <w:r>
+        <w:t xml:space="preserve"> mantenerse organizado en el trabajo.</w:t>
       </w:r>
     </w:p>
     <w:p>
@@ -10624,7 +10516,21 @@
           <w:b/>
           <w:bCs/>
         </w:rPr>
-        <w:t xml:space="preserve">Secuencias las actividades. </w:t>
+        <w:t>Secuencia</w:t>
+      </w:r>
+      <w:r>
+        <w:rPr>
+          <w:b/>
+          <w:bCs/>
+        </w:rPr>
+        <w:t>r</w:t>
+      </w:r>
+      <w:r>
+        <w:rPr>
+          <w:b/>
+          <w:bCs/>
+        </w:rPr>
+        <w:t xml:space="preserve"> las actividades. </w:t>
       </w:r>
       <w:r>
         <w:t>Una vez establecidas las dependencias entre las actividades, se pueden secuenciar. En este punto, no está asignando ningún tiempo a sus actividades en términos de horas de trabajo o fechas de entrega. En su lugar, se centra en el orden en el que deben realizarse todas las actividades del proyecto para que se cree el flujo más eficiente.</w:t>
@@ -10763,6 +10669,9 @@
       <w:r>
         <w:t>Investigar y crear un “Plan de Documentación”</w:t>
       </w:r>
+      <w:r>
+        <w:t>.</w:t>
+      </w:r>
     </w:p>
     <w:p>
       <w:pPr>
@@ -10774,6 +10683,9 @@
       </w:pPr>
       <w:r>
         <w:t>Estructura y diseño</w:t>
+      </w:r>
+      <w:r>
+        <w:t>.</w:t>
       </w:r>
     </w:p>
     <w:p>
@@ -10813,6 +10725,9 @@
       <w:r>
         <w:t>Crear el contenido</w:t>
       </w:r>
+      <w:r>
+        <w:t>.</w:t>
+      </w:r>
     </w:p>
     <w:p>
       <w:pPr>
@@ -10878,6 +10793,9 @@
       <w:r>
         <w:t>Entregar y probar</w:t>
       </w:r>
+      <w:r>
+        <w:t>.</w:t>
+      </w:r>
     </w:p>
     <w:p>
       <w:pPr>
@@ -10889,6 +10807,9 @@
       </w:pPr>
       <w:r>
         <w:t>Crear un programa de mantenimiento y actualizaciones</w:t>
+      </w:r>
+      <w:r>
+        <w:t>.</w:t>
       </w:r>
     </w:p>
     <w:p>
@@ -11579,47 +11500,7 @@
               </w:rPr>
             </w:pPr>
             <w:r>
-              <w:t xml:space="preserve">Torres González, O. R. (2022). Análisis sobre la aplicación de </w:t>
-            </w:r>
-            <w:proofErr w:type="spellStart"/>
-            <w:r>
-              <w:t>frameworks</w:t>
-            </w:r>
-            <w:proofErr w:type="spellEnd"/>
-            <w:r>
-              <w:t xml:space="preserve">: </w:t>
-            </w:r>
-            <w:proofErr w:type="spellStart"/>
-            <w:r>
-              <w:t>cobit</w:t>
-            </w:r>
-            <w:proofErr w:type="spellEnd"/>
-            <w:r>
-              <w:t xml:space="preserve">, </w:t>
-            </w:r>
-            <w:proofErr w:type="spellStart"/>
-            <w:r>
-              <w:t>pmi</w:t>
-            </w:r>
-            <w:proofErr w:type="spellEnd"/>
-            <w:r>
-              <w:t xml:space="preserve">, </w:t>
-            </w:r>
-            <w:proofErr w:type="spellStart"/>
-            <w:r>
-              <w:t>cmmi</w:t>
-            </w:r>
-            <w:proofErr w:type="spellEnd"/>
-            <w:r>
-              <w:t xml:space="preserve"> comparado con </w:t>
-            </w:r>
-            <w:proofErr w:type="spellStart"/>
-            <w:r>
-              <w:t>itil</w:t>
-            </w:r>
-            <w:proofErr w:type="spellEnd"/>
-            <w:r>
-              <w:t xml:space="preserve"> v4 en las empresas de sector privado en la gestión de servicios TI. Universidad Autónoma del Estado de México.</w:t>
+              <w:t>Torres González, O. R. (2022). Análisis sobre la aplicación de frameworks: cobit, pmi, cmmi comparado con itil v4 en las empresas de sector privado en la gestión de servicios TI. Universidad Autónoma del Estado de México.</w:t>
             </w:r>
           </w:p>
         </w:tc>
@@ -11725,6 +11606,12 @@
         </w:rPr>
         <w:t>complementary metal-oxide-semiconductor</w:t>
       </w:r>
+      <w:r>
+        <w:rPr>
+          <w:rStyle w:val="Extranjerismo"/>
+        </w:rPr>
+        <w:t>.</w:t>
+      </w:r>
     </w:p>
     <w:p>
       <w:pPr>
@@ -12055,6 +11942,9 @@
       <w:r>
         <w:t>memoria de acceso aleatorio</w:t>
       </w:r>
+      <w:r>
+        <w:t>.</w:t>
+      </w:r>
     </w:p>
     <w:p>
       <w:pPr>
@@ -12280,84 +12170,12 @@
     </w:p>
     <w:p>
       <w:r>
-        <w:t xml:space="preserve">Andrews, J., </w:t>
-      </w:r>
-      <w:proofErr w:type="spellStart"/>
-      <w:r>
-        <w:t>Shelton</w:t>
-      </w:r>
-      <w:proofErr w:type="spellEnd"/>
-      <w:r>
-        <w:t xml:space="preserve">, J., &amp; West, J. (2019). </w:t>
-      </w:r>
-      <w:proofErr w:type="spellStart"/>
-      <w:r>
-        <w:t>CompTIA</w:t>
-      </w:r>
-      <w:proofErr w:type="spellEnd"/>
-      <w:r>
-        <w:t xml:space="preserve"> A+ Guide </w:t>
-      </w:r>
-      <w:proofErr w:type="spellStart"/>
-      <w:r>
-        <w:t>to</w:t>
-      </w:r>
-      <w:proofErr w:type="spellEnd"/>
-      <w:r>
-        <w:t xml:space="preserve"> IT </w:t>
-      </w:r>
-      <w:proofErr w:type="spellStart"/>
-      <w:r>
-        <w:t>Technical</w:t>
-      </w:r>
-      <w:proofErr w:type="spellEnd"/>
-      <w:r>
-        <w:t xml:space="preserve"> </w:t>
-      </w:r>
-      <w:proofErr w:type="spellStart"/>
-      <w:r>
-        <w:t>Support</w:t>
-      </w:r>
-      <w:proofErr w:type="spellEnd"/>
-      <w:r>
-        <w:t xml:space="preserve">. Cengage </w:t>
-      </w:r>
-      <w:proofErr w:type="spellStart"/>
-      <w:r>
-        <w:t>Learning</w:t>
-      </w:r>
-      <w:proofErr w:type="spellEnd"/>
-      <w:r>
-        <w:t>.</w:t>
-      </w:r>
-    </w:p>
-    <w:p>
-      <w:r>
-        <w:t xml:space="preserve">AT&amp;T (1964) Bardeen Shockley </w:t>
-      </w:r>
-      <w:proofErr w:type="spellStart"/>
-      <w:r>
-        <w:t>Brattain</w:t>
-      </w:r>
-      <w:proofErr w:type="spellEnd"/>
-      <w:r>
-        <w:t xml:space="preserve"> 1948. </w:t>
-      </w:r>
-      <w:proofErr w:type="spellStart"/>
-      <w:r>
-        <w:t>Public</w:t>
-      </w:r>
-      <w:proofErr w:type="spellEnd"/>
-      <w:r>
-        <w:t xml:space="preserve"> </w:t>
-      </w:r>
-      <w:proofErr w:type="spellStart"/>
-      <w:r>
-        <w:t>Domain</w:t>
-      </w:r>
-      <w:proofErr w:type="spellEnd"/>
-      <w:r>
-        <w:t xml:space="preserve">. </w:t>
+        <w:t>Andrews, J., Shelton, J., &amp; West, J. (2019). CompTIA A+ Guide to IT Technical Support. Cengage Learning.</w:t>
+      </w:r>
+    </w:p>
+    <w:p>
+      <w:r>
+        <w:t xml:space="preserve">AT&amp;T (1964) Bardeen Shockley Brattain 1948. Public Domain. </w:t>
       </w:r>
       <w:hyperlink r:id="rId29" w:anchor="/media/Archivo:Bardeen_Shockley_Brattain_1948.JPG" w:history="1">
         <w:r>
@@ -12370,47 +12188,7 @@
     </w:p>
     <w:p>
       <w:r>
-        <w:t xml:space="preserve">Barral, B. (2009) Machine </w:t>
-      </w:r>
-      <w:proofErr w:type="spellStart"/>
-      <w:r>
-        <w:t>Analytique</w:t>
-      </w:r>
-      <w:proofErr w:type="spellEnd"/>
-      <w:r>
-        <w:t xml:space="preserve"> de Charles Babbage, </w:t>
-      </w:r>
-      <w:proofErr w:type="spellStart"/>
-      <w:r>
-        <w:t>exposée</w:t>
-      </w:r>
-      <w:proofErr w:type="spellEnd"/>
-      <w:r>
-        <w:t xml:space="preserve"> </w:t>
-      </w:r>
-      <w:proofErr w:type="spellStart"/>
-      <w:r>
-        <w:t>au</w:t>
-      </w:r>
-      <w:proofErr w:type="spellEnd"/>
-      <w:r>
-        <w:t xml:space="preserve"> </w:t>
-      </w:r>
-      <w:proofErr w:type="spellStart"/>
-      <w:r>
-        <w:t>Science</w:t>
-      </w:r>
-      <w:proofErr w:type="spellEnd"/>
-      <w:r>
-        <w:t xml:space="preserve"> </w:t>
-      </w:r>
-      <w:proofErr w:type="spellStart"/>
-      <w:r>
-        <w:t>Museum</w:t>
-      </w:r>
-      <w:proofErr w:type="spellEnd"/>
-      <w:r>
-        <w:t xml:space="preserve"> de Londres. CC BY-SA 2.5. Wikipedia. </w:t>
+        <w:t xml:space="preserve">Barral, B. (2009) Machine Analytique de Charles Babbage, exposée au Science Museum de Londres. CC BY-SA 2.5. Wikipedia. </w:t>
       </w:r>
       <w:hyperlink r:id="rId30" w:anchor="/media/Archivo:AnalyticalMachine_Babbage_London.jpg" w:history="1">
         <w:r>
@@ -12422,207 +12200,13 @@
       </w:hyperlink>
     </w:p>
     <w:p>
-      <w:proofErr w:type="spellStart"/>
-      <w:r>
-        <w:t>Geier</w:t>
-      </w:r>
-      <w:proofErr w:type="spellEnd"/>
-      <w:r>
-        <w:t xml:space="preserve">, M. J. (2016). </w:t>
-      </w:r>
-      <w:proofErr w:type="spellStart"/>
-      <w:r>
-        <w:t>How</w:t>
-      </w:r>
-      <w:proofErr w:type="spellEnd"/>
-      <w:r>
-        <w:t xml:space="preserve"> </w:t>
-      </w:r>
-      <w:proofErr w:type="spellStart"/>
-      <w:r>
-        <w:t>to</w:t>
-      </w:r>
-      <w:proofErr w:type="spellEnd"/>
-      <w:r>
-        <w:t xml:space="preserve"> </w:t>
-      </w:r>
-      <w:proofErr w:type="spellStart"/>
-      <w:r>
-        <w:t>Diagnose</w:t>
-      </w:r>
-      <w:proofErr w:type="spellEnd"/>
-      <w:r>
-        <w:t xml:space="preserve"> and </w:t>
-      </w:r>
-      <w:proofErr w:type="spellStart"/>
-      <w:r>
-        <w:t>Fix</w:t>
-      </w:r>
-      <w:proofErr w:type="spellEnd"/>
-      <w:r>
-        <w:t xml:space="preserve"> </w:t>
-      </w:r>
-      <w:proofErr w:type="spellStart"/>
-      <w:r>
-        <w:t>Everything</w:t>
-      </w:r>
-      <w:proofErr w:type="spellEnd"/>
-      <w:r>
-        <w:t xml:space="preserve"> Electronic. McGraw-Hill </w:t>
-      </w:r>
-      <w:proofErr w:type="spellStart"/>
-      <w:r>
-        <w:t>Education</w:t>
-      </w:r>
-      <w:proofErr w:type="spellEnd"/>
-      <w:r>
-        <w:t>.</w:t>
-      </w:r>
-    </w:p>
-    <w:p>
-      <w:proofErr w:type="spellStart"/>
-      <w:r>
-        <w:t>Gunawan</w:t>
-      </w:r>
-      <w:proofErr w:type="spellEnd"/>
-      <w:r>
-        <w:t xml:space="preserve">, H. (2019). </w:t>
-      </w:r>
-      <w:proofErr w:type="spellStart"/>
-      <w:r>
-        <w:t>Strategic</w:t>
-      </w:r>
-      <w:proofErr w:type="spellEnd"/>
-      <w:r>
-        <w:t xml:space="preserve"> </w:t>
-      </w:r>
-      <w:proofErr w:type="spellStart"/>
-      <w:r>
-        <w:t>management</w:t>
-      </w:r>
-      <w:proofErr w:type="spellEnd"/>
-      <w:r>
-        <w:t xml:space="preserve"> </w:t>
-      </w:r>
-      <w:proofErr w:type="spellStart"/>
-      <w:r>
-        <w:t>for</w:t>
-      </w:r>
-      <w:proofErr w:type="spellEnd"/>
-      <w:r>
-        <w:t xml:space="preserve"> </w:t>
-      </w:r>
-      <w:proofErr w:type="spellStart"/>
-      <w:r>
-        <w:t>its</w:t>
-      </w:r>
-      <w:proofErr w:type="spellEnd"/>
-      <w:r>
-        <w:t xml:space="preserve"> </w:t>
-      </w:r>
-      <w:proofErr w:type="spellStart"/>
-      <w:r>
-        <w:t>services</w:t>
-      </w:r>
-      <w:proofErr w:type="spellEnd"/>
-      <w:r>
-        <w:t xml:space="preserve"> </w:t>
-      </w:r>
-      <w:proofErr w:type="spellStart"/>
-      <w:r>
-        <w:t>using</w:t>
-      </w:r>
-      <w:proofErr w:type="spellEnd"/>
-      <w:r>
-        <w:t xml:space="preserve"> </w:t>
-      </w:r>
-      <w:proofErr w:type="spellStart"/>
-      <w:r>
-        <w:t>the</w:t>
-      </w:r>
-      <w:proofErr w:type="spellEnd"/>
-      <w:r>
-        <w:t xml:space="preserve"> </w:t>
-      </w:r>
-      <w:proofErr w:type="spellStart"/>
-      <w:r>
-        <w:t>information</w:t>
-      </w:r>
-      <w:proofErr w:type="spellEnd"/>
-      <w:r>
-        <w:t xml:space="preserve"> </w:t>
-      </w:r>
-      <w:proofErr w:type="spellStart"/>
-      <w:r>
-        <w:t>technology</w:t>
-      </w:r>
-      <w:proofErr w:type="spellEnd"/>
-      <w:r>
-        <w:t xml:space="preserve"> </w:t>
-      </w:r>
-      <w:proofErr w:type="spellStart"/>
-      <w:r>
-        <w:t>infrastructure</w:t>
-      </w:r>
-      <w:proofErr w:type="spellEnd"/>
-      <w:r>
-        <w:t xml:space="preserve"> </w:t>
-      </w:r>
-      <w:proofErr w:type="spellStart"/>
-      <w:r>
-        <w:t>library</w:t>
-      </w:r>
-      <w:proofErr w:type="spellEnd"/>
-      <w:r>
-        <w:t xml:space="preserve"> (ITIL) </w:t>
-      </w:r>
-      <w:proofErr w:type="spellStart"/>
-      <w:r>
-        <w:t>framework</w:t>
-      </w:r>
-      <w:proofErr w:type="spellEnd"/>
-      <w:r>
-        <w:t xml:space="preserve">. In 2019 International </w:t>
-      </w:r>
-      <w:proofErr w:type="spellStart"/>
-      <w:r>
-        <w:t>Conference</w:t>
-      </w:r>
-      <w:proofErr w:type="spellEnd"/>
-      <w:r>
-        <w:t xml:space="preserve"> </w:t>
-      </w:r>
-      <w:proofErr w:type="spellStart"/>
-      <w:r>
-        <w:t>on</w:t>
-      </w:r>
-      <w:proofErr w:type="spellEnd"/>
-      <w:r>
-        <w:t xml:space="preserve"> </w:t>
-      </w:r>
-      <w:proofErr w:type="spellStart"/>
-      <w:r>
-        <w:t>Information</w:t>
-      </w:r>
-      <w:proofErr w:type="spellEnd"/>
-      <w:r>
-        <w:t xml:space="preserve"> Management and </w:t>
-      </w:r>
-      <w:proofErr w:type="spellStart"/>
-      <w:r>
-        <w:t>Technology</w:t>
-      </w:r>
-      <w:proofErr w:type="spellEnd"/>
-      <w:r>
-        <w:t xml:space="preserve"> (</w:t>
-      </w:r>
-      <w:proofErr w:type="spellStart"/>
-      <w:r>
-        <w:t>ICIMTech</w:t>
-      </w:r>
-      <w:proofErr w:type="spellEnd"/>
-      <w:r>
-        <w:t>) (Vol. 1, pp. 362-366). IEEE.</w:t>
+      <w:r>
+        <w:t>Geier, M. J. (2016). How to Diagnose and Fix Everything Electronic. McGraw-Hill Education.</w:t>
+      </w:r>
+    </w:p>
+    <w:p>
+      <w:r>
+        <w:t>Gunawan, H. (2019). Strategic management for its services using the information technology infrastructure library (ITIL) framework. In 2019 International Conference on Information Management and Technology (ICIMTech) (Vol. 1, pp. 362-366). IEEE.</w:t>
       </w:r>
     </w:p>
     <w:p>
@@ -12639,13 +12223,8 @@
       </w:hyperlink>
     </w:p>
     <w:p>
-      <w:proofErr w:type="spellStart"/>
-      <w:r>
-        <w:t>LucaDetomi</w:t>
-      </w:r>
-      <w:proofErr w:type="spellEnd"/>
-      <w:r>
-        <w:t xml:space="preserve"> (2005). Intel 4004. CC BY-SA 3.0. </w:t>
+      <w:r>
+        <w:t xml:space="preserve">LucaDetomi (2005). Intel 4004. CC BY-SA 3.0. </w:t>
       </w:r>
       <w:hyperlink r:id="rId32" w:anchor="/media/Archivo:Intel_4004.jpg" w:history="1">
         <w:r>
@@ -12657,13 +12236,8 @@
       </w:hyperlink>
     </w:p>
     <w:p>
-      <w:proofErr w:type="spellStart"/>
-      <w:r>
-        <w:t>Muhlpfordt</w:t>
-      </w:r>
-      <w:proofErr w:type="spellEnd"/>
-      <w:r>
-        <w:t xml:space="preserve">, H. (2007) Intel 80286 68 Pin 10Mhz. CC BY-SA 3.0. </w:t>
+      <w:r>
+        <w:t xml:space="preserve">Muhlpfordt, H. (2007) Intel 80286 68 Pin 10Mhz. CC BY-SA 3.0. </w:t>
       </w:r>
       <w:hyperlink r:id="rId33" w:anchor="/media/Archivo:Intel_80286_68pin_plastic_10mhz_2007_03_27.jpg" w:history="1">
         <w:r>
@@ -12675,14 +12249,9 @@
       </w:hyperlink>
     </w:p>
     <w:p>
-      <w:proofErr w:type="spellStart"/>
       <w:r>
         <w:lastRenderedPageBreak/>
-        <w:t>Seofilo</w:t>
-      </w:r>
-      <w:proofErr w:type="spellEnd"/>
-      <w:r>
-        <w:t xml:space="preserve"> (2018). Ley de Moore. Wikipedia. </w:t>
+        <w:t xml:space="preserve">Seofilo (2018). Ley de Moore. Wikipedia. </w:t>
       </w:r>
       <w:hyperlink r:id="rId34" w:anchor="/media/Archivo:Ley_de_Moore.png" w:history="1">
         <w:r>
@@ -12694,69 +12263,8 @@
       </w:hyperlink>
     </w:p>
     <w:p>
-      <w:proofErr w:type="spellStart"/>
-      <w:r>
-        <w:t>United</w:t>
-      </w:r>
-      <w:proofErr w:type="spellEnd"/>
-      <w:r>
-        <w:t xml:space="preserve"> </w:t>
-      </w:r>
-      <w:proofErr w:type="spellStart"/>
-      <w:r>
-        <w:t>States</w:t>
-      </w:r>
-      <w:proofErr w:type="spellEnd"/>
-      <w:r>
-        <w:t xml:space="preserve"> </w:t>
-      </w:r>
-      <w:proofErr w:type="spellStart"/>
-      <w:r>
-        <w:t>Army</w:t>
-      </w:r>
-      <w:proofErr w:type="spellEnd"/>
-      <w:r>
-        <w:t xml:space="preserve"> (1945-1947). </w:t>
-      </w:r>
-      <w:proofErr w:type="spellStart"/>
-      <w:r>
-        <w:t>Two</w:t>
-      </w:r>
-      <w:proofErr w:type="spellEnd"/>
-      <w:r>
-        <w:t xml:space="preserve"> </w:t>
-      </w:r>
-      <w:proofErr w:type="spellStart"/>
-      <w:r>
-        <w:t>women</w:t>
-      </w:r>
-      <w:proofErr w:type="spellEnd"/>
-      <w:r>
-        <w:t xml:space="preserve"> </w:t>
-      </w:r>
-      <w:proofErr w:type="spellStart"/>
-      <w:r>
-        <w:t>operating</w:t>
-      </w:r>
-      <w:proofErr w:type="spellEnd"/>
-      <w:r>
-        <w:t xml:space="preserve"> ENIAC. </w:t>
-      </w:r>
-      <w:proofErr w:type="spellStart"/>
-      <w:r>
-        <w:t>Public</w:t>
-      </w:r>
-      <w:proofErr w:type="spellEnd"/>
-      <w:r>
-        <w:t xml:space="preserve"> </w:t>
-      </w:r>
-      <w:proofErr w:type="spellStart"/>
-      <w:r>
-        <w:t>Domain</w:t>
-      </w:r>
-      <w:proofErr w:type="spellEnd"/>
-      <w:r>
-        <w:t xml:space="preserve">. </w:t>
+      <w:r>
+        <w:t xml:space="preserve">United States Army (1945-1947). Two women operating ENIAC. Public Domain. </w:t>
       </w:r>
       <w:hyperlink r:id="rId35" w:anchor="/media/Archivo:Two_women_operating_ENIAC.gif" w:history="1">
         <w:r>
@@ -12781,45 +12289,8 @@
       </w:hyperlink>
     </w:p>
     <w:p>
-      <w:proofErr w:type="spellStart"/>
-      <w:r>
-        <w:t>Yumpu</w:t>
-      </w:r>
-      <w:proofErr w:type="spellEnd"/>
-      <w:r>
-        <w:t xml:space="preserve"> (2015). SST TEMPEST SDIP-27 </w:t>
-      </w:r>
-      <w:proofErr w:type="spellStart"/>
-      <w:r>
-        <w:t>Level</w:t>
-      </w:r>
-      <w:proofErr w:type="spellEnd"/>
-      <w:r>
-        <w:t xml:space="preserve"> A </w:t>
-      </w:r>
-      <w:proofErr w:type="spellStart"/>
-      <w:r>
-        <w:t>PCs</w:t>
-      </w:r>
-      <w:proofErr w:type="spellEnd"/>
-      <w:r>
-        <w:t xml:space="preserve"> - </w:t>
-      </w:r>
-      <w:proofErr w:type="spellStart"/>
-      <w:r>
-        <w:t>special</w:t>
-      </w:r>
-      <w:proofErr w:type="spellEnd"/>
-      <w:r>
-        <w:t xml:space="preserve"> </w:t>
-      </w:r>
-      <w:proofErr w:type="spellStart"/>
-      <w:r>
-        <w:t>applications</w:t>
-      </w:r>
-      <w:proofErr w:type="spellEnd"/>
-      <w:r>
-        <w:t xml:space="preserve">. </w:t>
+      <w:r>
+        <w:t xml:space="preserve">Yumpu (2015). SST TEMPEST SDIP-27 Level A PCs - special applications. </w:t>
       </w:r>
       <w:hyperlink r:id="rId37" w:history="1">
         <w:r>
@@ -13020,16 +12491,8 @@
               <w:rPr>
                 <w:lang w:val="es-CO"/>
               </w:rPr>
-              <w:t xml:space="preserve">Olga Constanza Bermúdez </w:t>
-            </w:r>
-            <w:proofErr w:type="spellStart"/>
-            <w:r>
-              <w:rPr>
-                <w:lang w:val="es-CO"/>
-              </w:rPr>
-              <w:t>Jaimes</w:t>
-            </w:r>
-            <w:proofErr w:type="spellEnd"/>
+              <w:t>Olga Constanza Bermúdez Jaimes</w:t>
+            </w:r>
           </w:p>
         </w:tc>
         <w:tc>
@@ -13090,16 +12553,8 @@
               <w:rPr>
                 <w:lang w:val="es-CO"/>
               </w:rPr>
-              <w:t xml:space="preserve">Liliana Victoria Morales </w:t>
-            </w:r>
-            <w:proofErr w:type="spellStart"/>
-            <w:r>
-              <w:rPr>
-                <w:lang w:val="es-CO"/>
-              </w:rPr>
-              <w:t>Gualdrón</w:t>
-            </w:r>
-            <w:proofErr w:type="spellEnd"/>
+              <w:t>Liliana Victoria Morales Gualdrón</w:t>
+            </w:r>
           </w:p>
         </w:tc>
         <w:tc>
@@ -13329,15 +12784,7 @@
               </w:rPr>
             </w:pPr>
             <w:r>
-              <w:t xml:space="preserve">Silvia Milena </w:t>
-            </w:r>
-            <w:proofErr w:type="spellStart"/>
-            <w:r>
-              <w:t>Sequeda</w:t>
-            </w:r>
-            <w:proofErr w:type="spellEnd"/>
-            <w:r>
-              <w:t xml:space="preserve"> Cárdenas</w:t>
+              <w:t>Silvia Milena Sequeda Cárdenas</w:t>
             </w:r>
           </w:p>
         </w:tc>
@@ -13523,15 +12970,7 @@
               <w:pStyle w:val="TextoTablas"/>
             </w:pPr>
             <w:r>
-              <w:t xml:space="preserve">Gloria Lida </w:t>
-            </w:r>
-            <w:proofErr w:type="spellStart"/>
-            <w:r>
-              <w:t>Alzate</w:t>
-            </w:r>
-            <w:proofErr w:type="spellEnd"/>
-            <w:r>
-              <w:t xml:space="preserve"> Suarez</w:t>
+              <w:t>Gloria Lida Alzate Suarez</w:t>
             </w:r>
           </w:p>
         </w:tc>
@@ -13764,13 +13203,14 @@
             <w:pPr>
               <w:pStyle w:val="TextoTablas"/>
             </w:pPr>
-            <w:proofErr w:type="spellStart"/>
-            <w:r>
-              <w:t>Jhon</w:t>
-            </w:r>
-            <w:proofErr w:type="spellEnd"/>
-            <w:r>
-              <w:t xml:space="preserve"> Jairo Urueta Álvarez</w:t>
+            <w:r>
+              <w:t xml:space="preserve">Jhon Jairo Urueta </w:t>
+            </w:r>
+            <w:r>
+              <w:t>A</w:t>
+            </w:r>
+            <w:r>
+              <w:t>lvarez</w:t>
             </w:r>
           </w:p>
         </w:tc>
@@ -13810,7 +13250,6 @@
               </w:rPr>
               <w:t xml:space="preserve"> </w:t>
             </w:r>
-            <w:proofErr w:type="spellStart"/>
             <w:r>
               <w:rPr>
                 <w:rStyle w:val="Extranjerismo"/>
@@ -13818,7 +13257,6 @@
               </w:rPr>
               <w:t>stack</w:t>
             </w:r>
-            <w:proofErr w:type="spellEnd"/>
           </w:p>
         </w:tc>
         <w:tc>
@@ -13863,15 +13301,7 @@
               <w:pStyle w:val="TextoTablas"/>
             </w:pPr>
             <w:r>
-              <w:t xml:space="preserve">Manuel Felipe </w:t>
-            </w:r>
-            <w:proofErr w:type="spellStart"/>
-            <w:r>
-              <w:t>Echavarria</w:t>
-            </w:r>
-            <w:proofErr w:type="spellEnd"/>
-            <w:r>
-              <w:t xml:space="preserve"> Orozco</w:t>
+              <w:t>Manuel Felipe Echavarria Orozco</w:t>
             </w:r>
           </w:p>
         </w:tc>
@@ -13889,11 +13319,30 @@
             <w:r>
               <w:t xml:space="preserve">Desarrollador </w:t>
             </w:r>
-            <w:proofErr w:type="spellStart"/>
-            <w:r>
-              <w:t>Fullstack</w:t>
-            </w:r>
-            <w:proofErr w:type="spellEnd"/>
+            <w:r>
+              <w:rPr>
+                <w:rStyle w:val="Extranjerismo"/>
+              </w:rPr>
+              <w:t>f</w:t>
+            </w:r>
+            <w:r>
+              <w:rPr>
+                <w:rStyle w:val="Extranjerismo"/>
+              </w:rPr>
+              <w:t>ull</w:t>
+            </w:r>
+            <w:r>
+              <w:rPr>
+                <w:rStyle w:val="Extranjerismo"/>
+              </w:rPr>
+              <w:t xml:space="preserve"> </w:t>
+            </w:r>
+            <w:r>
+              <w:rPr>
+                <w:rStyle w:val="Extranjerismo"/>
+              </w:rPr>
+              <w:t>stack</w:t>
+            </w:r>
           </w:p>
         </w:tc>
         <w:tc>
@@ -13985,13 +13434,8 @@
               <w:pStyle w:val="TextoTablas"/>
             </w:pPr>
             <w:r>
-              <w:t xml:space="preserve">Ernesto Navarro </w:t>
-            </w:r>
-            <w:proofErr w:type="spellStart"/>
-            <w:r>
-              <w:t>Jaimes</w:t>
-            </w:r>
-            <w:proofErr w:type="spellEnd"/>
+              <w:t>Ernesto Navarro Jaimes</w:t>
+            </w:r>
           </w:p>
         </w:tc>
         <w:tc>
@@ -14042,13 +13486,8 @@
                 <w:lang w:val="es-CO"/>
               </w:rPr>
             </w:pPr>
-            <w:proofErr w:type="spellStart"/>
-            <w:r>
-              <w:t>Zuleidy</w:t>
-            </w:r>
-            <w:proofErr w:type="spellEnd"/>
-            <w:r>
-              <w:t xml:space="preserve"> María Ruiz Torres</w:t>
+            <w:r>
+              <w:t>Zuleidy María Ruiz Torres</w:t>
             </w:r>
           </w:p>
         </w:tc>
@@ -14101,13 +13540,8 @@
               <w:pStyle w:val="TextoTablas"/>
             </w:pPr>
             <w:r>
-              <w:t xml:space="preserve">Luis Gabriel Urueta </w:t>
-            </w:r>
-            <w:proofErr w:type="spellStart"/>
-            <w:r>
-              <w:t>Alvarez</w:t>
-            </w:r>
-            <w:proofErr w:type="spellEnd"/>
+              <w:t>Luis Gabriel Urueta Alvarez</w:t>
+            </w:r>
           </w:p>
         </w:tc>
         <w:tc>
@@ -14202,13 +13636,8 @@
             <w:pPr>
               <w:pStyle w:val="TextoTablas"/>
             </w:pPr>
-            <w:proofErr w:type="spellStart"/>
-            <w:r>
-              <w:t>Leyson</w:t>
-            </w:r>
-            <w:proofErr w:type="spellEnd"/>
-            <w:r>
-              <w:t xml:space="preserve"> Fabián Castaño Pérez</w:t>
+            <w:r>
+              <w:t>Leyson Fabián Castaño Pérez</w:t>
             </w:r>
           </w:p>
         </w:tc>
@@ -14495,33 +13924,11 @@
                 <w:lang w:val="es-CO"/>
               </w:rPr>
             </w:pPr>
-            <w:proofErr w:type="spellStart"/>
             <w:r>
               <w:rPr>
                 <w:lang w:val="es-CO"/>
               </w:rPr>
-              <w:t>Anyerson</w:t>
-            </w:r>
-            <w:proofErr w:type="spellEnd"/>
-            <w:r>
-              <w:rPr>
-                <w:lang w:val="es-CO"/>
-              </w:rPr>
-              <w:t xml:space="preserve"> Wilfredo </w:t>
-            </w:r>
-            <w:proofErr w:type="spellStart"/>
-            <w:r>
-              <w:rPr>
-                <w:lang w:val="es-CO"/>
-              </w:rPr>
-              <w:t>Pizo</w:t>
-            </w:r>
-            <w:proofErr w:type="spellEnd"/>
-            <w:r>
-              <w:rPr>
-                <w:lang w:val="es-CO"/>
-              </w:rPr>
-              <w:t xml:space="preserve"> Ossa</w:t>
+              <w:t>Anyerson Wilfredo Pizo Ossa</w:t>
             </w:r>
           </w:p>
         </w:tc>
@@ -14605,7 +14012,7 @@
 </file>
 
 <file path=word/endnotes.xml><?xml version="1.0" encoding="utf-8"?>
-<w:endnotes xmlns:wpc="http://schemas.microsoft.com/office/word/2010/wordprocessingCanvas" xmlns:cx="http://schemas.microsoft.com/office/drawing/2014/chartex" xmlns:cx1="http://schemas.microsoft.com/office/drawing/2015/9/8/chartex" xmlns:cx2="http://schemas.microsoft.com/office/drawing/2015/10/21/chartex" xmlns:cx3="http://schemas.microsoft.com/office/drawing/2016/5/9/chartex" xmlns:cx4="http://schemas.microsoft.com/office/drawing/2016/5/10/chartex" xmlns:cx5="http://schemas.microsoft.com/office/drawing/2016/5/11/chartex" xmlns:cx6="http://schemas.microsoft.com/office/drawing/2016/5/12/chartex" xmlns:cx7="http://schemas.microsoft.com/office/drawing/2016/5/13/chartex" xmlns:cx8="http://schemas.microsoft.com/office/drawing/2016/5/14/chartex" xmlns:mc="http://schemas.openxmlformats.org/markup-compatibility/2006" xmlns:aink="http://schemas.microsoft.com/office/drawing/2016/ink" xmlns:am3d="http://schemas.microsoft.com/office/drawing/2017/model3d" xmlns:o="urn:schemas-microsoft-com:office:office" xmlns:oel="http://schemas.microsoft.com/office/2019/extlst" xmlns:r="http://schemas.openxmlformats.org/officeDocument/2006/relationships" xmlns:m="http://schemas.openxmlformats.org/officeDocument/2006/math" xmlns:v="urn:schemas-microsoft-com:vml" xmlns:wp14="http://schemas.microsoft.com/office/word/2010/wordprocessingDrawing" xmlns:wp="http://schemas.openxmlformats.org/drawingml/2006/wordprocessingDrawing" xmlns:w10="urn:schemas-microsoft-com:office:word" xmlns:w="http://schemas.openxmlformats.org/wordprocessingml/2006/main" xmlns:w14="http://schemas.microsoft.com/office/word/2010/wordml" xmlns:w15="http://schemas.microsoft.com/office/word/2012/wordml" xmlns:w16cex="http://schemas.microsoft.com/office/word/2018/wordml/cex" xmlns:w16cid="http://schemas.microsoft.com/office/word/2016/wordml/cid" xmlns:w16="http://schemas.microsoft.com/office/word/2018/wordml" xmlns:w16sdtdh="http://schemas.microsoft.com/office/word/2020/wordml/sdtdatahash" xmlns:w16se="http://schemas.microsoft.com/office/word/2015/wordml/symex" xmlns:wpg="http://schemas.microsoft.com/office/word/2010/wordprocessingGroup" xmlns:wpi="http://schemas.microsoft.com/office/word/2010/wordprocessingInk" xmlns:wne="http://schemas.microsoft.com/office/word/2006/wordml" xmlns:wps="http://schemas.microsoft.com/office/word/2010/wordprocessingShape" mc:Ignorable="w14 w15 w16se w16cid w16 w16cex w16sdtdh wp14">
+<w:endnotes xmlns:wpc="http://schemas.microsoft.com/office/word/2010/wordprocessingCanvas" xmlns:cx="http://schemas.microsoft.com/office/drawing/2014/chartex" xmlns:cx1="http://schemas.microsoft.com/office/drawing/2015/9/8/chartex" xmlns:cx2="http://schemas.microsoft.com/office/drawing/2015/10/21/chartex" xmlns:cx3="http://schemas.microsoft.com/office/drawing/2016/5/9/chartex" xmlns:cx4="http://schemas.microsoft.com/office/drawing/2016/5/10/chartex" xmlns:cx5="http://schemas.microsoft.com/office/drawing/2016/5/11/chartex" xmlns:cx6="http://schemas.microsoft.com/office/drawing/2016/5/12/chartex" xmlns:cx7="http://schemas.microsoft.com/office/drawing/2016/5/13/chartex" xmlns:cx8="http://schemas.microsoft.com/office/drawing/2016/5/14/chartex" xmlns:mc="http://schemas.openxmlformats.org/markup-compatibility/2006" xmlns:aink="http://schemas.microsoft.com/office/drawing/2016/ink" xmlns:am3d="http://schemas.microsoft.com/office/drawing/2017/model3d" xmlns:o="urn:schemas-microsoft-com:office:office" xmlns:r="http://schemas.openxmlformats.org/officeDocument/2006/relationships" xmlns:m="http://schemas.openxmlformats.org/officeDocument/2006/math" xmlns:v="urn:schemas-microsoft-com:vml" xmlns:wp14="http://schemas.microsoft.com/office/word/2010/wordprocessingDrawing" xmlns:wp="http://schemas.openxmlformats.org/drawingml/2006/wordprocessingDrawing" xmlns:w10="urn:schemas-microsoft-com:office:word" xmlns:w="http://schemas.openxmlformats.org/wordprocessingml/2006/main" xmlns:w14="http://schemas.microsoft.com/office/word/2010/wordml" xmlns:w15="http://schemas.microsoft.com/office/word/2012/wordml" xmlns:w16cex="http://schemas.microsoft.com/office/word/2018/wordml/cex" xmlns:w16cid="http://schemas.microsoft.com/office/word/2016/wordml/cid" xmlns:w16="http://schemas.microsoft.com/office/word/2018/wordml" xmlns:w16sdtdh="http://schemas.microsoft.com/office/word/2020/wordml/sdtdatahash" xmlns:w16se="http://schemas.microsoft.com/office/word/2015/wordml/symex" xmlns:wpg="http://schemas.microsoft.com/office/word/2010/wordprocessingGroup" xmlns:wpi="http://schemas.microsoft.com/office/word/2010/wordprocessingInk" xmlns:wne="http://schemas.microsoft.com/office/word/2006/wordml" xmlns:wps="http://schemas.microsoft.com/office/word/2010/wordprocessingShape" mc:Ignorable="w14 w15 w16se w16cid w16 w16cex w16sdtdh wp14">
   <w:endnote w:type="separator" w:id="-1">
     <w:p>
       <w:pPr>
@@ -14630,7 +14037,7 @@
 </file>
 
 <file path=word/footer1.xml><?xml version="1.0" encoding="utf-8"?>
-<w:ftr xmlns:wpc="http://schemas.microsoft.com/office/word/2010/wordprocessingCanvas" xmlns:cx="http://schemas.microsoft.com/office/drawing/2014/chartex" xmlns:cx1="http://schemas.microsoft.com/office/drawing/2015/9/8/chartex" xmlns:cx2="http://schemas.microsoft.com/office/drawing/2015/10/21/chartex" xmlns:cx3="http://schemas.microsoft.com/office/drawing/2016/5/9/chartex" xmlns:cx4="http://schemas.microsoft.com/office/drawing/2016/5/10/chartex" xmlns:cx5="http://schemas.microsoft.com/office/drawing/2016/5/11/chartex" xmlns:cx6="http://schemas.microsoft.com/office/drawing/2016/5/12/chartex" xmlns:cx7="http://schemas.microsoft.com/office/drawing/2016/5/13/chartex" xmlns:cx8="http://schemas.microsoft.com/office/drawing/2016/5/14/chartex" xmlns:mc="http://schemas.openxmlformats.org/markup-compatibility/2006" xmlns:aink="http://schemas.microsoft.com/office/drawing/2016/ink" xmlns:am3d="http://schemas.microsoft.com/office/drawing/2017/model3d" xmlns:o="urn:schemas-microsoft-com:office:office" xmlns:oel="http://schemas.microsoft.com/office/2019/extlst" xmlns:r="http://schemas.openxmlformats.org/officeDocument/2006/relationships" xmlns:m="http://schemas.openxmlformats.org/officeDocument/2006/math" xmlns:v="urn:schemas-microsoft-com:vml" xmlns:wp14="http://schemas.microsoft.com/office/word/2010/wordprocessingDrawing" xmlns:wp="http://schemas.openxmlformats.org/drawingml/2006/wordprocessingDrawing" xmlns:w10="urn:schemas-microsoft-com:office:word" xmlns:w="http://schemas.openxmlformats.org/wordprocessingml/2006/main" xmlns:w14="http://schemas.microsoft.com/office/word/2010/wordml" xmlns:w15="http://schemas.microsoft.com/office/word/2012/wordml" xmlns:w16cex="http://schemas.microsoft.com/office/word/2018/wordml/cex" xmlns:w16cid="http://schemas.microsoft.com/office/word/2016/wordml/cid" xmlns:w16="http://schemas.microsoft.com/office/word/2018/wordml" xmlns:w16sdtdh="http://schemas.microsoft.com/office/word/2020/wordml/sdtdatahash" xmlns:w16se="http://schemas.microsoft.com/office/word/2015/wordml/symex" xmlns:wpg="http://schemas.microsoft.com/office/word/2010/wordprocessingGroup" xmlns:wpi="http://schemas.microsoft.com/office/word/2010/wordprocessingInk" xmlns:wne="http://schemas.microsoft.com/office/word/2006/wordml" xmlns:wps="http://schemas.microsoft.com/office/word/2010/wordprocessingShape" mc:Ignorable="w14 w15 w16se w16cid w16 w16cex w16sdtdh wp14">
+<w:ftr xmlns:wpc="http://schemas.microsoft.com/office/word/2010/wordprocessingCanvas" xmlns:cx="http://schemas.microsoft.com/office/drawing/2014/chartex" xmlns:cx1="http://schemas.microsoft.com/office/drawing/2015/9/8/chartex" xmlns:cx2="http://schemas.microsoft.com/office/drawing/2015/10/21/chartex" xmlns:cx3="http://schemas.microsoft.com/office/drawing/2016/5/9/chartex" xmlns:cx4="http://schemas.microsoft.com/office/drawing/2016/5/10/chartex" xmlns:cx5="http://schemas.microsoft.com/office/drawing/2016/5/11/chartex" xmlns:cx6="http://schemas.microsoft.com/office/drawing/2016/5/12/chartex" xmlns:cx7="http://schemas.microsoft.com/office/drawing/2016/5/13/chartex" xmlns:cx8="http://schemas.microsoft.com/office/drawing/2016/5/14/chartex" xmlns:mc="http://schemas.openxmlformats.org/markup-compatibility/2006" xmlns:aink="http://schemas.microsoft.com/office/drawing/2016/ink" xmlns:am3d="http://schemas.microsoft.com/office/drawing/2017/model3d" xmlns:o="urn:schemas-microsoft-com:office:office" xmlns:r="http://schemas.openxmlformats.org/officeDocument/2006/relationships" xmlns:m="http://schemas.openxmlformats.org/officeDocument/2006/math" xmlns:v="urn:schemas-microsoft-com:vml" xmlns:wp14="http://schemas.microsoft.com/office/word/2010/wordprocessingDrawing" xmlns:wp="http://schemas.openxmlformats.org/drawingml/2006/wordprocessingDrawing" xmlns:w10="urn:schemas-microsoft-com:office:word" xmlns:w="http://schemas.openxmlformats.org/wordprocessingml/2006/main" xmlns:w14="http://schemas.microsoft.com/office/word/2010/wordml" xmlns:w15="http://schemas.microsoft.com/office/word/2012/wordml" xmlns:w16cex="http://schemas.microsoft.com/office/word/2018/wordml/cex" xmlns:w16cid="http://schemas.microsoft.com/office/word/2016/wordml/cid" xmlns:w16="http://schemas.microsoft.com/office/word/2018/wordml" xmlns:w16sdtdh="http://schemas.microsoft.com/office/word/2020/wordml/sdtdatahash" xmlns:w16se="http://schemas.microsoft.com/office/word/2015/wordml/symex" xmlns:wpg="http://schemas.microsoft.com/office/word/2010/wordprocessingGroup" xmlns:wpi="http://schemas.microsoft.com/office/word/2010/wordprocessingInk" xmlns:wne="http://schemas.microsoft.com/office/word/2006/wordml" xmlns:wps="http://schemas.microsoft.com/office/word/2010/wordprocessingShape" mc:Ignorable="w14 w15 w16se w16cid w16 w16cex w16sdtdh wp14">
   <w:sdt>
     <w:sdtPr>
       <w:id w:val="-1465197936"/>
@@ -14639,6 +14046,7 @@
         <w:docPartUnique/>
       </w:docPartObj>
     </w:sdtPr>
+    <w:sdtEndPr/>
     <w:sdtContent>
       <w:p>
         <w:pPr>
@@ -14675,7 +14083,7 @@
 </file>
 
 <file path=word/footnotes.xml><?xml version="1.0" encoding="utf-8"?>
-<w:footnotes xmlns:wpc="http://schemas.microsoft.com/office/word/2010/wordprocessingCanvas" xmlns:cx="http://schemas.microsoft.com/office/drawing/2014/chartex" xmlns:cx1="http://schemas.microsoft.com/office/drawing/2015/9/8/chartex" xmlns:cx2="http://schemas.microsoft.com/office/drawing/2015/10/21/chartex" xmlns:cx3="http://schemas.microsoft.com/office/drawing/2016/5/9/chartex" xmlns:cx4="http://schemas.microsoft.com/office/drawing/2016/5/10/chartex" xmlns:cx5="http://schemas.microsoft.com/office/drawing/2016/5/11/chartex" xmlns:cx6="http://schemas.microsoft.com/office/drawing/2016/5/12/chartex" xmlns:cx7="http://schemas.microsoft.com/office/drawing/2016/5/13/chartex" xmlns:cx8="http://schemas.microsoft.com/office/drawing/2016/5/14/chartex" xmlns:mc="http://schemas.openxmlformats.org/markup-compatibility/2006" xmlns:aink="http://schemas.microsoft.com/office/drawing/2016/ink" xmlns:am3d="http://schemas.microsoft.com/office/drawing/2017/model3d" xmlns:o="urn:schemas-microsoft-com:office:office" xmlns:oel="http://schemas.microsoft.com/office/2019/extlst" xmlns:r="http://schemas.openxmlformats.org/officeDocument/2006/relationships" xmlns:m="http://schemas.openxmlformats.org/officeDocument/2006/math" xmlns:v="urn:schemas-microsoft-com:vml" xmlns:wp14="http://schemas.microsoft.com/office/word/2010/wordprocessingDrawing" xmlns:wp="http://schemas.openxmlformats.org/drawingml/2006/wordprocessingDrawing" xmlns:w10="urn:schemas-microsoft-com:office:word" xmlns:w="http://schemas.openxmlformats.org/wordprocessingml/2006/main" xmlns:w14="http://schemas.microsoft.com/office/word/2010/wordml" xmlns:w15="http://schemas.microsoft.com/office/word/2012/wordml" xmlns:w16cex="http://schemas.microsoft.com/office/word/2018/wordml/cex" xmlns:w16cid="http://schemas.microsoft.com/office/word/2016/wordml/cid" xmlns:w16="http://schemas.microsoft.com/office/word/2018/wordml" xmlns:w16sdtdh="http://schemas.microsoft.com/office/word/2020/wordml/sdtdatahash" xmlns:w16se="http://schemas.microsoft.com/office/word/2015/wordml/symex" xmlns:wpg="http://schemas.microsoft.com/office/word/2010/wordprocessingGroup" xmlns:wpi="http://schemas.microsoft.com/office/word/2010/wordprocessingInk" xmlns:wne="http://schemas.microsoft.com/office/word/2006/wordml" xmlns:wps="http://schemas.microsoft.com/office/word/2010/wordprocessingShape" mc:Ignorable="w14 w15 w16se w16cid w16 w16cex w16sdtdh wp14">
+<w:footnotes xmlns:wpc="http://schemas.microsoft.com/office/word/2010/wordprocessingCanvas" xmlns:cx="http://schemas.microsoft.com/office/drawing/2014/chartex" xmlns:cx1="http://schemas.microsoft.com/office/drawing/2015/9/8/chartex" xmlns:cx2="http://schemas.microsoft.com/office/drawing/2015/10/21/chartex" xmlns:cx3="http://schemas.microsoft.com/office/drawing/2016/5/9/chartex" xmlns:cx4="http://schemas.microsoft.com/office/drawing/2016/5/10/chartex" xmlns:cx5="http://schemas.microsoft.com/office/drawing/2016/5/11/chartex" xmlns:cx6="http://schemas.microsoft.com/office/drawing/2016/5/12/chartex" xmlns:cx7="http://schemas.microsoft.com/office/drawing/2016/5/13/chartex" xmlns:cx8="http://schemas.microsoft.com/office/drawing/2016/5/14/chartex" xmlns:mc="http://schemas.openxmlformats.org/markup-compatibility/2006" xmlns:aink="http://schemas.microsoft.com/office/drawing/2016/ink" xmlns:am3d="http://schemas.microsoft.com/office/drawing/2017/model3d" xmlns:o="urn:schemas-microsoft-com:office:office" xmlns:r="http://schemas.openxmlformats.org/officeDocument/2006/relationships" xmlns:m="http://schemas.openxmlformats.org/officeDocument/2006/math" xmlns:v="urn:schemas-microsoft-com:vml" xmlns:wp14="http://schemas.microsoft.com/office/word/2010/wordprocessingDrawing" xmlns:wp="http://schemas.openxmlformats.org/drawingml/2006/wordprocessingDrawing" xmlns:w10="urn:schemas-microsoft-com:office:word" xmlns:w="http://schemas.openxmlformats.org/wordprocessingml/2006/main" xmlns:w14="http://schemas.microsoft.com/office/word/2010/wordml" xmlns:w15="http://schemas.microsoft.com/office/word/2012/wordml" xmlns:w16cex="http://schemas.microsoft.com/office/word/2018/wordml/cex" xmlns:w16cid="http://schemas.microsoft.com/office/word/2016/wordml/cid" xmlns:w16="http://schemas.microsoft.com/office/word/2018/wordml" xmlns:w16sdtdh="http://schemas.microsoft.com/office/word/2020/wordml/sdtdatahash" xmlns:w16se="http://schemas.microsoft.com/office/word/2015/wordml/symex" xmlns:wpg="http://schemas.microsoft.com/office/word/2010/wordprocessingGroup" xmlns:wpi="http://schemas.microsoft.com/office/word/2010/wordprocessingInk" xmlns:wne="http://schemas.microsoft.com/office/word/2006/wordml" xmlns:wps="http://schemas.microsoft.com/office/word/2010/wordprocessingShape" mc:Ignorable="w14 w15 w16se w16cid w16 w16cex w16sdtdh wp14">
   <w:footnote w:type="separator" w:id="-1">
     <w:p>
       <w:pPr>
@@ -14700,7 +14108,7 @@
 </file>
 
 <file path=word/header1.xml><?xml version="1.0" encoding="utf-8"?>
-<w:hdr xmlns:wpc="http://schemas.microsoft.com/office/word/2010/wordprocessingCanvas" xmlns:cx="http://schemas.microsoft.com/office/drawing/2014/chartex" xmlns:cx1="http://schemas.microsoft.com/office/drawing/2015/9/8/chartex" xmlns:cx2="http://schemas.microsoft.com/office/drawing/2015/10/21/chartex" xmlns:cx3="http://schemas.microsoft.com/office/drawing/2016/5/9/chartex" xmlns:cx4="http://schemas.microsoft.com/office/drawing/2016/5/10/chartex" xmlns:cx5="http://schemas.microsoft.com/office/drawing/2016/5/11/chartex" xmlns:cx6="http://schemas.microsoft.com/office/drawing/2016/5/12/chartex" xmlns:cx7="http://schemas.microsoft.com/office/drawing/2016/5/13/chartex" xmlns:cx8="http://schemas.microsoft.com/office/drawing/2016/5/14/chartex" xmlns:mc="http://schemas.openxmlformats.org/markup-compatibility/2006" xmlns:aink="http://schemas.microsoft.com/office/drawing/2016/ink" xmlns:am3d="http://schemas.microsoft.com/office/drawing/2017/model3d" xmlns:o="urn:schemas-microsoft-com:office:office" xmlns:oel="http://schemas.microsoft.com/office/2019/extlst" xmlns:r="http://schemas.openxmlformats.org/officeDocument/2006/relationships" xmlns:m="http://schemas.openxmlformats.org/officeDocument/2006/math" xmlns:v="urn:schemas-microsoft-com:vml" xmlns:wp14="http://schemas.microsoft.com/office/word/2010/wordprocessingDrawing" xmlns:wp="http://schemas.openxmlformats.org/drawingml/2006/wordprocessingDrawing" xmlns:w10="urn:schemas-microsoft-com:office:word" xmlns:w="http://schemas.openxmlformats.org/wordprocessingml/2006/main" xmlns:w14="http://schemas.microsoft.com/office/word/2010/wordml" xmlns:w15="http://schemas.microsoft.com/office/word/2012/wordml" xmlns:w16cex="http://schemas.microsoft.com/office/word/2018/wordml/cex" xmlns:w16cid="http://schemas.microsoft.com/office/word/2016/wordml/cid" xmlns:w16="http://schemas.microsoft.com/office/word/2018/wordml" xmlns:w16sdtdh="http://schemas.microsoft.com/office/word/2020/wordml/sdtdatahash" xmlns:w16se="http://schemas.microsoft.com/office/word/2015/wordml/symex" xmlns:wpg="http://schemas.microsoft.com/office/word/2010/wordprocessingGroup" xmlns:wpi="http://schemas.microsoft.com/office/word/2010/wordprocessingInk" xmlns:wne="http://schemas.microsoft.com/office/word/2006/wordml" xmlns:wps="http://schemas.microsoft.com/office/word/2010/wordprocessingShape" mc:Ignorable="w14 w15 w16se w16cid w16 w16cex w16sdtdh wp14">
+<w:hdr xmlns:wpc="http://schemas.microsoft.com/office/word/2010/wordprocessingCanvas" xmlns:cx="http://schemas.microsoft.com/office/drawing/2014/chartex" xmlns:cx1="http://schemas.microsoft.com/office/drawing/2015/9/8/chartex" xmlns:cx2="http://schemas.microsoft.com/office/drawing/2015/10/21/chartex" xmlns:cx3="http://schemas.microsoft.com/office/drawing/2016/5/9/chartex" xmlns:cx4="http://schemas.microsoft.com/office/drawing/2016/5/10/chartex" xmlns:cx5="http://schemas.microsoft.com/office/drawing/2016/5/11/chartex" xmlns:cx6="http://schemas.microsoft.com/office/drawing/2016/5/12/chartex" xmlns:cx7="http://schemas.microsoft.com/office/drawing/2016/5/13/chartex" xmlns:cx8="http://schemas.microsoft.com/office/drawing/2016/5/14/chartex" xmlns:mc="http://schemas.openxmlformats.org/markup-compatibility/2006" xmlns:aink="http://schemas.microsoft.com/office/drawing/2016/ink" xmlns:am3d="http://schemas.microsoft.com/office/drawing/2017/model3d" xmlns:o="urn:schemas-microsoft-com:office:office" xmlns:r="http://schemas.openxmlformats.org/officeDocument/2006/relationships" xmlns:m="http://schemas.openxmlformats.org/officeDocument/2006/math" xmlns:v="urn:schemas-microsoft-com:vml" xmlns:wp14="http://schemas.microsoft.com/office/word/2010/wordprocessingDrawing" xmlns:wp="http://schemas.openxmlformats.org/drawingml/2006/wordprocessingDrawing" xmlns:w10="urn:schemas-microsoft-com:office:word" xmlns:w="http://schemas.openxmlformats.org/wordprocessingml/2006/main" xmlns:w14="http://schemas.microsoft.com/office/word/2010/wordml" xmlns:w15="http://schemas.microsoft.com/office/word/2012/wordml" xmlns:w16cex="http://schemas.microsoft.com/office/word/2018/wordml/cex" xmlns:w16cid="http://schemas.microsoft.com/office/word/2016/wordml/cid" xmlns:w16="http://schemas.microsoft.com/office/word/2018/wordml" xmlns:w16sdtdh="http://schemas.microsoft.com/office/word/2020/wordml/sdtdatahash" xmlns:w16se="http://schemas.microsoft.com/office/word/2015/wordml/symex" xmlns:wpg="http://schemas.microsoft.com/office/word/2010/wordprocessingGroup" xmlns:wpi="http://schemas.microsoft.com/office/word/2010/wordprocessingInk" xmlns:wne="http://schemas.microsoft.com/office/word/2006/wordml" xmlns:wps="http://schemas.microsoft.com/office/word/2010/wordprocessingShape" mc:Ignorable="w14 w15 w16se w16cid w16 w16cex w16sdtdh wp14">
   <w:p>
     <w:pPr>
       <w:pStyle w:val="Encabezado"/>
@@ -14786,7 +14194,7 @@
 </file>
 
 <file path=word/numbering.xml><?xml version="1.0" encoding="utf-8"?>
-<w:numbering xmlns:wpc="http://schemas.microsoft.com/office/word/2010/wordprocessingCanvas" xmlns:cx="http://schemas.microsoft.com/office/drawing/2014/chartex" xmlns:cx1="http://schemas.microsoft.com/office/drawing/2015/9/8/chartex" xmlns:cx2="http://schemas.microsoft.com/office/drawing/2015/10/21/chartex" xmlns:cx3="http://schemas.microsoft.com/office/drawing/2016/5/9/chartex" xmlns:cx4="http://schemas.microsoft.com/office/drawing/2016/5/10/chartex" xmlns:cx5="http://schemas.microsoft.com/office/drawing/2016/5/11/chartex" xmlns:cx6="http://schemas.microsoft.com/office/drawing/2016/5/12/chartex" xmlns:cx7="http://schemas.microsoft.com/office/drawing/2016/5/13/chartex" xmlns:cx8="http://schemas.microsoft.com/office/drawing/2016/5/14/chartex" xmlns:mc="http://schemas.openxmlformats.org/markup-compatibility/2006" xmlns:aink="http://schemas.microsoft.com/office/drawing/2016/ink" xmlns:am3d="http://schemas.microsoft.com/office/drawing/2017/model3d" xmlns:o="urn:schemas-microsoft-com:office:office" xmlns:oel="http://schemas.microsoft.com/office/2019/extlst" xmlns:r="http://schemas.openxmlformats.org/officeDocument/2006/relationships" xmlns:m="http://schemas.openxmlformats.org/officeDocument/2006/math" xmlns:v="urn:schemas-microsoft-com:vml" xmlns:wp14="http://schemas.microsoft.com/office/word/2010/wordprocessingDrawing" xmlns:wp="http://schemas.openxmlformats.org/drawingml/2006/wordprocessingDrawing" xmlns:w10="urn:schemas-microsoft-com:office:word" xmlns:w="http://schemas.openxmlformats.org/wordprocessingml/2006/main" xmlns:w14="http://schemas.microsoft.com/office/word/2010/wordml" xmlns:w15="http://schemas.microsoft.com/office/word/2012/wordml" xmlns:w16cex="http://schemas.microsoft.com/office/word/2018/wordml/cex" xmlns:w16cid="http://schemas.microsoft.com/office/word/2016/wordml/cid" xmlns:w16="http://schemas.microsoft.com/office/word/2018/wordml" xmlns:w16sdtdh="http://schemas.microsoft.com/office/word/2020/wordml/sdtdatahash" xmlns:w16se="http://schemas.microsoft.com/office/word/2015/wordml/symex" xmlns:wpg="http://schemas.microsoft.com/office/word/2010/wordprocessingGroup" xmlns:wpi="http://schemas.microsoft.com/office/word/2010/wordprocessingInk" xmlns:wne="http://schemas.microsoft.com/office/word/2006/wordml" xmlns:wps="http://schemas.microsoft.com/office/word/2010/wordprocessingShape" mc:Ignorable="w14 w15 w16se w16cid w16 w16cex w16sdtdh wp14">
+<w:numbering xmlns:wpc="http://schemas.microsoft.com/office/word/2010/wordprocessingCanvas" xmlns:cx="http://schemas.microsoft.com/office/drawing/2014/chartex" xmlns:cx1="http://schemas.microsoft.com/office/drawing/2015/9/8/chartex" xmlns:cx2="http://schemas.microsoft.com/office/drawing/2015/10/21/chartex" xmlns:cx3="http://schemas.microsoft.com/office/drawing/2016/5/9/chartex" xmlns:cx4="http://schemas.microsoft.com/office/drawing/2016/5/10/chartex" xmlns:cx5="http://schemas.microsoft.com/office/drawing/2016/5/11/chartex" xmlns:cx6="http://schemas.microsoft.com/office/drawing/2016/5/12/chartex" xmlns:cx7="http://schemas.microsoft.com/office/drawing/2016/5/13/chartex" xmlns:cx8="http://schemas.microsoft.com/office/drawing/2016/5/14/chartex" xmlns:mc="http://schemas.openxmlformats.org/markup-compatibility/2006" xmlns:aink="http://schemas.microsoft.com/office/drawing/2016/ink" xmlns:am3d="http://schemas.microsoft.com/office/drawing/2017/model3d" xmlns:o="urn:schemas-microsoft-com:office:office" xmlns:r="http://schemas.openxmlformats.org/officeDocument/2006/relationships" xmlns:m="http://schemas.openxmlformats.org/officeDocument/2006/math" xmlns:v="urn:schemas-microsoft-com:vml" xmlns:wp14="http://schemas.microsoft.com/office/word/2010/wordprocessingDrawing" xmlns:wp="http://schemas.openxmlformats.org/drawingml/2006/wordprocessingDrawing" xmlns:w10="urn:schemas-microsoft-com:office:word" xmlns:w="http://schemas.openxmlformats.org/wordprocessingml/2006/main" xmlns:w14="http://schemas.microsoft.com/office/word/2010/wordml" xmlns:w15="http://schemas.microsoft.com/office/word/2012/wordml" xmlns:w16cex="http://schemas.microsoft.com/office/word/2018/wordml/cex" xmlns:w16cid="http://schemas.microsoft.com/office/word/2016/wordml/cid" xmlns:w16="http://schemas.microsoft.com/office/word/2018/wordml" xmlns:w16sdtdh="http://schemas.microsoft.com/office/word/2020/wordml/sdtdatahash" xmlns:w16se="http://schemas.microsoft.com/office/word/2015/wordml/symex" xmlns:wpg="http://schemas.microsoft.com/office/word/2010/wordprocessingGroup" xmlns:wpi="http://schemas.microsoft.com/office/word/2010/wordprocessingInk" xmlns:wne="http://schemas.microsoft.com/office/word/2006/wordml" xmlns:wps="http://schemas.microsoft.com/office/word/2010/wordprocessingShape" mc:Ignorable="w14 w15 w16se w16cid w16 w16cex w16sdtdh wp14">
   <w:abstractNum w:abstractNumId="0" w15:restartNumberingAfterBreak="0">
     <w:nsid w:val="FFFFFF7E"/>
     <w:multiLevelType w:val="singleLevel"/>
@@ -19053,37 +18461,37 @@
       </w:rPr>
     </w:lvl>
   </w:abstractNum>
-  <w:num w:numId="1" w16cid:durableId="772671749">
+  <w:num w:numId="1">
     <w:abstractNumId w:val="5"/>
   </w:num>
-  <w:num w:numId="2" w16cid:durableId="399139361">
+  <w:num w:numId="2">
     <w:abstractNumId w:val="15"/>
   </w:num>
-  <w:num w:numId="3" w16cid:durableId="610863320">
+  <w:num w:numId="3">
     <w:abstractNumId w:val="36"/>
   </w:num>
-  <w:num w:numId="4" w16cid:durableId="1026562646">
+  <w:num w:numId="4">
     <w:abstractNumId w:val="22"/>
   </w:num>
-  <w:num w:numId="5" w16cid:durableId="2006132240">
+  <w:num w:numId="5">
     <w:abstractNumId w:val="26"/>
   </w:num>
-  <w:num w:numId="6" w16cid:durableId="1391465342">
+  <w:num w:numId="6">
     <w:abstractNumId w:val="3"/>
   </w:num>
-  <w:num w:numId="7" w16cid:durableId="1319312428">
+  <w:num w:numId="7">
     <w:abstractNumId w:val="2"/>
   </w:num>
-  <w:num w:numId="8" w16cid:durableId="153881047">
+  <w:num w:numId="8">
     <w:abstractNumId w:val="4"/>
   </w:num>
-  <w:num w:numId="9" w16cid:durableId="1754889659">
+  <w:num w:numId="9">
     <w:abstractNumId w:val="1"/>
   </w:num>
-  <w:num w:numId="10" w16cid:durableId="1262683308">
+  <w:num w:numId="10">
     <w:abstractNumId w:val="0"/>
   </w:num>
-  <w:num w:numId="11" w16cid:durableId="584343591">
+  <w:num w:numId="11">
     <w:abstractNumId w:val="26"/>
     <w:lvlOverride w:ilvl="0">
       <w:startOverride w:val="1"/>
@@ -19113,22 +18521,22 @@
       <w:startOverride w:val="1"/>
     </w:lvlOverride>
   </w:num>
-  <w:num w:numId="12" w16cid:durableId="443885067">
+  <w:num w:numId="12">
     <w:abstractNumId w:val="19"/>
   </w:num>
-  <w:num w:numId="13" w16cid:durableId="505095965">
+  <w:num w:numId="13">
     <w:abstractNumId w:val="21"/>
   </w:num>
-  <w:num w:numId="14" w16cid:durableId="1079984971">
+  <w:num w:numId="14">
     <w:abstractNumId w:val="40"/>
   </w:num>
-  <w:num w:numId="15" w16cid:durableId="184102052">
+  <w:num w:numId="15">
     <w:abstractNumId w:val="24"/>
   </w:num>
-  <w:num w:numId="16" w16cid:durableId="1946693053">
+  <w:num w:numId="16">
     <w:abstractNumId w:val="13"/>
   </w:num>
-  <w:num w:numId="17" w16cid:durableId="826557072">
+  <w:num w:numId="17">
     <w:abstractNumId w:val="26"/>
     <w:lvlOverride w:ilvl="0">
       <w:startOverride w:val="1"/>
@@ -19158,58 +18566,58 @@
       <w:startOverride w:val="1"/>
     </w:lvlOverride>
   </w:num>
-  <w:num w:numId="18" w16cid:durableId="1704549782">
+  <w:num w:numId="18">
     <w:abstractNumId w:val="10"/>
   </w:num>
-  <w:num w:numId="19" w16cid:durableId="1496453849">
+  <w:num w:numId="19">
     <w:abstractNumId w:val="31"/>
   </w:num>
-  <w:num w:numId="20" w16cid:durableId="401953642">
+  <w:num w:numId="20">
     <w:abstractNumId w:val="29"/>
   </w:num>
-  <w:num w:numId="21" w16cid:durableId="2100060564">
+  <w:num w:numId="21">
     <w:abstractNumId w:val="27"/>
   </w:num>
-  <w:num w:numId="22" w16cid:durableId="1682270423">
+  <w:num w:numId="22">
     <w:abstractNumId w:val="37"/>
   </w:num>
-  <w:num w:numId="23" w16cid:durableId="1334067369">
+  <w:num w:numId="23">
     <w:abstractNumId w:val="35"/>
   </w:num>
-  <w:num w:numId="24" w16cid:durableId="127624780">
+  <w:num w:numId="24">
     <w:abstractNumId w:val="32"/>
   </w:num>
-  <w:num w:numId="25" w16cid:durableId="154730529">
+  <w:num w:numId="25">
     <w:abstractNumId w:val="18"/>
   </w:num>
-  <w:num w:numId="26" w16cid:durableId="1014188936">
+  <w:num w:numId="26">
     <w:abstractNumId w:val="44"/>
   </w:num>
-  <w:num w:numId="27" w16cid:durableId="1576165130">
+  <w:num w:numId="27">
     <w:abstractNumId w:val="41"/>
   </w:num>
-  <w:num w:numId="28" w16cid:durableId="976105953">
+  <w:num w:numId="28">
     <w:abstractNumId w:val="39"/>
   </w:num>
-  <w:num w:numId="29" w16cid:durableId="119809814">
+  <w:num w:numId="29">
     <w:abstractNumId w:val="20"/>
   </w:num>
-  <w:num w:numId="30" w16cid:durableId="1290354903">
+  <w:num w:numId="30">
     <w:abstractNumId w:val="23"/>
   </w:num>
-  <w:num w:numId="31" w16cid:durableId="1500729023">
+  <w:num w:numId="31">
     <w:abstractNumId w:val="28"/>
   </w:num>
-  <w:num w:numId="32" w16cid:durableId="1493138798">
+  <w:num w:numId="32">
     <w:abstractNumId w:val="25"/>
   </w:num>
-  <w:num w:numId="33" w16cid:durableId="1732994175">
+  <w:num w:numId="33">
     <w:abstractNumId w:val="14"/>
   </w:num>
-  <w:num w:numId="34" w16cid:durableId="1865248543">
+  <w:num w:numId="34">
     <w:abstractNumId w:val="30"/>
   </w:num>
-  <w:num w:numId="35" w16cid:durableId="957176971">
+  <w:num w:numId="35">
     <w:abstractNumId w:val="26"/>
     <w:lvlOverride w:ilvl="0">
       <w:startOverride w:val="1"/>
@@ -19239,19 +18647,19 @@
       <w:startOverride w:val="1"/>
     </w:lvlOverride>
   </w:num>
-  <w:num w:numId="36" w16cid:durableId="1716539818">
+  <w:num w:numId="36">
     <w:abstractNumId w:val="17"/>
   </w:num>
-  <w:num w:numId="37" w16cid:durableId="177164643">
+  <w:num w:numId="37">
     <w:abstractNumId w:val="7"/>
   </w:num>
-  <w:num w:numId="38" w16cid:durableId="866680522">
+  <w:num w:numId="38">
     <w:abstractNumId w:val="43"/>
   </w:num>
-  <w:num w:numId="39" w16cid:durableId="18825512">
+  <w:num w:numId="39">
     <w:abstractNumId w:val="33"/>
   </w:num>
-  <w:num w:numId="40" w16cid:durableId="1376655759">
+  <w:num w:numId="40">
     <w:abstractNumId w:val="26"/>
     <w:lvlOverride w:ilvl="0">
       <w:startOverride w:val="1"/>
@@ -19281,31 +18689,31 @@
       <w:startOverride w:val="1"/>
     </w:lvlOverride>
   </w:num>
-  <w:num w:numId="41" w16cid:durableId="1859267513">
+  <w:num w:numId="41">
     <w:abstractNumId w:val="9"/>
   </w:num>
-  <w:num w:numId="42" w16cid:durableId="267199138">
+  <w:num w:numId="42">
     <w:abstractNumId w:val="42"/>
   </w:num>
-  <w:num w:numId="43" w16cid:durableId="1101491990">
+  <w:num w:numId="43">
     <w:abstractNumId w:val="34"/>
   </w:num>
-  <w:num w:numId="44" w16cid:durableId="919145688">
+  <w:num w:numId="44">
     <w:abstractNumId w:val="38"/>
   </w:num>
-  <w:num w:numId="45" w16cid:durableId="1913468828">
+  <w:num w:numId="45">
     <w:abstractNumId w:val="11"/>
   </w:num>
-  <w:num w:numId="46" w16cid:durableId="412703707">
+  <w:num w:numId="46">
     <w:abstractNumId w:val="16"/>
   </w:num>
-  <w:num w:numId="47" w16cid:durableId="1510411888">
+  <w:num w:numId="47">
     <w:abstractNumId w:val="6"/>
   </w:num>
-  <w:num w:numId="48" w16cid:durableId="2130276115">
+  <w:num w:numId="48">
     <w:abstractNumId w:val="8"/>
   </w:num>
-  <w:num w:numId="49" w16cid:durableId="1895968461">
+  <w:num w:numId="49">
     <w:abstractNumId w:val="12"/>
   </w:num>
   <w:numIdMacAtCleanup w:val="49"/>
@@ -32422,12 +31830,27 @@
   <ds:schemaRefs>
     <ds:schemaRef ds:uri="http://schemas.microsoft.com/office/2006/metadata/properties"/>
     <ds:schemaRef ds:uri="http://schemas.microsoft.com/office/infopath/2007/PartnerControls"/>
-    <ds:schemaRef ds:uri="b250f519-6473-4480-8c44-6ee3a3a530c3"/>
-    <ds:schemaRef ds:uri="d174a4fb-80c2-4523-8d89-375030acacbf"/>
+    <ds:schemaRef ds:uri="13c90a0b-73bc-4dc0-be5f-28d77b615beb"/>
+    <ds:schemaRef ds:uri="13c93bba-48ce-428c-bfe5-88b42c19b028"/>
   </ds:schemaRefs>
 </ds:datastoreItem>
 </file>
 
 <file path=customXml/itemProps4.xml><?xml version="1.0" encoding="utf-8"?>
-<ds:datastoreItem xmlns:ds="http://schemas.openxmlformats.org/officeDocument/2006/customXml" ds:itemID="{C1F9145B-470D-4089-821B-4E1FA8304376}"/>
+<ds:datastoreItem xmlns:ds="http://schemas.openxmlformats.org/officeDocument/2006/customXml" ds:itemID="{C1F9145B-470D-4089-821B-4E1FA8304376}">
+  <ds:schemaRefs>
+    <ds:schemaRef ds:uri="http://schemas.microsoft.com/office/2006/metadata/contentType"/>
+    <ds:schemaRef ds:uri="http://schemas.microsoft.com/office/2006/metadata/properties/metaAttributes"/>
+    <ds:schemaRef ds:uri="http://www.w3.org/2001/XMLSchema"/>
+    <ds:schemaRef ds:uri="http://schemas.microsoft.com/office/2006/metadata/properties"/>
+    <ds:schemaRef ds:uri="13c90a0b-73bc-4dc0-be5f-28d77b615beb"/>
+    <ds:schemaRef ds:uri="13c93bba-48ce-428c-bfe5-88b42c19b028"/>
+    <ds:schemaRef ds:uri="http://schemas.microsoft.com/office/2006/documentManagement/types"/>
+    <ds:schemaRef ds:uri="http://schemas.microsoft.com/office/infopath/2007/PartnerControls"/>
+    <ds:schemaRef ds:uri="http://schemas.openxmlformats.org/package/2006/metadata/core-properties"/>
+    <ds:schemaRef ds:uri="http://purl.org/dc/elements/1.1/"/>
+    <ds:schemaRef ds:uri="http://purl.org/dc/terms/"/>
+    <ds:schemaRef ds:uri="http://schemas.microsoft.com/internal/obd"/>
+  </ds:schemaRefs>
+</ds:datastoreItem>
 </file>